--- a/Historias de Usuario.docx
+++ b/Historias de Usuario.docx
@@ -241,11 +241,15 @@
         <w:jc w:val="both"/>
         <w:rPr>
           <w:rFonts w:ascii="Times New Roman" w:hAnsi="Times New Roman" w:cs="Times New Roman"/>
+          <w:sz w:val="24"/>
+          <w:szCs w:val="24"/>
         </w:rPr>
       </w:pPr>
       <w:r>
         <w:rPr>
           <w:rFonts w:ascii="Times New Roman" w:hAnsi="Times New Roman" w:cs="Times New Roman"/>
+          <w:sz w:val="24"/>
+          <w:szCs w:val="24"/>
         </w:rPr>
         <w:t>Como usuario registrado del sistema, quiero iniciar sesión con mi correo y contraseña, para acceder a las funcionalidades permitidas según mi rol.</w:t>
       </w:r>
@@ -255,6 +259,8 @@
         <w:jc w:val="both"/>
         <w:rPr>
           <w:rFonts w:ascii="Times New Roman" w:hAnsi="Times New Roman" w:cs="Times New Roman"/>
+          <w:sz w:val="24"/>
+          <w:szCs w:val="24"/>
         </w:rPr>
       </w:pPr>
       <w:r>
@@ -368,6 +374,8 @@
                 <w:rFonts w:ascii="Times New Roman" w:hAnsi="Times New Roman" w:cs="Times New Roman"/>
                 <w:b/>
                 <w:bCs/>
+                <w:sz w:val="24"/>
+                <w:szCs w:val="24"/>
               </w:rPr>
               <w:t>Escenario</w:t>
             </w:r>
@@ -405,6 +413,8 @@
                 <w:rFonts w:ascii="Times New Roman" w:hAnsi="Times New Roman" w:cs="Times New Roman"/>
                 <w:b/>
                 <w:bCs/>
+                <w:sz w:val="24"/>
+                <w:szCs w:val="24"/>
               </w:rPr>
               <w:t>Dado que (Given)</w:t>
             </w:r>
@@ -442,6 +452,8 @@
                 <w:rFonts w:ascii="Times New Roman" w:hAnsi="Times New Roman" w:cs="Times New Roman"/>
                 <w:b/>
                 <w:bCs/>
+                <w:sz w:val="24"/>
+                <w:szCs w:val="24"/>
               </w:rPr>
               <w:t>Cuando (</w:t>
             </w:r>
@@ -451,6 +463,8 @@
                 <w:rFonts w:ascii="Times New Roman" w:hAnsi="Times New Roman" w:cs="Times New Roman"/>
                 <w:b/>
                 <w:bCs/>
+                <w:sz w:val="24"/>
+                <w:szCs w:val="24"/>
               </w:rPr>
               <w:t>When</w:t>
             </w:r>
@@ -460,6 +474,8 @@
                 <w:rFonts w:ascii="Times New Roman" w:hAnsi="Times New Roman" w:cs="Times New Roman"/>
                 <w:b/>
                 <w:bCs/>
+                <w:sz w:val="24"/>
+                <w:szCs w:val="24"/>
               </w:rPr>
               <w:t>)</w:t>
             </w:r>
@@ -497,6 +513,8 @@
                 <w:rFonts w:ascii="Times New Roman" w:hAnsi="Times New Roman" w:cs="Times New Roman"/>
                 <w:b/>
                 <w:bCs/>
+                <w:sz w:val="24"/>
+                <w:szCs w:val="24"/>
               </w:rPr>
               <w:t>Entonces (Then)</w:t>
             </w:r>
@@ -538,6 +556,8 @@
                 <w:rFonts w:ascii="Times New Roman" w:hAnsi="Times New Roman" w:cs="Times New Roman"/>
                 <w:b/>
                 <w:bCs/>
+                <w:sz w:val="24"/>
+                <w:szCs w:val="24"/>
               </w:rPr>
               <w:t>Login exitoso</w:t>
             </w:r>
@@ -573,6 +593,8 @@
             <w:r>
               <w:rPr>
                 <w:rFonts w:ascii="Times New Roman" w:hAnsi="Times New Roman" w:cs="Times New Roman"/>
+                <w:sz w:val="24"/>
+                <w:szCs w:val="24"/>
               </w:rPr>
               <w:t>existe un usuario registrado con credenciales válidas</w:t>
             </w:r>
@@ -608,6 +630,8 @@
             <w:r>
               <w:rPr>
                 <w:rFonts w:ascii="Times New Roman" w:hAnsi="Times New Roman" w:cs="Times New Roman"/>
+                <w:sz w:val="24"/>
+                <w:szCs w:val="24"/>
               </w:rPr>
               <w:t>el usuario envía correo y contraseña correctos</w:t>
             </w:r>
@@ -643,6 +667,8 @@
             <w:r>
               <w:rPr>
                 <w:rFonts w:ascii="Times New Roman" w:hAnsi="Times New Roman" w:cs="Times New Roman"/>
+                <w:sz w:val="24"/>
+                <w:szCs w:val="24"/>
               </w:rPr>
               <w:t>el sistema genera un JWT y permite el acceso</w:t>
             </w:r>
@@ -684,6 +710,8 @@
                 <w:rFonts w:ascii="Times New Roman" w:hAnsi="Times New Roman" w:cs="Times New Roman"/>
                 <w:b/>
                 <w:bCs/>
+                <w:sz w:val="24"/>
+                <w:szCs w:val="24"/>
               </w:rPr>
               <w:t>Credenciales incorrectas</w:t>
             </w:r>
@@ -719,6 +747,8 @@
             <w:r>
               <w:rPr>
                 <w:rFonts w:ascii="Times New Roman" w:hAnsi="Times New Roman" w:cs="Times New Roman"/>
+                <w:sz w:val="24"/>
+                <w:szCs w:val="24"/>
               </w:rPr>
               <w:t>el correo o contraseña son incorrectos</w:t>
             </w:r>
@@ -754,6 +784,8 @@
             <w:r>
               <w:rPr>
                 <w:rFonts w:ascii="Times New Roman" w:hAnsi="Times New Roman" w:cs="Times New Roman"/>
+                <w:sz w:val="24"/>
+                <w:szCs w:val="24"/>
               </w:rPr>
               <w:t>el usuario intenta iniciar sesión</w:t>
             </w:r>
@@ -789,6 +821,8 @@
             <w:r>
               <w:rPr>
                 <w:rFonts w:ascii="Times New Roman" w:hAnsi="Times New Roman" w:cs="Times New Roman"/>
+                <w:sz w:val="24"/>
+                <w:szCs w:val="24"/>
               </w:rPr>
               <w:t>el sistema responde con "Credenciales inválidas"</w:t>
             </w:r>
@@ -830,6 +864,8 @@
                 <w:rFonts w:ascii="Times New Roman" w:hAnsi="Times New Roman" w:cs="Times New Roman"/>
                 <w:b/>
                 <w:bCs/>
+                <w:sz w:val="24"/>
+                <w:szCs w:val="24"/>
               </w:rPr>
               <w:t>Usuario inexistente</w:t>
             </w:r>
@@ -865,6 +901,8 @@
             <w:r>
               <w:rPr>
                 <w:rFonts w:ascii="Times New Roman" w:hAnsi="Times New Roman" w:cs="Times New Roman"/>
+                <w:sz w:val="24"/>
+                <w:szCs w:val="24"/>
               </w:rPr>
               <w:t>el correo no existe en la base de datos</w:t>
             </w:r>
@@ -900,6 +938,8 @@
             <w:r>
               <w:rPr>
                 <w:rFonts w:ascii="Times New Roman" w:hAnsi="Times New Roman" w:cs="Times New Roman"/>
+                <w:sz w:val="24"/>
+                <w:szCs w:val="24"/>
               </w:rPr>
               <w:t>el usuario intenta iniciar sesión</w:t>
             </w:r>
@@ -935,6 +975,8 @@
             <w:r>
               <w:rPr>
                 <w:rFonts w:ascii="Times New Roman" w:hAnsi="Times New Roman" w:cs="Times New Roman"/>
+                <w:sz w:val="24"/>
+                <w:szCs w:val="24"/>
               </w:rPr>
               <w:t>el sistema rechaza el acceso</w:t>
             </w:r>
@@ -976,6 +1018,8 @@
                 <w:rFonts w:ascii="Times New Roman" w:hAnsi="Times New Roman" w:cs="Times New Roman"/>
                 <w:b/>
                 <w:bCs/>
+                <w:sz w:val="24"/>
+                <w:szCs w:val="24"/>
               </w:rPr>
               <w:t>Campos vacíos</w:t>
             </w:r>
@@ -1011,6 +1055,8 @@
             <w:r>
               <w:rPr>
                 <w:rFonts w:ascii="Times New Roman" w:hAnsi="Times New Roman" w:cs="Times New Roman"/>
+                <w:sz w:val="24"/>
+                <w:szCs w:val="24"/>
               </w:rPr>
               <w:t>el correo o contraseña están vacíos</w:t>
             </w:r>
@@ -1046,6 +1092,8 @@
             <w:r>
               <w:rPr>
                 <w:rFonts w:ascii="Times New Roman" w:hAnsi="Times New Roman" w:cs="Times New Roman"/>
+                <w:sz w:val="24"/>
+                <w:szCs w:val="24"/>
               </w:rPr>
               <w:t>el usuario envía el formulario</w:t>
             </w:r>
@@ -1081,6 +1129,8 @@
             <w:r>
               <w:rPr>
                 <w:rFonts w:ascii="Times New Roman" w:hAnsi="Times New Roman" w:cs="Times New Roman"/>
+                <w:sz w:val="24"/>
+                <w:szCs w:val="24"/>
               </w:rPr>
               <w:t>el sistema bloquea el envío y muestra validaciones</w:t>
             </w:r>
@@ -1093,6 +1143,8 @@
         <w:jc w:val="both"/>
         <w:rPr>
           <w:rFonts w:ascii="Times New Roman" w:hAnsi="Times New Roman" w:cs="Times New Roman"/>
+          <w:sz w:val="24"/>
+          <w:szCs w:val="24"/>
         </w:rPr>
       </w:pPr>
     </w:p>
@@ -1103,6 +1155,8 @@
           <w:rFonts w:ascii="Times New Roman" w:hAnsi="Times New Roman" w:cs="Times New Roman"/>
           <w:b/>
           <w:bCs/>
+          <w:sz w:val="24"/>
+          <w:szCs w:val="24"/>
         </w:rPr>
       </w:pPr>
       <w:r>
@@ -1110,6 +1164,8 @@
           <w:rFonts w:ascii="Times New Roman" w:hAnsi="Times New Roman" w:cs="Times New Roman"/>
           <w:b/>
           <w:bCs/>
+          <w:sz w:val="24"/>
+          <w:szCs w:val="24"/>
         </w:rPr>
         <w:t>Requisitos no funcionales</w:t>
       </w:r>
@@ -1123,11 +1179,15 @@
         <w:jc w:val="both"/>
         <w:rPr>
           <w:rFonts w:ascii="Times New Roman" w:hAnsi="Times New Roman" w:cs="Times New Roman"/>
+          <w:sz w:val="24"/>
+          <w:szCs w:val="24"/>
         </w:rPr>
       </w:pPr>
       <w:r>
         <w:rPr>
           <w:rFonts w:ascii="Times New Roman" w:hAnsi="Times New Roman" w:cs="Times New Roman"/>
+          <w:sz w:val="24"/>
+          <w:szCs w:val="24"/>
         </w:rPr>
         <w:t xml:space="preserve">Las contraseñas se validan utilizando </w:t>
       </w:r>
@@ -1135,6 +1195,8 @@
       <w:r>
         <w:rPr>
           <w:rFonts w:ascii="Times New Roman" w:hAnsi="Times New Roman" w:cs="Times New Roman"/>
+          <w:sz w:val="24"/>
+          <w:szCs w:val="24"/>
         </w:rPr>
         <w:t>bcrypt</w:t>
       </w:r>
@@ -1142,6 +1204,8 @@
       <w:r>
         <w:rPr>
           <w:rFonts w:ascii="Times New Roman" w:hAnsi="Times New Roman" w:cs="Times New Roman"/>
+          <w:sz w:val="24"/>
+          <w:szCs w:val="24"/>
         </w:rPr>
         <w:t xml:space="preserve">. </w:t>
       </w:r>
@@ -1155,11 +1219,15 @@
         <w:jc w:val="both"/>
         <w:rPr>
           <w:rFonts w:ascii="Times New Roman" w:hAnsi="Times New Roman" w:cs="Times New Roman"/>
+          <w:sz w:val="24"/>
+          <w:szCs w:val="24"/>
         </w:rPr>
       </w:pPr>
       <w:r>
         <w:rPr>
           <w:rFonts w:ascii="Times New Roman" w:hAnsi="Times New Roman" w:cs="Times New Roman"/>
+          <w:sz w:val="24"/>
+          <w:szCs w:val="24"/>
         </w:rPr>
         <w:t xml:space="preserve">Los JWT deben incluir id, correo y rol del usuario. </w:t>
       </w:r>
@@ -1173,11 +1241,15 @@
         <w:jc w:val="both"/>
         <w:rPr>
           <w:rFonts w:ascii="Times New Roman" w:hAnsi="Times New Roman" w:cs="Times New Roman"/>
+          <w:sz w:val="24"/>
+          <w:szCs w:val="24"/>
         </w:rPr>
       </w:pPr>
       <w:r>
         <w:rPr>
           <w:rFonts w:ascii="Times New Roman" w:hAnsi="Times New Roman" w:cs="Times New Roman"/>
+          <w:sz w:val="24"/>
+          <w:szCs w:val="24"/>
         </w:rPr>
         <w:t>El tiempo de expiración del token es configurable mediante variables de entorno.</w:t>
       </w:r>
@@ -1377,17 +1449,23 @@
         <w:jc w:val="both"/>
         <w:rPr>
           <w:rFonts w:ascii="Times New Roman" w:hAnsi="Times New Roman" w:cs="Times New Roman"/>
+          <w:sz w:val="24"/>
+          <w:szCs w:val="24"/>
         </w:rPr>
       </w:pPr>
       <w:r>
         <w:rPr>
           <w:rFonts w:ascii="Times New Roman" w:hAnsi="Times New Roman" w:cs="Times New Roman"/>
+          <w:sz w:val="24"/>
+          <w:szCs w:val="24"/>
         </w:rPr>
         <w:t>Como administrador u operador</w:t>
       </w:r>
       <w:r>
         <w:rPr>
           <w:rFonts w:ascii="Times New Roman" w:hAnsi="Times New Roman" w:cs="Times New Roman"/>
+          <w:sz w:val="24"/>
+          <w:szCs w:val="24"/>
         </w:rPr>
         <w:t>, quiero registrar usuarios en la plataforma para asignarles acceso según sus responsabilidades.</w:t>
       </w:r>
@@ -1513,6 +1591,8 @@
                 <w:rFonts w:ascii="Times New Roman" w:hAnsi="Times New Roman" w:cs="Times New Roman"/>
                 <w:b/>
                 <w:bCs/>
+                <w:sz w:val="24"/>
+                <w:szCs w:val="24"/>
               </w:rPr>
               <w:lastRenderedPageBreak/>
               <w:t>Escenario</w:t>
@@ -1551,6 +1631,8 @@
                 <w:rFonts w:ascii="Times New Roman" w:hAnsi="Times New Roman" w:cs="Times New Roman"/>
                 <w:b/>
                 <w:bCs/>
+                <w:sz w:val="24"/>
+                <w:szCs w:val="24"/>
               </w:rPr>
               <w:t>Dado que</w:t>
             </w:r>
@@ -1588,6 +1670,8 @@
                 <w:rFonts w:ascii="Times New Roman" w:hAnsi="Times New Roman" w:cs="Times New Roman"/>
                 <w:b/>
                 <w:bCs/>
+                <w:sz w:val="24"/>
+                <w:szCs w:val="24"/>
               </w:rPr>
               <w:t>Cuando</w:t>
             </w:r>
@@ -1625,6 +1709,8 @@
                 <w:rFonts w:ascii="Times New Roman" w:hAnsi="Times New Roman" w:cs="Times New Roman"/>
                 <w:b/>
                 <w:bCs/>
+                <w:sz w:val="24"/>
+                <w:szCs w:val="24"/>
               </w:rPr>
               <w:t>Entonces</w:t>
             </w:r>
@@ -1666,6 +1752,8 @@
                 <w:rFonts w:ascii="Times New Roman" w:hAnsi="Times New Roman" w:cs="Times New Roman"/>
                 <w:b/>
                 <w:bCs/>
+                <w:sz w:val="24"/>
+                <w:szCs w:val="24"/>
               </w:rPr>
               <w:t>Crear administrador</w:t>
             </w:r>
@@ -1701,6 +1789,8 @@
             <w:r>
               <w:rPr>
                 <w:rFonts w:ascii="Times New Roman" w:hAnsi="Times New Roman" w:cs="Times New Roman"/>
+                <w:sz w:val="24"/>
+                <w:szCs w:val="24"/>
               </w:rPr>
               <w:t>el administrador tiene sesión activa</w:t>
             </w:r>
@@ -1736,6 +1826,8 @@
             <w:r>
               <w:rPr>
                 <w:rFonts w:ascii="Times New Roman" w:hAnsi="Times New Roman" w:cs="Times New Roman"/>
+                <w:sz w:val="24"/>
+                <w:szCs w:val="24"/>
               </w:rPr>
               <w:t>registra un usuario con rol ADMIN</w:t>
             </w:r>
@@ -1771,6 +1863,8 @@
             <w:r>
               <w:rPr>
                 <w:rFonts w:ascii="Times New Roman" w:hAnsi="Times New Roman" w:cs="Times New Roman"/>
+                <w:sz w:val="24"/>
+                <w:szCs w:val="24"/>
               </w:rPr>
               <w:t>el usuario se crea correctamente</w:t>
             </w:r>
@@ -1812,6 +1906,8 @@
                 <w:rFonts w:ascii="Times New Roman" w:hAnsi="Times New Roman" w:cs="Times New Roman"/>
                 <w:b/>
                 <w:bCs/>
+                <w:sz w:val="24"/>
+                <w:szCs w:val="24"/>
               </w:rPr>
               <w:t>Crear operador</w:t>
             </w:r>
@@ -1847,6 +1943,8 @@
             <w:r>
               <w:rPr>
                 <w:rFonts w:ascii="Times New Roman" w:hAnsi="Times New Roman" w:cs="Times New Roman"/>
+                <w:sz w:val="24"/>
+                <w:szCs w:val="24"/>
               </w:rPr>
               <w:t>el administrador tiene sesión activa</w:t>
             </w:r>
@@ -1882,6 +1980,8 @@
             <w:r>
               <w:rPr>
                 <w:rFonts w:ascii="Times New Roman" w:hAnsi="Times New Roman" w:cs="Times New Roman"/>
+                <w:sz w:val="24"/>
+                <w:szCs w:val="24"/>
               </w:rPr>
               <w:t>registra un usuario con rol OPERATOR</w:t>
             </w:r>
@@ -1917,6 +2017,8 @@
             <w:r>
               <w:rPr>
                 <w:rFonts w:ascii="Times New Roman" w:hAnsi="Times New Roman" w:cs="Times New Roman"/>
+                <w:sz w:val="24"/>
+                <w:szCs w:val="24"/>
               </w:rPr>
               <w:t>el usuario se crea correctamente</w:t>
             </w:r>
@@ -1958,6 +2060,8 @@
                 <w:rFonts w:ascii="Times New Roman" w:hAnsi="Times New Roman" w:cs="Times New Roman"/>
                 <w:b/>
                 <w:bCs/>
+                <w:sz w:val="24"/>
+                <w:szCs w:val="24"/>
               </w:rPr>
               <w:t>Crear cliente</w:t>
             </w:r>
@@ -1993,6 +2097,8 @@
             <w:r>
               <w:rPr>
                 <w:rFonts w:ascii="Times New Roman" w:hAnsi="Times New Roman" w:cs="Times New Roman"/>
+                <w:sz w:val="24"/>
+                <w:szCs w:val="24"/>
               </w:rPr>
               <w:t>el administrador u operador tiene sesión activa</w:t>
             </w:r>
@@ -2028,6 +2134,8 @@
             <w:r>
               <w:rPr>
                 <w:rFonts w:ascii="Times New Roman" w:hAnsi="Times New Roman" w:cs="Times New Roman"/>
+                <w:sz w:val="24"/>
+                <w:szCs w:val="24"/>
               </w:rPr>
               <w:t>registra un usuario con rol CLIENT</w:t>
             </w:r>
@@ -2063,6 +2171,8 @@
             <w:r>
               <w:rPr>
                 <w:rFonts w:ascii="Times New Roman" w:hAnsi="Times New Roman" w:cs="Times New Roman"/>
+                <w:sz w:val="24"/>
+                <w:szCs w:val="24"/>
               </w:rPr>
               <w:t>el usuario se crea correctamente</w:t>
             </w:r>
@@ -2104,6 +2214,8 @@
                 <w:rFonts w:ascii="Times New Roman" w:hAnsi="Times New Roman" w:cs="Times New Roman"/>
                 <w:b/>
                 <w:bCs/>
+                <w:sz w:val="24"/>
+                <w:szCs w:val="24"/>
               </w:rPr>
               <w:t>Correo duplicado</w:t>
             </w:r>
@@ -2139,6 +2251,8 @@
             <w:r>
               <w:rPr>
                 <w:rFonts w:ascii="Times New Roman" w:hAnsi="Times New Roman" w:cs="Times New Roman"/>
+                <w:sz w:val="24"/>
+                <w:szCs w:val="24"/>
               </w:rPr>
               <w:t>existe un usuario con el mismo correo</w:t>
             </w:r>
@@ -2174,6 +2288,8 @@
             <w:r>
               <w:rPr>
                 <w:rFonts w:ascii="Times New Roman" w:hAnsi="Times New Roman" w:cs="Times New Roman"/>
+                <w:sz w:val="24"/>
+                <w:szCs w:val="24"/>
               </w:rPr>
               <w:t>intenta crear otro usuario</w:t>
             </w:r>
@@ -2209,6 +2325,8 @@
             <w:r>
               <w:rPr>
                 <w:rFonts w:ascii="Times New Roman" w:hAnsi="Times New Roman" w:cs="Times New Roman"/>
+                <w:sz w:val="24"/>
+                <w:szCs w:val="24"/>
               </w:rPr>
               <w:t>el sistema rechaza la creación</w:t>
             </w:r>
@@ -2223,6 +2341,8 @@
           <w:rFonts w:ascii="Times New Roman" w:hAnsi="Times New Roman" w:cs="Times New Roman"/>
           <w:b/>
           <w:bCs/>
+          <w:sz w:val="24"/>
+          <w:szCs w:val="24"/>
         </w:rPr>
       </w:pPr>
       <w:r>
@@ -2230,6 +2350,8 @@
           <w:rFonts w:ascii="Times New Roman" w:hAnsi="Times New Roman" w:cs="Times New Roman"/>
           <w:b/>
           <w:bCs/>
+          <w:sz w:val="24"/>
+          <w:szCs w:val="24"/>
         </w:rPr>
         <w:t>Requisitos no funcionales</w:t>
       </w:r>
@@ -2243,11 +2365,15 @@
         <w:jc w:val="both"/>
         <w:rPr>
           <w:rFonts w:ascii="Times New Roman" w:hAnsi="Times New Roman" w:cs="Times New Roman"/>
+          <w:sz w:val="24"/>
+          <w:szCs w:val="24"/>
         </w:rPr>
       </w:pPr>
       <w:r>
         <w:rPr>
           <w:rFonts w:ascii="Times New Roman" w:hAnsi="Times New Roman" w:cs="Times New Roman"/>
+          <w:sz w:val="24"/>
+          <w:szCs w:val="24"/>
         </w:rPr>
         <w:t xml:space="preserve">La contraseña debe almacenarse encriptada con </w:t>
       </w:r>
@@ -2255,6 +2381,8 @@
       <w:r>
         <w:rPr>
           <w:rFonts w:ascii="Times New Roman" w:hAnsi="Times New Roman" w:cs="Times New Roman"/>
+          <w:sz w:val="24"/>
+          <w:szCs w:val="24"/>
         </w:rPr>
         <w:t>bcrypt</w:t>
       </w:r>
@@ -2262,6 +2390,8 @@
       <w:r>
         <w:rPr>
           <w:rFonts w:ascii="Times New Roman" w:hAnsi="Times New Roman" w:cs="Times New Roman"/>
+          <w:sz w:val="24"/>
+          <w:szCs w:val="24"/>
         </w:rPr>
         <w:t xml:space="preserve">. </w:t>
       </w:r>
@@ -2275,11 +2405,15 @@
         <w:jc w:val="both"/>
         <w:rPr>
           <w:rFonts w:ascii="Times New Roman" w:hAnsi="Times New Roman" w:cs="Times New Roman"/>
+          <w:sz w:val="24"/>
+          <w:szCs w:val="24"/>
         </w:rPr>
       </w:pPr>
       <w:r>
         <w:rPr>
           <w:rFonts w:ascii="Times New Roman" w:hAnsi="Times New Roman" w:cs="Times New Roman"/>
+          <w:sz w:val="24"/>
+          <w:szCs w:val="24"/>
         </w:rPr>
         <w:t xml:space="preserve">El correo debe ser único. </w:t>
       </w:r>
@@ -2293,11 +2427,15 @@
         <w:jc w:val="both"/>
         <w:rPr>
           <w:rFonts w:ascii="Times New Roman" w:hAnsi="Times New Roman" w:cs="Times New Roman"/>
+          <w:sz w:val="24"/>
+          <w:szCs w:val="24"/>
         </w:rPr>
       </w:pPr>
       <w:r>
         <w:rPr>
           <w:rFonts w:ascii="Times New Roman" w:hAnsi="Times New Roman" w:cs="Times New Roman"/>
+          <w:sz w:val="24"/>
+          <w:szCs w:val="24"/>
         </w:rPr>
         <w:t>Solo usuarios autenticados pueden crear usuarios.</w:t>
       </w:r>
@@ -2497,11 +2635,15 @@
         <w:jc w:val="both"/>
         <w:rPr>
           <w:rFonts w:ascii="Times New Roman" w:hAnsi="Times New Roman" w:cs="Times New Roman"/>
+          <w:sz w:val="24"/>
+          <w:szCs w:val="24"/>
         </w:rPr>
       </w:pPr>
       <w:r>
         <w:rPr>
           <w:rFonts w:ascii="Times New Roman" w:hAnsi="Times New Roman" w:cs="Times New Roman"/>
+          <w:sz w:val="24"/>
+          <w:szCs w:val="24"/>
         </w:rPr>
         <w:t>Como administrador u operador, quiero visualizar los usuarios registrados para administrar la plataforma.</w:t>
       </w:r>
@@ -2629,6 +2771,8 @@
                 <w:rFonts w:ascii="Times New Roman" w:hAnsi="Times New Roman" w:cs="Times New Roman"/>
                 <w:b/>
                 <w:bCs/>
+                <w:sz w:val="24"/>
+                <w:szCs w:val="24"/>
               </w:rPr>
               <w:t>Escenario</w:t>
             </w:r>
@@ -2666,6 +2810,8 @@
                 <w:rFonts w:ascii="Times New Roman" w:hAnsi="Times New Roman" w:cs="Times New Roman"/>
                 <w:b/>
                 <w:bCs/>
+                <w:sz w:val="24"/>
+                <w:szCs w:val="24"/>
               </w:rPr>
               <w:t>Dado que</w:t>
             </w:r>
@@ -2703,6 +2849,8 @@
                 <w:rFonts w:ascii="Times New Roman" w:hAnsi="Times New Roman" w:cs="Times New Roman"/>
                 <w:b/>
                 <w:bCs/>
+                <w:sz w:val="24"/>
+                <w:szCs w:val="24"/>
               </w:rPr>
               <w:t>Cuando</w:t>
             </w:r>
@@ -2740,6 +2888,8 @@
                 <w:rFonts w:ascii="Times New Roman" w:hAnsi="Times New Roman" w:cs="Times New Roman"/>
                 <w:b/>
                 <w:bCs/>
+                <w:sz w:val="24"/>
+                <w:szCs w:val="24"/>
               </w:rPr>
               <w:t>Entonces</w:t>
             </w:r>
@@ -2781,6 +2931,8 @@
                 <w:rFonts w:ascii="Times New Roman" w:hAnsi="Times New Roman" w:cs="Times New Roman"/>
                 <w:b/>
                 <w:bCs/>
+                <w:sz w:val="24"/>
+                <w:szCs w:val="24"/>
               </w:rPr>
               <w:t>Consulta exitosa</w:t>
             </w:r>
@@ -2816,6 +2968,8 @@
             <w:r>
               <w:rPr>
                 <w:rFonts w:ascii="Times New Roman" w:hAnsi="Times New Roman" w:cs="Times New Roman"/>
+                <w:sz w:val="24"/>
+                <w:szCs w:val="24"/>
               </w:rPr>
               <w:t>existen usuarios registrados</w:t>
             </w:r>
@@ -2851,6 +3005,8 @@
             <w:r>
               <w:rPr>
                 <w:rFonts w:ascii="Times New Roman" w:hAnsi="Times New Roman" w:cs="Times New Roman"/>
+                <w:sz w:val="24"/>
+                <w:szCs w:val="24"/>
               </w:rPr>
               <w:t>se accede al módulo usuarios</w:t>
             </w:r>
@@ -2886,6 +3042,8 @@
             <w:r>
               <w:rPr>
                 <w:rFonts w:ascii="Times New Roman" w:hAnsi="Times New Roman" w:cs="Times New Roman"/>
+                <w:sz w:val="24"/>
+                <w:szCs w:val="24"/>
               </w:rPr>
               <w:t>se muestra la lista completa</w:t>
             </w:r>
@@ -2927,6 +3085,8 @@
                 <w:rFonts w:ascii="Times New Roman" w:hAnsi="Times New Roman" w:cs="Times New Roman"/>
                 <w:b/>
                 <w:bCs/>
+                <w:sz w:val="24"/>
+                <w:szCs w:val="24"/>
               </w:rPr>
               <w:t>Sin permisos</w:t>
             </w:r>
@@ -2962,6 +3122,8 @@
             <w:r>
               <w:rPr>
                 <w:rFonts w:ascii="Times New Roman" w:hAnsi="Times New Roman" w:cs="Times New Roman"/>
+                <w:sz w:val="24"/>
+                <w:szCs w:val="24"/>
               </w:rPr>
               <w:t>un cliente intenta acceder</w:t>
             </w:r>
@@ -2997,6 +3159,8 @@
             <w:r>
               <w:rPr>
                 <w:rFonts w:ascii="Times New Roman" w:hAnsi="Times New Roman" w:cs="Times New Roman"/>
+                <w:sz w:val="24"/>
+                <w:szCs w:val="24"/>
               </w:rPr>
               <w:t>consulta usuarios</w:t>
             </w:r>
@@ -3032,12 +3196,16 @@
             <w:r>
               <w:rPr>
                 <w:rFonts w:ascii="Times New Roman" w:hAnsi="Times New Roman" w:cs="Times New Roman"/>
+                <w:sz w:val="24"/>
+                <w:szCs w:val="24"/>
               </w:rPr>
               <w:t>el sistema bloquea el acces</w:t>
             </w:r>
             <w:r>
               <w:rPr>
                 <w:rFonts w:ascii="Times New Roman" w:hAnsi="Times New Roman" w:cs="Times New Roman"/>
+                <w:sz w:val="24"/>
+                <w:szCs w:val="24"/>
               </w:rPr>
               <w:t>o</w:t>
             </w:r>
@@ -3172,6 +3340,7 @@
                 <w:sz w:val="24"/>
                 <w:szCs w:val="24"/>
               </w:rPr>
+              <w:lastRenderedPageBreak/>
               <w:t>HU-04 — Actualizar usuario</w:t>
             </w:r>
           </w:p>
@@ -3309,11 +3478,15 @@
         <w:jc w:val="both"/>
         <w:rPr>
           <w:rFonts w:ascii="Times New Roman" w:hAnsi="Times New Roman" w:cs="Times New Roman"/>
+          <w:sz w:val="24"/>
+          <w:szCs w:val="24"/>
         </w:rPr>
       </w:pPr>
       <w:r>
         <w:rPr>
           <w:rFonts w:ascii="Times New Roman" w:hAnsi="Times New Roman" w:cs="Times New Roman"/>
+          <w:sz w:val="24"/>
+          <w:szCs w:val="24"/>
         </w:rPr>
         <w:t>Como administrador u operador, quiero modificar información de usuarios para mantenerla actualizada.</w:t>
       </w:r>
@@ -3323,6 +3496,8 @@
         <w:jc w:val="both"/>
         <w:rPr>
           <w:rFonts w:ascii="Times New Roman" w:hAnsi="Times New Roman" w:cs="Times New Roman"/>
+          <w:sz w:val="24"/>
+          <w:szCs w:val="24"/>
         </w:rPr>
       </w:pPr>
       <w:r>
@@ -3436,8 +3611,9 @@
                 <w:rFonts w:ascii="Times New Roman" w:hAnsi="Times New Roman" w:cs="Times New Roman"/>
                 <w:b/>
                 <w:bCs/>
-              </w:rPr>
-              <w:lastRenderedPageBreak/>
+                <w:sz w:val="24"/>
+                <w:szCs w:val="24"/>
+              </w:rPr>
               <w:t>Escenario</w:t>
             </w:r>
           </w:p>
@@ -3474,6 +3650,8 @@
                 <w:rFonts w:ascii="Times New Roman" w:hAnsi="Times New Roman" w:cs="Times New Roman"/>
                 <w:b/>
                 <w:bCs/>
+                <w:sz w:val="24"/>
+                <w:szCs w:val="24"/>
               </w:rPr>
               <w:t>Dado que</w:t>
             </w:r>
@@ -3511,6 +3689,8 @@
                 <w:rFonts w:ascii="Times New Roman" w:hAnsi="Times New Roman" w:cs="Times New Roman"/>
                 <w:b/>
                 <w:bCs/>
+                <w:sz w:val="24"/>
+                <w:szCs w:val="24"/>
               </w:rPr>
               <w:t>Cuando</w:t>
             </w:r>
@@ -3548,6 +3728,8 @@
                 <w:rFonts w:ascii="Times New Roman" w:hAnsi="Times New Roman" w:cs="Times New Roman"/>
                 <w:b/>
                 <w:bCs/>
+                <w:sz w:val="24"/>
+                <w:szCs w:val="24"/>
               </w:rPr>
               <w:t>Entonces</w:t>
             </w:r>
@@ -3589,6 +3771,8 @@
                 <w:rFonts w:ascii="Times New Roman" w:hAnsi="Times New Roman" w:cs="Times New Roman"/>
                 <w:b/>
                 <w:bCs/>
+                <w:sz w:val="24"/>
+                <w:szCs w:val="24"/>
               </w:rPr>
               <w:t>Actualización exitosa</w:t>
             </w:r>
@@ -3624,6 +3808,8 @@
             <w:r>
               <w:rPr>
                 <w:rFonts w:ascii="Times New Roman" w:hAnsi="Times New Roman" w:cs="Times New Roman"/>
+                <w:sz w:val="24"/>
+                <w:szCs w:val="24"/>
               </w:rPr>
               <w:t>el usuario existe</w:t>
             </w:r>
@@ -3659,6 +3845,8 @@
             <w:r>
               <w:rPr>
                 <w:rFonts w:ascii="Times New Roman" w:hAnsi="Times New Roman" w:cs="Times New Roman"/>
+                <w:sz w:val="24"/>
+                <w:szCs w:val="24"/>
               </w:rPr>
               <w:t>se modifican sus datos</w:t>
             </w:r>
@@ -3694,6 +3882,8 @@
             <w:r>
               <w:rPr>
                 <w:rFonts w:ascii="Times New Roman" w:hAnsi="Times New Roman" w:cs="Times New Roman"/>
+                <w:sz w:val="24"/>
+                <w:szCs w:val="24"/>
               </w:rPr>
               <w:t>los cambios quedan almacenados</w:t>
             </w:r>
@@ -3738,6 +3928,8 @@
                 <w:rFonts w:ascii="Times New Roman" w:hAnsi="Times New Roman" w:cs="Times New Roman"/>
                 <w:b/>
                 <w:bCs/>
+                <w:sz w:val="24"/>
+                <w:szCs w:val="24"/>
               </w:rPr>
               <w:t>Usuario inexistente</w:t>
             </w:r>
@@ -3773,6 +3965,8 @@
             <w:r>
               <w:rPr>
                 <w:rFonts w:ascii="Times New Roman" w:hAnsi="Times New Roman" w:cs="Times New Roman"/>
+                <w:sz w:val="24"/>
+                <w:szCs w:val="24"/>
               </w:rPr>
               <w:t>el usuario no existe</w:t>
             </w:r>
@@ -3808,6 +4002,8 @@
             <w:r>
               <w:rPr>
                 <w:rFonts w:ascii="Times New Roman" w:hAnsi="Times New Roman" w:cs="Times New Roman"/>
+                <w:sz w:val="24"/>
+                <w:szCs w:val="24"/>
               </w:rPr>
               <w:t>se intenta actualizar</w:t>
             </w:r>
@@ -3843,6 +4039,8 @@
             <w:r>
               <w:rPr>
                 <w:rFonts w:ascii="Times New Roman" w:hAnsi="Times New Roman" w:cs="Times New Roman"/>
+                <w:sz w:val="24"/>
+                <w:szCs w:val="24"/>
               </w:rPr>
               <w:t>el sistema informa el error</w:t>
             </w:r>
@@ -3855,6 +4053,8 @@
         <w:jc w:val="both"/>
         <w:rPr>
           <w:rFonts w:ascii="Times New Roman" w:hAnsi="Times New Roman" w:cs="Times New Roman"/>
+          <w:sz w:val="24"/>
+          <w:szCs w:val="24"/>
         </w:rPr>
       </w:pPr>
     </w:p>
@@ -3865,6 +4065,8 @@
           <w:rFonts w:ascii="Times New Roman" w:hAnsi="Times New Roman" w:cs="Times New Roman"/>
           <w:b/>
           <w:bCs/>
+          <w:sz w:val="24"/>
+          <w:szCs w:val="24"/>
         </w:rPr>
       </w:pPr>
       <w:r>
@@ -3872,6 +4074,8 @@
           <w:rFonts w:ascii="Times New Roman" w:hAnsi="Times New Roman" w:cs="Times New Roman"/>
           <w:b/>
           <w:bCs/>
+          <w:sz w:val="24"/>
+          <w:szCs w:val="24"/>
         </w:rPr>
         <w:t>Requisitos no funcionales</w:t>
       </w:r>
@@ -3885,11 +4089,15 @@
         <w:jc w:val="both"/>
         <w:rPr>
           <w:rFonts w:ascii="Times New Roman" w:hAnsi="Times New Roman" w:cs="Times New Roman"/>
+          <w:sz w:val="24"/>
+          <w:szCs w:val="24"/>
         </w:rPr>
       </w:pPr>
       <w:r>
         <w:rPr>
           <w:rFonts w:ascii="Times New Roman" w:hAnsi="Times New Roman" w:cs="Times New Roman"/>
+          <w:sz w:val="24"/>
+          <w:szCs w:val="24"/>
         </w:rPr>
         <w:t xml:space="preserve">Los cambios deben persistirse inmediatamente. </w:t>
       </w:r>
@@ -3903,11 +4111,15 @@
         <w:jc w:val="both"/>
         <w:rPr>
           <w:rFonts w:ascii="Times New Roman" w:hAnsi="Times New Roman" w:cs="Times New Roman"/>
+          <w:sz w:val="24"/>
+          <w:szCs w:val="24"/>
         </w:rPr>
       </w:pPr>
       <w:r>
         <w:rPr>
           <w:rFonts w:ascii="Times New Roman" w:hAnsi="Times New Roman" w:cs="Times New Roman"/>
+          <w:sz w:val="24"/>
+          <w:szCs w:val="24"/>
         </w:rPr>
         <w:t>Debe mantenerse la integridad de los datos.</w:t>
       </w:r>
@@ -4107,17 +4319,23 @@
         <w:jc w:val="both"/>
         <w:rPr>
           <w:rFonts w:ascii="Times New Roman" w:hAnsi="Times New Roman" w:cs="Times New Roman"/>
+          <w:sz w:val="24"/>
+          <w:szCs w:val="24"/>
         </w:rPr>
       </w:pPr>
       <w:r>
         <w:rPr>
           <w:rFonts w:ascii="Times New Roman" w:hAnsi="Times New Roman" w:cs="Times New Roman"/>
+          <w:sz w:val="24"/>
+          <w:szCs w:val="24"/>
         </w:rPr>
         <w:t>Como administrador, quiero eliminar usuarios para mantener actualizado el sistema.</w:t>
       </w:r>
       <w:r>
         <w:rPr>
           <w:rFonts w:ascii="Times New Roman" w:hAnsi="Times New Roman" w:cs="Times New Roman"/>
+          <w:sz w:val="24"/>
+          <w:szCs w:val="24"/>
         </w:rPr>
         <w:br/>
       </w:r>
@@ -4232,6 +4450,8 @@
                 <w:rFonts w:ascii="Times New Roman" w:hAnsi="Times New Roman" w:cs="Times New Roman"/>
                 <w:b/>
                 <w:bCs/>
+                <w:sz w:val="24"/>
+                <w:szCs w:val="24"/>
               </w:rPr>
               <w:t>Escenario</w:t>
             </w:r>
@@ -4269,6 +4489,8 @@
                 <w:rFonts w:ascii="Times New Roman" w:hAnsi="Times New Roman" w:cs="Times New Roman"/>
                 <w:b/>
                 <w:bCs/>
+                <w:sz w:val="24"/>
+                <w:szCs w:val="24"/>
               </w:rPr>
               <w:t>Dado que</w:t>
             </w:r>
@@ -4306,6 +4528,8 @@
                 <w:rFonts w:ascii="Times New Roman" w:hAnsi="Times New Roman" w:cs="Times New Roman"/>
                 <w:b/>
                 <w:bCs/>
+                <w:sz w:val="24"/>
+                <w:szCs w:val="24"/>
               </w:rPr>
               <w:t>Cuando</w:t>
             </w:r>
@@ -4343,6 +4567,8 @@
                 <w:rFonts w:ascii="Times New Roman" w:hAnsi="Times New Roman" w:cs="Times New Roman"/>
                 <w:b/>
                 <w:bCs/>
+                <w:sz w:val="24"/>
+                <w:szCs w:val="24"/>
               </w:rPr>
               <w:t>Entonces</w:t>
             </w:r>
@@ -4384,6 +4610,8 @@
                 <w:rFonts w:ascii="Times New Roman" w:hAnsi="Times New Roman" w:cs="Times New Roman"/>
                 <w:b/>
                 <w:bCs/>
+                <w:sz w:val="24"/>
+                <w:szCs w:val="24"/>
               </w:rPr>
               <w:t>Eliminación exitosa</w:t>
             </w:r>
@@ -4419,6 +4647,8 @@
             <w:r>
               <w:rPr>
                 <w:rFonts w:ascii="Times New Roman" w:hAnsi="Times New Roman" w:cs="Times New Roman"/>
+                <w:sz w:val="24"/>
+                <w:szCs w:val="24"/>
               </w:rPr>
               <w:t>el usuario existe</w:t>
             </w:r>
@@ -4454,6 +4684,8 @@
             <w:r>
               <w:rPr>
                 <w:rFonts w:ascii="Times New Roman" w:hAnsi="Times New Roman" w:cs="Times New Roman"/>
+                <w:sz w:val="24"/>
+                <w:szCs w:val="24"/>
               </w:rPr>
               <w:t>el administrador confirma la eliminación</w:t>
             </w:r>
@@ -4489,6 +4721,8 @@
             <w:r>
               <w:rPr>
                 <w:rFonts w:ascii="Times New Roman" w:hAnsi="Times New Roman" w:cs="Times New Roman"/>
+                <w:sz w:val="24"/>
+                <w:szCs w:val="24"/>
               </w:rPr>
               <w:t>el usuario se elimina</w:t>
             </w:r>
@@ -4533,6 +4767,8 @@
                 <w:rFonts w:ascii="Times New Roman" w:hAnsi="Times New Roman" w:cs="Times New Roman"/>
                 <w:b/>
                 <w:bCs/>
+                <w:sz w:val="24"/>
+                <w:szCs w:val="24"/>
               </w:rPr>
               <w:t>Cancelación</w:t>
             </w:r>
@@ -4568,6 +4804,8 @@
             <w:r>
               <w:rPr>
                 <w:rFonts w:ascii="Times New Roman" w:hAnsi="Times New Roman" w:cs="Times New Roman"/>
+                <w:sz w:val="24"/>
+                <w:szCs w:val="24"/>
               </w:rPr>
               <w:t>el administrador cancela la acción</w:t>
             </w:r>
@@ -4603,6 +4841,8 @@
             <w:r>
               <w:rPr>
                 <w:rFonts w:ascii="Times New Roman" w:hAnsi="Times New Roman" w:cs="Times New Roman"/>
+                <w:sz w:val="24"/>
+                <w:szCs w:val="24"/>
               </w:rPr>
               <w:t>intenta eliminar</w:t>
             </w:r>
@@ -4638,6 +4878,8 @@
             <w:r>
               <w:rPr>
                 <w:rFonts w:ascii="Times New Roman" w:hAnsi="Times New Roman" w:cs="Times New Roman"/>
+                <w:sz w:val="24"/>
+                <w:szCs w:val="24"/>
               </w:rPr>
               <w:t>no se realizan cambios</w:t>
             </w:r>
@@ -4652,6 +4894,8 @@
           <w:rFonts w:ascii="Times New Roman" w:hAnsi="Times New Roman" w:cs="Times New Roman"/>
           <w:b/>
           <w:bCs/>
+          <w:sz w:val="24"/>
+          <w:szCs w:val="24"/>
         </w:rPr>
       </w:pPr>
       <w:r>
@@ -4659,6 +4903,8 @@
           <w:rFonts w:ascii="Times New Roman" w:hAnsi="Times New Roman" w:cs="Times New Roman"/>
           <w:b/>
           <w:bCs/>
+          <w:sz w:val="24"/>
+          <w:szCs w:val="24"/>
         </w:rPr>
         <w:t>Requisitos no funcionales</w:t>
       </w:r>
@@ -4672,11 +4918,15 @@
         <w:jc w:val="both"/>
         <w:rPr>
           <w:rFonts w:ascii="Times New Roman" w:hAnsi="Times New Roman" w:cs="Times New Roman"/>
+          <w:sz w:val="24"/>
+          <w:szCs w:val="24"/>
         </w:rPr>
       </w:pPr>
       <w:r>
         <w:rPr>
           <w:rFonts w:ascii="Times New Roman" w:hAnsi="Times New Roman" w:cs="Times New Roman"/>
+          <w:sz w:val="24"/>
+          <w:szCs w:val="24"/>
         </w:rPr>
         <w:t>Solo ADMIN puede eliminar usuarios.</w:t>
       </w:r>
@@ -4865,16 +5115,7 @@
                 <w:sz w:val="24"/>
                 <w:szCs w:val="24"/>
               </w:rPr>
-              <w:t xml:space="preserve">Sprint </w:t>
-            </w:r>
-            <w:r>
-              <w:rPr>
-                <w:rFonts w:ascii="Times New Roman" w:eastAsia="Times New Roman" w:hAnsi="Times New Roman" w:cs="Times New Roman"/>
-                <w:color w:val="212121"/>
-                <w:sz w:val="24"/>
-                <w:szCs w:val="24"/>
-              </w:rPr>
-              <w:t>1</w:t>
+              <w:t>Sprint 1</w:t>
             </w:r>
           </w:p>
         </w:tc>
@@ -4885,17 +5126,24 @@
         <w:jc w:val="both"/>
         <w:rPr>
           <w:rFonts w:ascii="Times New Roman" w:hAnsi="Times New Roman" w:cs="Times New Roman"/>
+          <w:sz w:val="24"/>
+          <w:szCs w:val="24"/>
         </w:rPr>
       </w:pPr>
       <w:r>
         <w:rPr>
           <w:rFonts w:ascii="Times New Roman" w:hAnsi="Times New Roman" w:cs="Times New Roman"/>
-        </w:rPr>
+          <w:sz w:val="24"/>
+          <w:szCs w:val="24"/>
+        </w:rPr>
+        <w:lastRenderedPageBreak/>
         <w:t>Como administrador, quiero registrar servicios para que puedan ser utilizados en las operaciones.</w:t>
       </w:r>
       <w:r>
         <w:rPr>
           <w:rFonts w:ascii="Times New Roman" w:hAnsi="Times New Roman" w:cs="Times New Roman"/>
+          <w:sz w:val="24"/>
+          <w:szCs w:val="24"/>
         </w:rPr>
         <w:br/>
       </w:r>
@@ -5010,6 +5258,8 @@
                 <w:rFonts w:ascii="Times New Roman" w:hAnsi="Times New Roman" w:cs="Times New Roman"/>
                 <w:b/>
                 <w:bCs/>
+                <w:sz w:val="24"/>
+                <w:szCs w:val="24"/>
               </w:rPr>
               <w:t>Escenario</w:t>
             </w:r>
@@ -5047,6 +5297,8 @@
                 <w:rFonts w:ascii="Times New Roman" w:hAnsi="Times New Roman" w:cs="Times New Roman"/>
                 <w:b/>
                 <w:bCs/>
+                <w:sz w:val="24"/>
+                <w:szCs w:val="24"/>
               </w:rPr>
               <w:t>Dado que</w:t>
             </w:r>
@@ -5084,6 +5336,8 @@
                 <w:rFonts w:ascii="Times New Roman" w:hAnsi="Times New Roman" w:cs="Times New Roman"/>
                 <w:b/>
                 <w:bCs/>
+                <w:sz w:val="24"/>
+                <w:szCs w:val="24"/>
               </w:rPr>
               <w:t>Cuando</w:t>
             </w:r>
@@ -5121,6 +5375,8 @@
                 <w:rFonts w:ascii="Times New Roman" w:hAnsi="Times New Roman" w:cs="Times New Roman"/>
                 <w:b/>
                 <w:bCs/>
+                <w:sz w:val="24"/>
+                <w:szCs w:val="24"/>
               </w:rPr>
               <w:t>Entonces</w:t>
             </w:r>
@@ -5162,6 +5418,8 @@
                 <w:rFonts w:ascii="Times New Roman" w:hAnsi="Times New Roman" w:cs="Times New Roman"/>
                 <w:b/>
                 <w:bCs/>
+                <w:sz w:val="24"/>
+                <w:szCs w:val="24"/>
               </w:rPr>
               <w:t>Registro exitoso</w:t>
             </w:r>
@@ -5197,6 +5455,8 @@
             <w:r>
               <w:rPr>
                 <w:rFonts w:ascii="Times New Roman" w:hAnsi="Times New Roman" w:cs="Times New Roman"/>
+                <w:sz w:val="24"/>
+                <w:szCs w:val="24"/>
               </w:rPr>
               <w:t>los datos son válidos</w:t>
             </w:r>
@@ -5232,6 +5492,8 @@
             <w:r>
               <w:rPr>
                 <w:rFonts w:ascii="Times New Roman" w:hAnsi="Times New Roman" w:cs="Times New Roman"/>
+                <w:sz w:val="24"/>
+                <w:szCs w:val="24"/>
               </w:rPr>
               <w:t>se crea el servicio</w:t>
             </w:r>
@@ -5267,6 +5529,8 @@
             <w:r>
               <w:rPr>
                 <w:rFonts w:ascii="Times New Roman" w:hAnsi="Times New Roman" w:cs="Times New Roman"/>
+                <w:sz w:val="24"/>
+                <w:szCs w:val="24"/>
               </w:rPr>
               <w:t>queda disponible en el catálogo</w:t>
             </w:r>
@@ -5311,6 +5575,8 @@
                 <w:rFonts w:ascii="Times New Roman" w:hAnsi="Times New Roman" w:cs="Times New Roman"/>
                 <w:b/>
                 <w:bCs/>
+                <w:sz w:val="24"/>
+                <w:szCs w:val="24"/>
               </w:rPr>
               <w:t>Campos vacíos</w:t>
             </w:r>
@@ -5346,6 +5612,8 @@
             <w:r>
               <w:rPr>
                 <w:rFonts w:ascii="Times New Roman" w:hAnsi="Times New Roman" w:cs="Times New Roman"/>
+                <w:sz w:val="24"/>
+                <w:szCs w:val="24"/>
               </w:rPr>
               <w:t>faltan datos obligatorios</w:t>
             </w:r>
@@ -5381,6 +5649,8 @@
             <w:r>
               <w:rPr>
                 <w:rFonts w:ascii="Times New Roman" w:hAnsi="Times New Roman" w:cs="Times New Roman"/>
+                <w:sz w:val="24"/>
+                <w:szCs w:val="24"/>
               </w:rPr>
               <w:t>se intenta crear</w:t>
             </w:r>
@@ -5416,6 +5686,8 @@
             <w:r>
               <w:rPr>
                 <w:rFonts w:ascii="Times New Roman" w:hAnsi="Times New Roman" w:cs="Times New Roman"/>
+                <w:sz w:val="24"/>
+                <w:szCs w:val="24"/>
               </w:rPr>
               <w:t>el sistema rechaza la operación</w:t>
             </w:r>
@@ -5430,6 +5702,8 @@
           <w:rFonts w:ascii="Times New Roman" w:hAnsi="Times New Roman" w:cs="Times New Roman"/>
           <w:b/>
           <w:bCs/>
+          <w:sz w:val="24"/>
+          <w:szCs w:val="24"/>
         </w:rPr>
       </w:pPr>
       <w:r>
@@ -5437,8 +5711,9 @@
           <w:rFonts w:ascii="Times New Roman" w:hAnsi="Times New Roman" w:cs="Times New Roman"/>
           <w:b/>
           <w:bCs/>
-        </w:rPr>
-        <w:lastRenderedPageBreak/>
+          <w:sz w:val="24"/>
+          <w:szCs w:val="24"/>
+        </w:rPr>
         <w:t>Requisitos no funcionales</w:t>
       </w:r>
     </w:p>
@@ -5451,11 +5726,15 @@
         <w:jc w:val="both"/>
         <w:rPr>
           <w:rFonts w:ascii="Times New Roman" w:hAnsi="Times New Roman" w:cs="Times New Roman"/>
+          <w:sz w:val="24"/>
+          <w:szCs w:val="24"/>
         </w:rPr>
       </w:pPr>
       <w:r>
         <w:rPr>
           <w:rFonts w:ascii="Times New Roman" w:hAnsi="Times New Roman" w:cs="Times New Roman"/>
+          <w:sz w:val="24"/>
+          <w:szCs w:val="24"/>
         </w:rPr>
         <w:t xml:space="preserve">El precio debe almacenarse como decimal. </w:t>
       </w:r>
@@ -5469,11 +5748,15 @@
         <w:jc w:val="both"/>
         <w:rPr>
           <w:rFonts w:ascii="Times New Roman" w:hAnsi="Times New Roman" w:cs="Times New Roman"/>
+          <w:sz w:val="24"/>
+          <w:szCs w:val="24"/>
         </w:rPr>
       </w:pPr>
       <w:r>
         <w:rPr>
           <w:rFonts w:ascii="Times New Roman" w:hAnsi="Times New Roman" w:cs="Times New Roman"/>
+          <w:sz w:val="24"/>
+          <w:szCs w:val="24"/>
         </w:rPr>
         <w:t>El nombre del servicio es obligatorio.</w:t>
       </w:r>
@@ -5673,17 +5956,23 @@
         <w:jc w:val="both"/>
         <w:rPr>
           <w:rFonts w:ascii="Times New Roman" w:hAnsi="Times New Roman" w:cs="Times New Roman"/>
+          <w:sz w:val="24"/>
+          <w:szCs w:val="24"/>
         </w:rPr>
       </w:pPr>
       <w:r>
         <w:rPr>
           <w:rFonts w:ascii="Times New Roman" w:hAnsi="Times New Roman" w:cs="Times New Roman"/>
+          <w:sz w:val="24"/>
+          <w:szCs w:val="24"/>
         </w:rPr>
         <w:t>Como usuario del sistema, quiero visualizar los servicios disponibles para conocer la oferta existente.</w:t>
       </w:r>
       <w:r>
         <w:rPr>
           <w:rFonts w:ascii="Times New Roman" w:hAnsi="Times New Roman" w:cs="Times New Roman"/>
+          <w:sz w:val="24"/>
+          <w:szCs w:val="24"/>
         </w:rPr>
         <w:br/>
       </w:r>
@@ -5798,6 +6087,8 @@
                 <w:rFonts w:ascii="Times New Roman" w:hAnsi="Times New Roman" w:cs="Times New Roman"/>
                 <w:b/>
                 <w:bCs/>
+                <w:sz w:val="24"/>
+                <w:szCs w:val="24"/>
               </w:rPr>
               <w:t>Escenario</w:t>
             </w:r>
@@ -5835,6 +6126,8 @@
                 <w:rFonts w:ascii="Times New Roman" w:hAnsi="Times New Roman" w:cs="Times New Roman"/>
                 <w:b/>
                 <w:bCs/>
+                <w:sz w:val="24"/>
+                <w:szCs w:val="24"/>
               </w:rPr>
               <w:t>Dado que</w:t>
             </w:r>
@@ -5872,6 +6165,8 @@
                 <w:rFonts w:ascii="Times New Roman" w:hAnsi="Times New Roman" w:cs="Times New Roman"/>
                 <w:b/>
                 <w:bCs/>
+                <w:sz w:val="24"/>
+                <w:szCs w:val="24"/>
               </w:rPr>
               <w:t>Cuando</w:t>
             </w:r>
@@ -5909,6 +6204,8 @@
                 <w:rFonts w:ascii="Times New Roman" w:hAnsi="Times New Roman" w:cs="Times New Roman"/>
                 <w:b/>
                 <w:bCs/>
+                <w:sz w:val="24"/>
+                <w:szCs w:val="24"/>
               </w:rPr>
               <w:t>Entonces</w:t>
             </w:r>
@@ -5950,6 +6247,8 @@
                 <w:rFonts w:ascii="Times New Roman" w:hAnsi="Times New Roman" w:cs="Times New Roman"/>
                 <w:b/>
                 <w:bCs/>
+                <w:sz w:val="24"/>
+                <w:szCs w:val="24"/>
               </w:rPr>
               <w:t>Consulta exitosa</w:t>
             </w:r>
@@ -5985,6 +6284,8 @@
             <w:r>
               <w:rPr>
                 <w:rFonts w:ascii="Times New Roman" w:hAnsi="Times New Roman" w:cs="Times New Roman"/>
+                <w:sz w:val="24"/>
+                <w:szCs w:val="24"/>
               </w:rPr>
               <w:t>existen servicios registrados</w:t>
             </w:r>
@@ -6020,6 +6321,8 @@
             <w:r>
               <w:rPr>
                 <w:rFonts w:ascii="Times New Roman" w:hAnsi="Times New Roman" w:cs="Times New Roman"/>
+                <w:sz w:val="24"/>
+                <w:szCs w:val="24"/>
               </w:rPr>
               <w:t>se accede al módulo</w:t>
             </w:r>
@@ -6055,6 +6358,8 @@
             <w:r>
               <w:rPr>
                 <w:rFonts w:ascii="Times New Roman" w:hAnsi="Times New Roman" w:cs="Times New Roman"/>
+                <w:sz w:val="24"/>
+                <w:szCs w:val="24"/>
               </w:rPr>
               <w:t>se muestran los servicios</w:t>
             </w:r>
@@ -6099,6 +6404,8 @@
                 <w:rFonts w:ascii="Times New Roman" w:hAnsi="Times New Roman" w:cs="Times New Roman"/>
                 <w:b/>
                 <w:bCs/>
+                <w:sz w:val="24"/>
+                <w:szCs w:val="24"/>
               </w:rPr>
               <w:t>Sin servicios</w:t>
             </w:r>
@@ -6134,6 +6441,8 @@
             <w:r>
               <w:rPr>
                 <w:rFonts w:ascii="Times New Roman" w:hAnsi="Times New Roman" w:cs="Times New Roman"/>
+                <w:sz w:val="24"/>
+                <w:szCs w:val="24"/>
               </w:rPr>
               <w:t>no existen registros</w:t>
             </w:r>
@@ -6169,6 +6478,8 @@
             <w:r>
               <w:rPr>
                 <w:rFonts w:ascii="Times New Roman" w:hAnsi="Times New Roman" w:cs="Times New Roman"/>
+                <w:sz w:val="24"/>
+                <w:szCs w:val="24"/>
               </w:rPr>
               <w:t>se consulta el catálogo</w:t>
             </w:r>
@@ -6204,6 +6515,8 @@
             <w:r>
               <w:rPr>
                 <w:rFonts w:ascii="Times New Roman" w:hAnsi="Times New Roman" w:cs="Times New Roman"/>
+                <w:sz w:val="24"/>
+                <w:szCs w:val="24"/>
               </w:rPr>
               <w:t>se muestra una lista vacía</w:t>
             </w:r>
@@ -6218,6 +6531,8 @@
           <w:rFonts w:ascii="Times New Roman" w:hAnsi="Times New Roman" w:cs="Times New Roman"/>
           <w:b/>
           <w:bCs/>
+          <w:sz w:val="24"/>
+          <w:szCs w:val="24"/>
         </w:rPr>
       </w:pPr>
       <w:r>
@@ -6225,6 +6540,8 @@
           <w:rFonts w:ascii="Times New Roman" w:hAnsi="Times New Roman" w:cs="Times New Roman"/>
           <w:b/>
           <w:bCs/>
+          <w:sz w:val="24"/>
+          <w:szCs w:val="24"/>
         </w:rPr>
         <w:t>Requisitos no funcionales</w:t>
       </w:r>
@@ -6238,11 +6555,15 @@
         <w:jc w:val="both"/>
         <w:rPr>
           <w:rFonts w:ascii="Times New Roman" w:hAnsi="Times New Roman" w:cs="Times New Roman"/>
+          <w:sz w:val="24"/>
+          <w:szCs w:val="24"/>
         </w:rPr>
       </w:pPr>
       <w:r>
         <w:rPr>
           <w:rFonts w:ascii="Times New Roman" w:hAnsi="Times New Roman" w:cs="Times New Roman"/>
+          <w:sz w:val="24"/>
+          <w:szCs w:val="24"/>
         </w:rPr>
         <w:t xml:space="preserve">La consulta debe responder rápidamente. </w:t>
       </w:r>
@@ -6256,11 +6577,15 @@
         <w:jc w:val="both"/>
         <w:rPr>
           <w:rFonts w:ascii="Times New Roman" w:hAnsi="Times New Roman" w:cs="Times New Roman"/>
+          <w:sz w:val="24"/>
+          <w:szCs w:val="24"/>
         </w:rPr>
       </w:pPr>
       <w:r>
         <w:rPr>
           <w:rFonts w:ascii="Times New Roman" w:hAnsi="Times New Roman" w:cs="Times New Roman"/>
+          <w:sz w:val="24"/>
+          <w:szCs w:val="24"/>
         </w:rPr>
         <w:t>Todos los roles pueden visualizar servicios.</w:t>
       </w:r>
@@ -6449,16 +6774,7 @@
                 <w:sz w:val="24"/>
                 <w:szCs w:val="24"/>
               </w:rPr>
-              <w:t xml:space="preserve">Sprint </w:t>
-            </w:r>
-            <w:r>
-              <w:rPr>
-                <w:rFonts w:ascii="Times New Roman" w:eastAsia="Times New Roman" w:hAnsi="Times New Roman" w:cs="Times New Roman"/>
-                <w:color w:val="212121"/>
-                <w:sz w:val="24"/>
-                <w:szCs w:val="24"/>
-              </w:rPr>
-              <w:t>2</w:t>
+              <w:t>Sprint 2</w:t>
             </w:r>
           </w:p>
         </w:tc>
@@ -6469,17 +6785,23 @@
         <w:jc w:val="both"/>
         <w:rPr>
           <w:rFonts w:ascii="Times New Roman" w:hAnsi="Times New Roman" w:cs="Times New Roman"/>
+          <w:sz w:val="24"/>
+          <w:szCs w:val="24"/>
         </w:rPr>
       </w:pPr>
       <w:r>
         <w:rPr>
           <w:rFonts w:ascii="Times New Roman" w:hAnsi="Times New Roman" w:cs="Times New Roman"/>
+          <w:sz w:val="24"/>
+          <w:szCs w:val="24"/>
         </w:rPr>
         <w:t>Como administrador, quiero modificar servicios para mantener la información actualizada.</w:t>
       </w:r>
       <w:r>
         <w:rPr>
           <w:rFonts w:ascii="Times New Roman" w:hAnsi="Times New Roman" w:cs="Times New Roman"/>
+          <w:sz w:val="24"/>
+          <w:szCs w:val="24"/>
         </w:rPr>
         <w:br/>
       </w:r>
@@ -6594,7 +6916,10 @@
                 <w:rFonts w:ascii="Times New Roman" w:hAnsi="Times New Roman" w:cs="Times New Roman"/>
                 <w:b/>
                 <w:bCs/>
-              </w:rPr>
+                <w:sz w:val="24"/>
+                <w:szCs w:val="24"/>
+              </w:rPr>
+              <w:lastRenderedPageBreak/>
               <w:t>Escenario</w:t>
             </w:r>
           </w:p>
@@ -6631,6 +6956,8 @@
                 <w:rFonts w:ascii="Times New Roman" w:hAnsi="Times New Roman" w:cs="Times New Roman"/>
                 <w:b/>
                 <w:bCs/>
+                <w:sz w:val="24"/>
+                <w:szCs w:val="24"/>
               </w:rPr>
               <w:t>Dado que</w:t>
             </w:r>
@@ -6668,6 +6995,8 @@
                 <w:rFonts w:ascii="Times New Roman" w:hAnsi="Times New Roman" w:cs="Times New Roman"/>
                 <w:b/>
                 <w:bCs/>
+                <w:sz w:val="24"/>
+                <w:szCs w:val="24"/>
               </w:rPr>
               <w:t>Cuando</w:t>
             </w:r>
@@ -6705,6 +7034,8 @@
                 <w:rFonts w:ascii="Times New Roman" w:hAnsi="Times New Roman" w:cs="Times New Roman"/>
                 <w:b/>
                 <w:bCs/>
+                <w:sz w:val="24"/>
+                <w:szCs w:val="24"/>
               </w:rPr>
               <w:t>Entonces</w:t>
             </w:r>
@@ -6746,6 +7077,8 @@
                 <w:rFonts w:ascii="Times New Roman" w:hAnsi="Times New Roman" w:cs="Times New Roman"/>
                 <w:b/>
                 <w:bCs/>
+                <w:sz w:val="24"/>
+                <w:szCs w:val="24"/>
               </w:rPr>
               <w:t>Actualización exitosa</w:t>
             </w:r>
@@ -6781,6 +7114,8 @@
             <w:r>
               <w:rPr>
                 <w:rFonts w:ascii="Times New Roman" w:hAnsi="Times New Roman" w:cs="Times New Roman"/>
+                <w:sz w:val="24"/>
+                <w:szCs w:val="24"/>
               </w:rPr>
               <w:t>el servicio existe</w:t>
             </w:r>
@@ -6816,6 +7151,8 @@
             <w:r>
               <w:rPr>
                 <w:rFonts w:ascii="Times New Roman" w:hAnsi="Times New Roman" w:cs="Times New Roman"/>
+                <w:sz w:val="24"/>
+                <w:szCs w:val="24"/>
               </w:rPr>
               <w:t>se modifican sus datos</w:t>
             </w:r>
@@ -6851,6 +7188,8 @@
             <w:r>
               <w:rPr>
                 <w:rFonts w:ascii="Times New Roman" w:hAnsi="Times New Roman" w:cs="Times New Roman"/>
+                <w:sz w:val="24"/>
+                <w:szCs w:val="24"/>
               </w:rPr>
               <w:t>la información queda actualizada</w:t>
             </w:r>
@@ -6895,6 +7234,8 @@
                 <w:rFonts w:ascii="Times New Roman" w:hAnsi="Times New Roman" w:cs="Times New Roman"/>
                 <w:b/>
                 <w:bCs/>
+                <w:sz w:val="24"/>
+                <w:szCs w:val="24"/>
               </w:rPr>
               <w:t>Servicio inexistente</w:t>
             </w:r>
@@ -6930,6 +7271,8 @@
             <w:r>
               <w:rPr>
                 <w:rFonts w:ascii="Times New Roman" w:hAnsi="Times New Roman" w:cs="Times New Roman"/>
+                <w:sz w:val="24"/>
+                <w:szCs w:val="24"/>
               </w:rPr>
               <w:t>el servicio no existe</w:t>
             </w:r>
@@ -6965,6 +7308,8 @@
             <w:r>
               <w:rPr>
                 <w:rFonts w:ascii="Times New Roman" w:hAnsi="Times New Roman" w:cs="Times New Roman"/>
+                <w:sz w:val="24"/>
+                <w:szCs w:val="24"/>
               </w:rPr>
               <w:t>se intenta modificar</w:t>
             </w:r>
@@ -7000,6 +7345,8 @@
             <w:r>
               <w:rPr>
                 <w:rFonts w:ascii="Times New Roman" w:hAnsi="Times New Roman" w:cs="Times New Roman"/>
+                <w:sz w:val="24"/>
+                <w:szCs w:val="24"/>
               </w:rPr>
               <w:t>el sistema devuelve error</w:t>
             </w:r>
@@ -7014,6 +7361,8 @@
           <w:rFonts w:ascii="Times New Roman" w:hAnsi="Times New Roman" w:cs="Times New Roman"/>
           <w:b/>
           <w:bCs/>
+          <w:sz w:val="24"/>
+          <w:szCs w:val="24"/>
         </w:rPr>
       </w:pPr>
       <w:r>
@@ -7021,6 +7370,8 @@
           <w:rFonts w:ascii="Times New Roman" w:hAnsi="Times New Roman" w:cs="Times New Roman"/>
           <w:b/>
           <w:bCs/>
+          <w:sz w:val="24"/>
+          <w:szCs w:val="24"/>
         </w:rPr>
         <w:t>Requisitos no funcionales</w:t>
       </w:r>
@@ -7034,11 +7385,15 @@
         <w:jc w:val="both"/>
         <w:rPr>
           <w:rFonts w:ascii="Times New Roman" w:hAnsi="Times New Roman" w:cs="Times New Roman"/>
+          <w:sz w:val="24"/>
+          <w:szCs w:val="24"/>
         </w:rPr>
       </w:pPr>
       <w:r>
         <w:rPr>
           <w:rFonts w:ascii="Times New Roman" w:hAnsi="Times New Roman" w:cs="Times New Roman"/>
+          <w:sz w:val="24"/>
+          <w:szCs w:val="24"/>
         </w:rPr>
         <w:t xml:space="preserve">Solo usuarios con rol </w:t>
       </w:r>
@@ -7047,12 +7402,16 @@
           <w:rFonts w:ascii="Times New Roman" w:hAnsi="Times New Roman" w:cs="Times New Roman"/>
           <w:b/>
           <w:bCs/>
+          <w:sz w:val="24"/>
+          <w:szCs w:val="24"/>
         </w:rPr>
         <w:t>ADMIN</w:t>
       </w:r>
       <w:r>
         <w:rPr>
           <w:rFonts w:ascii="Times New Roman" w:hAnsi="Times New Roman" w:cs="Times New Roman"/>
+          <w:sz w:val="24"/>
+          <w:szCs w:val="24"/>
         </w:rPr>
         <w:t xml:space="preserve"> pueden actualizar servicios. </w:t>
       </w:r>
@@ -7066,11 +7425,15 @@
         <w:jc w:val="both"/>
         <w:rPr>
           <w:rFonts w:ascii="Times New Roman" w:hAnsi="Times New Roman" w:cs="Times New Roman"/>
+          <w:sz w:val="24"/>
+          <w:szCs w:val="24"/>
         </w:rPr>
       </w:pPr>
       <w:r>
         <w:rPr>
           <w:rFonts w:ascii="Times New Roman" w:hAnsi="Times New Roman" w:cs="Times New Roman"/>
+          <w:sz w:val="24"/>
+          <w:szCs w:val="24"/>
         </w:rPr>
         <w:t xml:space="preserve">Los cambios deben persistirse inmediatamente en PostgreSQL. </w:t>
       </w:r>
@@ -7084,11 +7447,15 @@
         <w:jc w:val="both"/>
         <w:rPr>
           <w:rFonts w:ascii="Times New Roman" w:hAnsi="Times New Roman" w:cs="Times New Roman"/>
+          <w:sz w:val="24"/>
+          <w:szCs w:val="24"/>
         </w:rPr>
       </w:pPr>
       <w:r>
         <w:rPr>
           <w:rFonts w:ascii="Times New Roman" w:hAnsi="Times New Roman" w:cs="Times New Roman"/>
+          <w:sz w:val="24"/>
+          <w:szCs w:val="24"/>
         </w:rPr>
         <w:t xml:space="preserve">La actualización debe mantener la integridad de las operaciones asociadas al servicio. </w:t>
       </w:r>
@@ -7102,11 +7469,15 @@
         <w:jc w:val="both"/>
         <w:rPr>
           <w:rFonts w:ascii="Times New Roman" w:hAnsi="Times New Roman" w:cs="Times New Roman"/>
+          <w:sz w:val="24"/>
+          <w:szCs w:val="24"/>
         </w:rPr>
       </w:pPr>
       <w:r>
         <w:rPr>
           <w:rFonts w:ascii="Times New Roman" w:hAnsi="Times New Roman" w:cs="Times New Roman"/>
+          <w:sz w:val="24"/>
+          <w:szCs w:val="24"/>
         </w:rPr>
         <w:t xml:space="preserve">El tiempo de respuesta de la actualización no debe superar los 3 segundos en condiciones normales. </w:t>
       </w:r>
@@ -7120,13 +7491,16 @@
         <w:jc w:val="both"/>
         <w:rPr>
           <w:rFonts w:ascii="Times New Roman" w:hAnsi="Times New Roman" w:cs="Times New Roman"/>
+          <w:sz w:val="24"/>
+          <w:szCs w:val="24"/>
         </w:rPr>
       </w:pPr>
       <w:r>
         <w:rPr>
           <w:rFonts w:ascii="Times New Roman" w:hAnsi="Times New Roman" w:cs="Times New Roman"/>
-        </w:rPr>
-        <w:lastRenderedPageBreak/>
+          <w:sz w:val="24"/>
+          <w:szCs w:val="24"/>
+        </w:rPr>
         <w:t>Todas las validaciones deben ejecutarse antes de almacenar los cambios.</w:t>
       </w:r>
     </w:p>
@@ -7325,11 +7699,15 @@
         <w:jc w:val="both"/>
         <w:rPr>
           <w:rFonts w:ascii="Times New Roman" w:hAnsi="Times New Roman" w:cs="Times New Roman"/>
+          <w:sz w:val="24"/>
+          <w:szCs w:val="24"/>
         </w:rPr>
       </w:pPr>
       <w:r>
         <w:rPr>
           <w:rFonts w:ascii="Times New Roman" w:hAnsi="Times New Roman" w:cs="Times New Roman"/>
+          <w:sz w:val="24"/>
+          <w:szCs w:val="24"/>
         </w:rPr>
         <w:t>Como administrador, quiero eliminar servicios que ya no se utilicen.</w:t>
       </w:r>
@@ -7339,6 +7717,8 @@
         <w:jc w:val="both"/>
         <w:rPr>
           <w:rFonts w:ascii="Times New Roman" w:hAnsi="Times New Roman" w:cs="Times New Roman"/>
+          <w:sz w:val="24"/>
+          <w:szCs w:val="24"/>
         </w:rPr>
       </w:pPr>
       <w:r>
@@ -7452,6 +7832,8 @@
                 <w:rFonts w:ascii="Times New Roman" w:hAnsi="Times New Roman" w:cs="Times New Roman"/>
                 <w:b/>
                 <w:bCs/>
+                <w:sz w:val="24"/>
+                <w:szCs w:val="24"/>
               </w:rPr>
               <w:t>Escenario</w:t>
             </w:r>
@@ -7489,6 +7871,8 @@
                 <w:rFonts w:ascii="Times New Roman" w:hAnsi="Times New Roman" w:cs="Times New Roman"/>
                 <w:b/>
                 <w:bCs/>
+                <w:sz w:val="24"/>
+                <w:szCs w:val="24"/>
               </w:rPr>
               <w:t>Dado que</w:t>
             </w:r>
@@ -7526,6 +7910,8 @@
                 <w:rFonts w:ascii="Times New Roman" w:hAnsi="Times New Roman" w:cs="Times New Roman"/>
                 <w:b/>
                 <w:bCs/>
+                <w:sz w:val="24"/>
+                <w:szCs w:val="24"/>
               </w:rPr>
               <w:t>Cuando</w:t>
             </w:r>
@@ -7563,6 +7949,8 @@
                 <w:rFonts w:ascii="Times New Roman" w:hAnsi="Times New Roman" w:cs="Times New Roman"/>
                 <w:b/>
                 <w:bCs/>
+                <w:sz w:val="24"/>
+                <w:szCs w:val="24"/>
               </w:rPr>
               <w:t>Entonces</w:t>
             </w:r>
@@ -7604,6 +7992,8 @@
                 <w:rFonts w:ascii="Times New Roman" w:hAnsi="Times New Roman" w:cs="Times New Roman"/>
                 <w:b/>
                 <w:bCs/>
+                <w:sz w:val="24"/>
+                <w:szCs w:val="24"/>
               </w:rPr>
               <w:t>Eliminación exitosa</w:t>
             </w:r>
@@ -7639,6 +8029,8 @@
             <w:r>
               <w:rPr>
                 <w:rFonts w:ascii="Times New Roman" w:hAnsi="Times New Roman" w:cs="Times New Roman"/>
+                <w:sz w:val="24"/>
+                <w:szCs w:val="24"/>
               </w:rPr>
               <w:t>el servicio existe</w:t>
             </w:r>
@@ -7674,6 +8066,8 @@
             <w:r>
               <w:rPr>
                 <w:rFonts w:ascii="Times New Roman" w:hAnsi="Times New Roman" w:cs="Times New Roman"/>
+                <w:sz w:val="24"/>
+                <w:szCs w:val="24"/>
               </w:rPr>
               <w:t>se confirma la eliminación</w:t>
             </w:r>
@@ -7709,6 +8103,8 @@
             <w:r>
               <w:rPr>
                 <w:rFonts w:ascii="Times New Roman" w:hAnsi="Times New Roman" w:cs="Times New Roman"/>
+                <w:sz w:val="24"/>
+                <w:szCs w:val="24"/>
               </w:rPr>
               <w:t>el servicio desaparece del catálogo</w:t>
             </w:r>
@@ -7753,6 +8149,8 @@
                 <w:rFonts w:ascii="Times New Roman" w:hAnsi="Times New Roman" w:cs="Times New Roman"/>
                 <w:b/>
                 <w:bCs/>
+                <w:sz w:val="24"/>
+                <w:szCs w:val="24"/>
               </w:rPr>
               <w:t>Cancelación</w:t>
             </w:r>
@@ -7788,6 +8186,8 @@
             <w:r>
               <w:rPr>
                 <w:rFonts w:ascii="Times New Roman" w:hAnsi="Times New Roman" w:cs="Times New Roman"/>
+                <w:sz w:val="24"/>
+                <w:szCs w:val="24"/>
               </w:rPr>
               <w:t>el administrador cancela</w:t>
             </w:r>
@@ -7823,6 +8223,8 @@
             <w:r>
               <w:rPr>
                 <w:rFonts w:ascii="Times New Roman" w:hAnsi="Times New Roman" w:cs="Times New Roman"/>
+                <w:sz w:val="24"/>
+                <w:szCs w:val="24"/>
               </w:rPr>
               <w:t>intenta eliminar</w:t>
             </w:r>
@@ -7858,6 +8260,8 @@
             <w:r>
               <w:rPr>
                 <w:rFonts w:ascii="Times New Roman" w:hAnsi="Times New Roman" w:cs="Times New Roman"/>
+                <w:sz w:val="24"/>
+                <w:szCs w:val="24"/>
               </w:rPr>
               <w:t>no se realizan cambios</w:t>
             </w:r>
@@ -7872,6 +8276,8 @@
           <w:rFonts w:ascii="Times New Roman" w:hAnsi="Times New Roman" w:cs="Times New Roman"/>
           <w:b/>
           <w:bCs/>
+          <w:sz w:val="24"/>
+          <w:szCs w:val="24"/>
         </w:rPr>
       </w:pPr>
       <w:r>
@@ -7879,6 +8285,8 @@
           <w:rFonts w:ascii="Times New Roman" w:hAnsi="Times New Roman" w:cs="Times New Roman"/>
           <w:b/>
           <w:bCs/>
+          <w:sz w:val="24"/>
+          <w:szCs w:val="24"/>
         </w:rPr>
         <w:t>Requisitos no funcionales</w:t>
       </w:r>
@@ -7892,11 +8300,15 @@
         <w:jc w:val="both"/>
         <w:rPr>
           <w:rFonts w:ascii="Times New Roman" w:hAnsi="Times New Roman" w:cs="Times New Roman"/>
+          <w:sz w:val="24"/>
+          <w:szCs w:val="24"/>
         </w:rPr>
       </w:pPr>
       <w:r>
         <w:rPr>
           <w:rFonts w:ascii="Times New Roman" w:hAnsi="Times New Roman" w:cs="Times New Roman"/>
+          <w:sz w:val="24"/>
+          <w:szCs w:val="24"/>
         </w:rPr>
         <w:t xml:space="preserve">Solo usuarios con rol </w:t>
       </w:r>
@@ -7905,12 +8317,16 @@
           <w:rFonts w:ascii="Times New Roman" w:hAnsi="Times New Roman" w:cs="Times New Roman"/>
           <w:b/>
           <w:bCs/>
+          <w:sz w:val="24"/>
+          <w:szCs w:val="24"/>
         </w:rPr>
         <w:t>ADMIN</w:t>
       </w:r>
       <w:r>
         <w:rPr>
           <w:rFonts w:ascii="Times New Roman" w:hAnsi="Times New Roman" w:cs="Times New Roman"/>
+          <w:sz w:val="24"/>
+          <w:szCs w:val="24"/>
         </w:rPr>
         <w:t xml:space="preserve"> pueden eliminar servicios. </w:t>
       </w:r>
@@ -7924,11 +8340,15 @@
         <w:jc w:val="both"/>
         <w:rPr>
           <w:rFonts w:ascii="Times New Roman" w:hAnsi="Times New Roman" w:cs="Times New Roman"/>
+          <w:sz w:val="24"/>
+          <w:szCs w:val="24"/>
         </w:rPr>
       </w:pPr>
       <w:r>
         <w:rPr>
           <w:rFonts w:ascii="Times New Roman" w:hAnsi="Times New Roman" w:cs="Times New Roman"/>
+          <w:sz w:val="24"/>
+          <w:szCs w:val="24"/>
         </w:rPr>
         <w:t xml:space="preserve">El sistema debe solicitar confirmación antes de ejecutar la eliminación. </w:t>
       </w:r>
@@ -7942,11 +8362,15 @@
         <w:jc w:val="both"/>
         <w:rPr>
           <w:rFonts w:ascii="Times New Roman" w:hAnsi="Times New Roman" w:cs="Times New Roman"/>
+          <w:sz w:val="24"/>
+          <w:szCs w:val="24"/>
         </w:rPr>
       </w:pPr>
       <w:r>
         <w:rPr>
           <w:rFonts w:ascii="Times New Roman" w:hAnsi="Times New Roman" w:cs="Times New Roman"/>
+          <w:sz w:val="24"/>
+          <w:szCs w:val="24"/>
         </w:rPr>
         <w:t xml:space="preserve">La eliminación debe reflejarse inmediatamente en la base de datos. </w:t>
       </w:r>
@@ -7960,11 +8384,15 @@
         <w:jc w:val="both"/>
         <w:rPr>
           <w:rFonts w:ascii="Times New Roman" w:hAnsi="Times New Roman" w:cs="Times New Roman"/>
+          <w:sz w:val="24"/>
+          <w:szCs w:val="24"/>
         </w:rPr>
       </w:pPr>
       <w:r>
         <w:rPr>
           <w:rFonts w:ascii="Times New Roman" w:hAnsi="Times New Roman" w:cs="Times New Roman"/>
+          <w:sz w:val="24"/>
+          <w:szCs w:val="24"/>
         </w:rPr>
         <w:t xml:space="preserve">El sistema debe garantizar la integridad referencial de los datos. </w:t>
       </w:r>
@@ -7978,12 +8406,17 @@
         <w:jc w:val="both"/>
         <w:rPr>
           <w:rFonts w:ascii="Times New Roman" w:hAnsi="Times New Roman" w:cs="Times New Roman"/>
+          <w:sz w:val="24"/>
+          <w:szCs w:val="24"/>
         </w:rPr>
       </w:pPr>
       <w:r>
         <w:rPr>
           <w:rFonts w:ascii="Times New Roman" w:hAnsi="Times New Roman" w:cs="Times New Roman"/>
-        </w:rPr>
+          <w:sz w:val="24"/>
+          <w:szCs w:val="24"/>
+        </w:rPr>
+        <w:lastRenderedPageBreak/>
         <w:t>El tiempo de respuesta de la eliminación no debe superar los 3 segundos en condiciones normales.</w:t>
       </w:r>
     </w:p>
@@ -8121,18 +8554,7 @@
                 <w:sz w:val="24"/>
                 <w:szCs w:val="24"/>
               </w:rPr>
-              <w:t>8</w:t>
-            </w:r>
-            <w:r>
-              <w:rPr>
-                <w:rFonts w:ascii="Times New Roman" w:eastAsia="Times New Roman" w:hAnsi="Times New Roman" w:cs="Times New Roman"/>
-                <w:b/>
-                <w:bCs/>
-                <w:color w:val="212121"/>
-                <w:sz w:val="24"/>
-                <w:szCs w:val="24"/>
-              </w:rPr>
-              <w:t xml:space="preserve"> </w:t>
+              <w:t xml:space="preserve">8 </w:t>
             </w:r>
             <w:proofErr w:type="spellStart"/>
             <w:r>
@@ -8193,11 +8615,15 @@
         <w:jc w:val="both"/>
         <w:rPr>
           <w:rFonts w:ascii="Times New Roman" w:hAnsi="Times New Roman" w:cs="Times New Roman"/>
+          <w:sz w:val="24"/>
+          <w:szCs w:val="24"/>
         </w:rPr>
       </w:pPr>
       <w:r>
         <w:rPr>
           <w:rFonts w:ascii="Times New Roman" w:hAnsi="Times New Roman" w:cs="Times New Roman"/>
+          <w:sz w:val="24"/>
+          <w:szCs w:val="24"/>
         </w:rPr>
         <w:t>Como administrador u operador, quiero registrar operaciones para asociar servicios a clientes.</w:t>
       </w:r>
@@ -8324,6 +8750,8 @@
                 <w:rFonts w:ascii="Times New Roman" w:hAnsi="Times New Roman" w:cs="Times New Roman"/>
                 <w:b/>
                 <w:bCs/>
+                <w:sz w:val="24"/>
+                <w:szCs w:val="24"/>
               </w:rPr>
               <w:t>Escenario</w:t>
             </w:r>
@@ -8361,6 +8789,8 @@
                 <w:rFonts w:ascii="Times New Roman" w:hAnsi="Times New Roman" w:cs="Times New Roman"/>
                 <w:b/>
                 <w:bCs/>
+                <w:sz w:val="24"/>
+                <w:szCs w:val="24"/>
               </w:rPr>
               <w:t>Dado que</w:t>
             </w:r>
@@ -8398,6 +8828,8 @@
                 <w:rFonts w:ascii="Times New Roman" w:hAnsi="Times New Roman" w:cs="Times New Roman"/>
                 <w:b/>
                 <w:bCs/>
+                <w:sz w:val="24"/>
+                <w:szCs w:val="24"/>
               </w:rPr>
               <w:t>Cuando</w:t>
             </w:r>
@@ -8435,6 +8867,8 @@
                 <w:rFonts w:ascii="Times New Roman" w:hAnsi="Times New Roman" w:cs="Times New Roman"/>
                 <w:b/>
                 <w:bCs/>
+                <w:sz w:val="24"/>
+                <w:szCs w:val="24"/>
               </w:rPr>
               <w:t>Entonces</w:t>
             </w:r>
@@ -8476,6 +8910,8 @@
                 <w:rFonts w:ascii="Times New Roman" w:hAnsi="Times New Roman" w:cs="Times New Roman"/>
                 <w:b/>
                 <w:bCs/>
+                <w:sz w:val="24"/>
+                <w:szCs w:val="24"/>
               </w:rPr>
               <w:t>Registro exitoso</w:t>
             </w:r>
@@ -8511,6 +8947,8 @@
             <w:r>
               <w:rPr>
                 <w:rFonts w:ascii="Times New Roman" w:hAnsi="Times New Roman" w:cs="Times New Roman"/>
+                <w:sz w:val="24"/>
+                <w:szCs w:val="24"/>
               </w:rPr>
               <w:t>existen cliente y servicio</w:t>
             </w:r>
@@ -8546,6 +8984,8 @@
             <w:r>
               <w:rPr>
                 <w:rFonts w:ascii="Times New Roman" w:hAnsi="Times New Roman" w:cs="Times New Roman"/>
+                <w:sz w:val="24"/>
+                <w:szCs w:val="24"/>
               </w:rPr>
               <w:t>se crea la operación</w:t>
             </w:r>
@@ -8581,6 +9021,8 @@
             <w:r>
               <w:rPr>
                 <w:rFonts w:ascii="Times New Roman" w:hAnsi="Times New Roman" w:cs="Times New Roman"/>
+                <w:sz w:val="24"/>
+                <w:szCs w:val="24"/>
               </w:rPr>
               <w:t>queda asociada al cliente y se almacena el valor final de la operación</w:t>
             </w:r>
@@ -8625,6 +9067,8 @@
                 <w:rFonts w:ascii="Times New Roman" w:hAnsi="Times New Roman" w:cs="Times New Roman"/>
                 <w:b/>
                 <w:bCs/>
+                <w:sz w:val="24"/>
+                <w:szCs w:val="24"/>
               </w:rPr>
               <w:t>Cliente inexistente</w:t>
             </w:r>
@@ -8660,6 +9104,8 @@
             <w:r>
               <w:rPr>
                 <w:rFonts w:ascii="Times New Roman" w:hAnsi="Times New Roman" w:cs="Times New Roman"/>
+                <w:sz w:val="24"/>
+                <w:szCs w:val="24"/>
               </w:rPr>
               <w:t>el cliente no existe</w:t>
             </w:r>
@@ -8695,6 +9141,8 @@
             <w:r>
               <w:rPr>
                 <w:rFonts w:ascii="Times New Roman" w:hAnsi="Times New Roman" w:cs="Times New Roman"/>
+                <w:sz w:val="24"/>
+                <w:szCs w:val="24"/>
               </w:rPr>
               <w:t>se intenta registrar</w:t>
             </w:r>
@@ -8730,6 +9178,8 @@
             <w:r>
               <w:rPr>
                 <w:rFonts w:ascii="Times New Roman" w:hAnsi="Times New Roman" w:cs="Times New Roman"/>
+                <w:sz w:val="24"/>
+                <w:szCs w:val="24"/>
               </w:rPr>
               <w:t>el sistema rechaza la operación</w:t>
             </w:r>
@@ -8744,6 +9194,8 @@
           <w:rFonts w:ascii="Times New Roman" w:hAnsi="Times New Roman" w:cs="Times New Roman"/>
           <w:b/>
           <w:bCs/>
+          <w:sz w:val="24"/>
+          <w:szCs w:val="24"/>
         </w:rPr>
       </w:pPr>
       <w:r>
@@ -8751,6 +9203,8 @@
           <w:rFonts w:ascii="Times New Roman" w:hAnsi="Times New Roman" w:cs="Times New Roman"/>
           <w:b/>
           <w:bCs/>
+          <w:sz w:val="24"/>
+          <w:szCs w:val="24"/>
         </w:rPr>
         <w:t>Requisitos no funcionales</w:t>
       </w:r>
@@ -8764,11 +9218,15 @@
         <w:jc w:val="both"/>
         <w:rPr>
           <w:rFonts w:ascii="Times New Roman" w:hAnsi="Times New Roman" w:cs="Times New Roman"/>
+          <w:sz w:val="24"/>
+          <w:szCs w:val="24"/>
         </w:rPr>
       </w:pPr>
       <w:r>
         <w:rPr>
           <w:rFonts w:ascii="Times New Roman" w:hAnsi="Times New Roman" w:cs="Times New Roman"/>
+          <w:sz w:val="24"/>
+          <w:szCs w:val="24"/>
         </w:rPr>
         <w:t>Debe almacenarse el valor final (</w:t>
       </w:r>
@@ -8776,6 +9234,8 @@
       <w:r>
         <w:rPr>
           <w:rFonts w:ascii="Times New Roman" w:hAnsi="Times New Roman" w:cs="Times New Roman"/>
+          <w:sz w:val="24"/>
+          <w:szCs w:val="24"/>
         </w:rPr>
         <w:t>finalPrice</w:t>
       </w:r>
@@ -8783,6 +9243,8 @@
       <w:r>
         <w:rPr>
           <w:rFonts w:ascii="Times New Roman" w:hAnsi="Times New Roman" w:cs="Times New Roman"/>
+          <w:sz w:val="24"/>
+          <w:szCs w:val="24"/>
         </w:rPr>
         <w:t>) de la operación.</w:t>
       </w:r>
@@ -8796,11 +9258,15 @@
         <w:jc w:val="both"/>
         <w:rPr>
           <w:rFonts w:ascii="Times New Roman" w:hAnsi="Times New Roman" w:cs="Times New Roman"/>
+          <w:sz w:val="24"/>
+          <w:szCs w:val="24"/>
         </w:rPr>
       </w:pPr>
       <w:r>
         <w:rPr>
           <w:rFonts w:ascii="Times New Roman" w:hAnsi="Times New Roman" w:cs="Times New Roman"/>
+          <w:sz w:val="24"/>
+          <w:szCs w:val="24"/>
         </w:rPr>
         <w:t>Deben mantenerse las relaciones con usuario y servicio.</w:t>
       </w:r>
@@ -8814,11 +9280,15 @@
         <w:jc w:val="both"/>
         <w:rPr>
           <w:rFonts w:ascii="Times New Roman" w:hAnsi="Times New Roman" w:cs="Times New Roman"/>
+          <w:sz w:val="24"/>
+          <w:szCs w:val="24"/>
         </w:rPr>
       </w:pPr>
       <w:r>
         <w:rPr>
           <w:rFonts w:ascii="Times New Roman" w:hAnsi="Times New Roman" w:cs="Times New Roman"/>
+          <w:sz w:val="24"/>
+          <w:szCs w:val="24"/>
         </w:rPr>
         <w:t>La información debe persistirse en PostgreSQL.</w:t>
       </w:r>
@@ -8881,7 +9351,6 @@
                 <w:sz w:val="24"/>
                 <w:szCs w:val="24"/>
               </w:rPr>
-              <w:lastRenderedPageBreak/>
               <w:t>HU-11 — Consultar operaciones</w:t>
             </w:r>
           </w:p>
@@ -8958,18 +9427,7 @@
                 <w:sz w:val="24"/>
                 <w:szCs w:val="24"/>
               </w:rPr>
-              <w:t>5</w:t>
-            </w:r>
-            <w:r>
-              <w:rPr>
-                <w:rFonts w:ascii="Times New Roman" w:eastAsia="Times New Roman" w:hAnsi="Times New Roman" w:cs="Times New Roman"/>
-                <w:b/>
-                <w:bCs/>
-                <w:color w:val="212121"/>
-                <w:sz w:val="24"/>
-                <w:szCs w:val="24"/>
-              </w:rPr>
-              <w:t xml:space="preserve"> </w:t>
+              <w:t xml:space="preserve">5 </w:t>
             </w:r>
             <w:proofErr w:type="spellStart"/>
             <w:r>
@@ -9030,11 +9488,15 @@
         <w:jc w:val="both"/>
         <w:rPr>
           <w:rFonts w:ascii="Times New Roman" w:hAnsi="Times New Roman" w:cs="Times New Roman"/>
+          <w:sz w:val="24"/>
+          <w:szCs w:val="24"/>
         </w:rPr>
       </w:pPr>
       <w:r>
         <w:rPr>
           <w:rFonts w:ascii="Times New Roman" w:hAnsi="Times New Roman" w:cs="Times New Roman"/>
+          <w:sz w:val="24"/>
+          <w:szCs w:val="24"/>
         </w:rPr>
         <w:t>Como administrador u operador, quiero consultar las operaciones registradas para realizar seguimiento.</w:t>
       </w:r>
@@ -9161,6 +9623,8 @@
                 <w:rFonts w:ascii="Times New Roman" w:hAnsi="Times New Roman" w:cs="Times New Roman"/>
                 <w:b/>
                 <w:bCs/>
+                <w:sz w:val="24"/>
+                <w:szCs w:val="24"/>
               </w:rPr>
               <w:t>Escenario</w:t>
             </w:r>
@@ -9198,6 +9662,8 @@
                 <w:rFonts w:ascii="Times New Roman" w:hAnsi="Times New Roman" w:cs="Times New Roman"/>
                 <w:b/>
                 <w:bCs/>
+                <w:sz w:val="24"/>
+                <w:szCs w:val="24"/>
               </w:rPr>
               <w:t>Dado que</w:t>
             </w:r>
@@ -9235,6 +9701,8 @@
                 <w:rFonts w:ascii="Times New Roman" w:hAnsi="Times New Roman" w:cs="Times New Roman"/>
                 <w:b/>
                 <w:bCs/>
+                <w:sz w:val="24"/>
+                <w:szCs w:val="24"/>
               </w:rPr>
               <w:t>Cuando</w:t>
             </w:r>
@@ -9272,6 +9740,8 @@
                 <w:rFonts w:ascii="Times New Roman" w:hAnsi="Times New Roman" w:cs="Times New Roman"/>
                 <w:b/>
                 <w:bCs/>
+                <w:sz w:val="24"/>
+                <w:szCs w:val="24"/>
               </w:rPr>
               <w:t>Entonces</w:t>
             </w:r>
@@ -9313,6 +9783,8 @@
                 <w:rFonts w:ascii="Times New Roman" w:hAnsi="Times New Roman" w:cs="Times New Roman"/>
                 <w:b/>
                 <w:bCs/>
+                <w:sz w:val="24"/>
+                <w:szCs w:val="24"/>
               </w:rPr>
               <w:t>Consulta exitosa</w:t>
             </w:r>
@@ -9348,6 +9820,8 @@
             <w:r>
               <w:rPr>
                 <w:rFonts w:ascii="Times New Roman" w:hAnsi="Times New Roman" w:cs="Times New Roman"/>
+                <w:sz w:val="24"/>
+                <w:szCs w:val="24"/>
               </w:rPr>
               <w:t>existen operaciones</w:t>
             </w:r>
@@ -9383,6 +9857,8 @@
             <w:r>
               <w:rPr>
                 <w:rFonts w:ascii="Times New Roman" w:hAnsi="Times New Roman" w:cs="Times New Roman"/>
+                <w:sz w:val="24"/>
+                <w:szCs w:val="24"/>
               </w:rPr>
               <w:t>se accede al módulo</w:t>
             </w:r>
@@ -9418,6 +9894,8 @@
             <w:r>
               <w:rPr>
                 <w:rFonts w:ascii="Times New Roman" w:hAnsi="Times New Roman" w:cs="Times New Roman"/>
+                <w:sz w:val="24"/>
+                <w:szCs w:val="24"/>
               </w:rPr>
               <w:t>se muestran todas las operaciones registradas</w:t>
             </w:r>
@@ -9462,6 +9940,8 @@
                 <w:rFonts w:ascii="Times New Roman" w:hAnsi="Times New Roman" w:cs="Times New Roman"/>
                 <w:b/>
                 <w:bCs/>
+                <w:sz w:val="24"/>
+                <w:szCs w:val="24"/>
               </w:rPr>
               <w:t>Sin registros</w:t>
             </w:r>
@@ -9497,6 +9977,8 @@
             <w:r>
               <w:rPr>
                 <w:rFonts w:ascii="Times New Roman" w:hAnsi="Times New Roman" w:cs="Times New Roman"/>
+                <w:sz w:val="24"/>
+                <w:szCs w:val="24"/>
               </w:rPr>
               <w:t>no existen operaciones</w:t>
             </w:r>
@@ -9532,6 +10014,8 @@
             <w:r>
               <w:rPr>
                 <w:rFonts w:ascii="Times New Roman" w:hAnsi="Times New Roman" w:cs="Times New Roman"/>
+                <w:sz w:val="24"/>
+                <w:szCs w:val="24"/>
               </w:rPr>
               <w:t>se consulta el módulo</w:t>
             </w:r>
@@ -9567,6 +10051,8 @@
             <w:r>
               <w:rPr>
                 <w:rFonts w:ascii="Times New Roman" w:hAnsi="Times New Roman" w:cs="Times New Roman"/>
+                <w:sz w:val="24"/>
+                <w:szCs w:val="24"/>
               </w:rPr>
               <w:t>se muestra una lista vacía</w:t>
             </w:r>
@@ -9581,6 +10067,8 @@
           <w:rFonts w:ascii="Times New Roman" w:hAnsi="Times New Roman" w:cs="Times New Roman"/>
           <w:b/>
           <w:bCs/>
+          <w:sz w:val="24"/>
+          <w:szCs w:val="24"/>
         </w:rPr>
       </w:pPr>
       <w:r>
@@ -9588,6 +10076,8 @@
           <w:rFonts w:ascii="Times New Roman" w:hAnsi="Times New Roman" w:cs="Times New Roman"/>
           <w:b/>
           <w:bCs/>
+          <w:sz w:val="24"/>
+          <w:szCs w:val="24"/>
         </w:rPr>
         <w:t>Requisitos no funcionales</w:t>
       </w:r>
@@ -9601,11 +10091,15 @@
         <w:jc w:val="both"/>
         <w:rPr>
           <w:rFonts w:ascii="Times New Roman" w:hAnsi="Times New Roman" w:cs="Times New Roman"/>
+          <w:sz w:val="24"/>
+          <w:szCs w:val="24"/>
         </w:rPr>
       </w:pPr>
       <w:r>
         <w:rPr>
           <w:rFonts w:ascii="Times New Roman" w:hAnsi="Times New Roman" w:cs="Times New Roman"/>
+          <w:sz w:val="24"/>
+          <w:szCs w:val="24"/>
         </w:rPr>
         <w:t>Solo los roles ADMIN y OPERATOR pueden consultar todas las operaciones.</w:t>
       </w:r>
@@ -9619,12 +10113,17 @@
         <w:jc w:val="both"/>
         <w:rPr>
           <w:rFonts w:ascii="Times New Roman" w:hAnsi="Times New Roman" w:cs="Times New Roman"/>
+          <w:sz w:val="24"/>
+          <w:szCs w:val="24"/>
         </w:rPr>
       </w:pPr>
       <w:r>
         <w:rPr>
           <w:rFonts w:ascii="Times New Roman" w:hAnsi="Times New Roman" w:cs="Times New Roman"/>
-        </w:rPr>
+          <w:sz w:val="24"/>
+          <w:szCs w:val="24"/>
+        </w:rPr>
+        <w:lastRenderedPageBreak/>
         <w:t>El acceso debe estar protegido mediante autenticación JWT.</w:t>
       </w:r>
     </w:p>
@@ -9637,11 +10136,15 @@
         <w:jc w:val="both"/>
         <w:rPr>
           <w:rFonts w:ascii="Times New Roman" w:hAnsi="Times New Roman" w:cs="Times New Roman"/>
+          <w:sz w:val="24"/>
+          <w:szCs w:val="24"/>
         </w:rPr>
       </w:pPr>
       <w:r>
         <w:rPr>
           <w:rFonts w:ascii="Times New Roman" w:hAnsi="Times New Roman" w:cs="Times New Roman"/>
+          <w:sz w:val="24"/>
+          <w:szCs w:val="24"/>
         </w:rPr>
         <w:t>La consulta debe responder en menos de 3 segundos.</w:t>
       </w:r>
@@ -9655,11 +10158,15 @@
         <w:jc w:val="both"/>
         <w:rPr>
           <w:rFonts w:ascii="Times New Roman" w:hAnsi="Times New Roman" w:cs="Times New Roman"/>
+          <w:sz w:val="24"/>
+          <w:szCs w:val="24"/>
         </w:rPr>
       </w:pPr>
       <w:r>
         <w:rPr>
           <w:rFonts w:ascii="Times New Roman" w:hAnsi="Times New Roman" w:cs="Times New Roman"/>
+          <w:sz w:val="24"/>
+          <w:szCs w:val="24"/>
         </w:rPr>
         <w:t>La información debe provenir de PostgreSQL.</w:t>
       </w:r>
@@ -9859,11 +10366,15 @@
         <w:jc w:val="both"/>
         <w:rPr>
           <w:rFonts w:ascii="Times New Roman" w:hAnsi="Times New Roman" w:cs="Times New Roman"/>
+          <w:sz w:val="24"/>
+          <w:szCs w:val="24"/>
         </w:rPr>
       </w:pPr>
       <w:r>
         <w:rPr>
           <w:rFonts w:ascii="Times New Roman" w:hAnsi="Times New Roman" w:cs="Times New Roman"/>
+          <w:sz w:val="24"/>
+          <w:szCs w:val="24"/>
         </w:rPr>
         <w:t>Como cliente, quiero visualizar únicamente mis operaciones para conocer los servicios asociados a mi cuenta.</w:t>
       </w:r>
@@ -9990,6 +10501,8 @@
                 <w:rFonts w:ascii="Times New Roman" w:hAnsi="Times New Roman" w:cs="Times New Roman"/>
                 <w:b/>
                 <w:bCs/>
+                <w:sz w:val="24"/>
+                <w:szCs w:val="24"/>
               </w:rPr>
               <w:t>Escenario</w:t>
             </w:r>
@@ -10027,6 +10540,8 @@
                 <w:rFonts w:ascii="Times New Roman" w:hAnsi="Times New Roman" w:cs="Times New Roman"/>
                 <w:b/>
                 <w:bCs/>
+                <w:sz w:val="24"/>
+                <w:szCs w:val="24"/>
               </w:rPr>
               <w:t>Dado que</w:t>
             </w:r>
@@ -10064,6 +10579,8 @@
                 <w:rFonts w:ascii="Times New Roman" w:hAnsi="Times New Roman" w:cs="Times New Roman"/>
                 <w:b/>
                 <w:bCs/>
+                <w:sz w:val="24"/>
+                <w:szCs w:val="24"/>
               </w:rPr>
               <w:t>Cuando</w:t>
             </w:r>
@@ -10101,6 +10618,8 @@
                 <w:rFonts w:ascii="Times New Roman" w:hAnsi="Times New Roman" w:cs="Times New Roman"/>
                 <w:b/>
                 <w:bCs/>
+                <w:sz w:val="24"/>
+                <w:szCs w:val="24"/>
               </w:rPr>
               <w:t>Entonces</w:t>
             </w:r>
@@ -10142,6 +10661,8 @@
                 <w:rFonts w:ascii="Times New Roman" w:hAnsi="Times New Roman" w:cs="Times New Roman"/>
                 <w:b/>
                 <w:bCs/>
+                <w:sz w:val="24"/>
+                <w:szCs w:val="24"/>
               </w:rPr>
               <w:t>Consulta exitosa</w:t>
             </w:r>
@@ -10177,6 +10698,8 @@
             <w:r>
               <w:rPr>
                 <w:rFonts w:ascii="Times New Roman" w:hAnsi="Times New Roman" w:cs="Times New Roman"/>
+                <w:sz w:val="24"/>
+                <w:szCs w:val="24"/>
               </w:rPr>
               <w:t>el cliente tiene operaciones asociadas</w:t>
             </w:r>
@@ -10212,6 +10735,8 @@
             <w:r>
               <w:rPr>
                 <w:rFonts w:ascii="Times New Roman" w:hAnsi="Times New Roman" w:cs="Times New Roman"/>
+                <w:sz w:val="24"/>
+                <w:szCs w:val="24"/>
               </w:rPr>
               <w:t>accede al módulo Operaciones</w:t>
             </w:r>
@@ -10247,6 +10772,8 @@
             <w:r>
               <w:rPr>
                 <w:rFonts w:ascii="Times New Roman" w:hAnsi="Times New Roman" w:cs="Times New Roman"/>
+                <w:sz w:val="24"/>
+                <w:szCs w:val="24"/>
               </w:rPr>
               <w:t>se muestran únicamente sus operaciones</w:t>
             </w:r>
@@ -10291,6 +10818,8 @@
                 <w:rFonts w:ascii="Times New Roman" w:hAnsi="Times New Roman" w:cs="Times New Roman"/>
                 <w:b/>
                 <w:bCs/>
+                <w:sz w:val="24"/>
+                <w:szCs w:val="24"/>
               </w:rPr>
               <w:t>Sin operaciones</w:t>
             </w:r>
@@ -10326,6 +10855,8 @@
             <w:r>
               <w:rPr>
                 <w:rFonts w:ascii="Times New Roman" w:hAnsi="Times New Roman" w:cs="Times New Roman"/>
+                <w:sz w:val="24"/>
+                <w:szCs w:val="24"/>
               </w:rPr>
               <w:t>el cliente no tiene operaciones</w:t>
             </w:r>
@@ -10361,6 +10892,8 @@
             <w:r>
               <w:rPr>
                 <w:rFonts w:ascii="Times New Roman" w:hAnsi="Times New Roman" w:cs="Times New Roman"/>
+                <w:sz w:val="24"/>
+                <w:szCs w:val="24"/>
               </w:rPr>
               <w:t>consulta el módulo Operaciones</w:t>
             </w:r>
@@ -10396,6 +10929,8 @@
             <w:r>
               <w:rPr>
                 <w:rFonts w:ascii="Times New Roman" w:hAnsi="Times New Roman" w:cs="Times New Roman"/>
+                <w:sz w:val="24"/>
+                <w:szCs w:val="24"/>
               </w:rPr>
               <w:t>se muestra una lista vacía</w:t>
             </w:r>
@@ -10410,6 +10945,8 @@
           <w:rFonts w:ascii="Times New Roman" w:hAnsi="Times New Roman" w:cs="Times New Roman"/>
           <w:b/>
           <w:bCs/>
+          <w:sz w:val="24"/>
+          <w:szCs w:val="24"/>
         </w:rPr>
       </w:pPr>
       <w:r>
@@ -10417,6 +10954,8 @@
           <w:rFonts w:ascii="Times New Roman" w:hAnsi="Times New Roman" w:cs="Times New Roman"/>
           <w:b/>
           <w:bCs/>
+          <w:sz w:val="24"/>
+          <w:szCs w:val="24"/>
         </w:rPr>
         <w:t>Requisitos no funcionales</w:t>
       </w:r>
@@ -10430,11 +10969,15 @@
         <w:jc w:val="both"/>
         <w:rPr>
           <w:rFonts w:ascii="Times New Roman" w:hAnsi="Times New Roman" w:cs="Times New Roman"/>
+          <w:sz w:val="24"/>
+          <w:szCs w:val="24"/>
         </w:rPr>
       </w:pPr>
       <w:r>
         <w:rPr>
           <w:rFonts w:ascii="Times New Roman" w:hAnsi="Times New Roman" w:cs="Times New Roman"/>
+          <w:sz w:val="24"/>
+          <w:szCs w:val="24"/>
         </w:rPr>
         <w:t xml:space="preserve">Las consultas deben filtrarse utilizando el </w:t>
       </w:r>
@@ -10442,6 +10985,8 @@
       <w:r>
         <w:rPr>
           <w:rFonts w:ascii="Times New Roman" w:hAnsi="Times New Roman" w:cs="Times New Roman"/>
+          <w:sz w:val="24"/>
+          <w:szCs w:val="24"/>
         </w:rPr>
         <w:t>userId</w:t>
       </w:r>
@@ -10449,6 +10994,8 @@
       <w:r>
         <w:rPr>
           <w:rFonts w:ascii="Times New Roman" w:hAnsi="Times New Roman" w:cs="Times New Roman"/>
+          <w:sz w:val="24"/>
+          <w:szCs w:val="24"/>
         </w:rPr>
         <w:t xml:space="preserve"> obtenido desde el JWT.</w:t>
       </w:r>
@@ -10462,11 +11009,15 @@
         <w:jc w:val="both"/>
         <w:rPr>
           <w:rFonts w:ascii="Times New Roman" w:hAnsi="Times New Roman" w:cs="Times New Roman"/>
+          <w:sz w:val="24"/>
+          <w:szCs w:val="24"/>
         </w:rPr>
       </w:pPr>
       <w:r>
         <w:rPr>
           <w:rFonts w:ascii="Times New Roman" w:hAnsi="Times New Roman" w:cs="Times New Roman"/>
+          <w:sz w:val="24"/>
+          <w:szCs w:val="24"/>
         </w:rPr>
         <w:t>Debe garantizarse el aislamiento de la información entre clientes.</w:t>
       </w:r>
@@ -10480,11 +11031,15 @@
         <w:jc w:val="both"/>
         <w:rPr>
           <w:rFonts w:ascii="Times New Roman" w:hAnsi="Times New Roman" w:cs="Times New Roman"/>
+          <w:sz w:val="24"/>
+          <w:szCs w:val="24"/>
         </w:rPr>
       </w:pPr>
       <w:r>
         <w:rPr>
           <w:rFonts w:ascii="Times New Roman" w:hAnsi="Times New Roman" w:cs="Times New Roman"/>
+          <w:sz w:val="24"/>
+          <w:szCs w:val="24"/>
         </w:rPr>
         <w:t>Un cliente no puede visualizar operaciones de otros usuarios.</w:t>
       </w:r>
@@ -10498,13 +11053,16 @@
         <w:jc w:val="both"/>
         <w:rPr>
           <w:rFonts w:ascii="Times New Roman" w:hAnsi="Times New Roman" w:cs="Times New Roman"/>
+          <w:sz w:val="24"/>
+          <w:szCs w:val="24"/>
         </w:rPr>
       </w:pPr>
       <w:r>
         <w:rPr>
           <w:rFonts w:ascii="Times New Roman" w:hAnsi="Times New Roman" w:cs="Times New Roman"/>
-        </w:rPr>
-        <w:lastRenderedPageBreak/>
+          <w:sz w:val="24"/>
+          <w:szCs w:val="24"/>
+        </w:rPr>
         <w:t>La navegación debe ocultar acciones administrativas no permitidas.</w:t>
       </w:r>
     </w:p>
@@ -10513,6 +11071,3893 @@
         <w:jc w:val="both"/>
         <w:rPr>
           <w:rFonts w:ascii="Times New Roman" w:hAnsi="Times New Roman" w:cs="Times New Roman"/>
+          <w:b/>
+          <w:bCs/>
+          <w:sz w:val="24"/>
+          <w:szCs w:val="24"/>
+        </w:rPr>
+      </w:pPr>
+      <w:r>
+        <w:rPr>
+          <w:rFonts w:ascii="Times New Roman" w:hAnsi="Times New Roman" w:cs="Times New Roman"/>
+          <w:b/>
+          <w:bCs/>
+          <w:sz w:val="24"/>
+          <w:szCs w:val="24"/>
+        </w:rPr>
+        <w:t>Tabla resumen de todas las HU</w:t>
+      </w:r>
+    </w:p>
+    <w:tbl>
+      <w:tblPr>
+        <w:tblW w:w="9150" w:type="dxa"/>
+        <w:jc w:val="center"/>
+        <w:tblBorders>
+          <w:top w:val="single" w:sz="4" w:space="0" w:color="000000"/>
+          <w:left w:val="single" w:sz="4" w:space="0" w:color="000000"/>
+          <w:bottom w:val="single" w:sz="4" w:space="0" w:color="000000"/>
+          <w:right w:val="single" w:sz="4" w:space="0" w:color="000000"/>
+          <w:insideH w:val="single" w:sz="4" w:space="0" w:color="000000"/>
+          <w:insideV w:val="single" w:sz="4" w:space="0" w:color="000000"/>
+        </w:tblBorders>
+        <w:tblLayout w:type="fixed"/>
+        <w:tblLook w:val="0000" w:firstRow="0" w:lastRow="0" w:firstColumn="0" w:lastColumn="0" w:noHBand="0" w:noVBand="0"/>
+      </w:tblPr>
+      <w:tblGrid>
+        <w:gridCol w:w="1035"/>
+        <w:gridCol w:w="3225"/>
+        <w:gridCol w:w="1725"/>
+        <w:gridCol w:w="1530"/>
+        <w:gridCol w:w="735"/>
+        <w:gridCol w:w="900"/>
+      </w:tblGrid>
+      <w:tr>
+        <w:trPr>
+          <w:tblHeader/>
+          <w:jc w:val="center"/>
+        </w:trPr>
+        <w:tc>
+          <w:tcPr>
+            <w:tcW w:w="1035" w:type="dxa"/>
+            <w:tcBorders>
+              <w:top w:val="single" w:sz="4" w:space="0" w:color="CCCCCC"/>
+              <w:left w:val="single" w:sz="4" w:space="0" w:color="CCCCCC"/>
+              <w:bottom w:val="single" w:sz="4" w:space="0" w:color="CCCCCC"/>
+              <w:right w:val="single" w:sz="4" w:space="0" w:color="CCCCCC"/>
+            </w:tcBorders>
+            <w:shd w:val="clear" w:color="auto" w:fill="1F3864"/>
+            <w:tcMar>
+              <w:top w:w="80" w:type="dxa"/>
+              <w:left w:w="130" w:type="dxa"/>
+              <w:bottom w:w="80" w:type="dxa"/>
+              <w:right w:w="130" w:type="dxa"/>
+            </w:tcMar>
+            <w:vAlign w:val="center"/>
+          </w:tcPr>
+          <w:p>
+            <w:pPr>
+              <w:jc w:val="center"/>
+              <w:rPr>
+                <w:b/>
+                <w:bCs/>
+              </w:rPr>
+            </w:pPr>
+            <w:r>
+              <w:rPr>
+                <w:b/>
+                <w:bCs/>
+              </w:rPr>
+              <w:t>ID</w:t>
+            </w:r>
+          </w:p>
+        </w:tc>
+        <w:tc>
+          <w:tcPr>
+            <w:tcW w:w="3225" w:type="dxa"/>
+            <w:tcBorders>
+              <w:top w:val="single" w:sz="4" w:space="0" w:color="CCCCCC"/>
+              <w:left w:val="single" w:sz="4" w:space="0" w:color="CCCCCC"/>
+              <w:bottom w:val="single" w:sz="4" w:space="0" w:color="CCCCCC"/>
+              <w:right w:val="single" w:sz="4" w:space="0" w:color="CCCCCC"/>
+            </w:tcBorders>
+            <w:shd w:val="clear" w:color="auto" w:fill="1F3864"/>
+            <w:tcMar>
+              <w:top w:w="80" w:type="dxa"/>
+              <w:left w:w="130" w:type="dxa"/>
+              <w:bottom w:w="80" w:type="dxa"/>
+              <w:right w:w="130" w:type="dxa"/>
+            </w:tcMar>
+            <w:vAlign w:val="center"/>
+          </w:tcPr>
+          <w:p>
+            <w:pPr>
+              <w:jc w:val="center"/>
+              <w:rPr>
+                <w:rFonts w:ascii="Times New Roman" w:eastAsia="Times New Roman" w:hAnsi="Times New Roman" w:cs="Times New Roman"/>
+                <w:sz w:val="24"/>
+                <w:szCs w:val="24"/>
+              </w:rPr>
+            </w:pPr>
+            <w:r>
+              <w:rPr>
+                <w:rFonts w:ascii="Times New Roman" w:eastAsia="Times New Roman" w:hAnsi="Times New Roman" w:cs="Times New Roman"/>
+                <w:sz w:val="24"/>
+                <w:szCs w:val="24"/>
+              </w:rPr>
+              <w:t>Historia de Usuario</w:t>
+            </w:r>
+          </w:p>
+        </w:tc>
+        <w:tc>
+          <w:tcPr>
+            <w:tcW w:w="1725" w:type="dxa"/>
+            <w:tcBorders>
+              <w:top w:val="single" w:sz="4" w:space="0" w:color="CCCCCC"/>
+              <w:left w:val="single" w:sz="4" w:space="0" w:color="CCCCCC"/>
+              <w:bottom w:val="single" w:sz="4" w:space="0" w:color="CCCCCC"/>
+              <w:right w:val="single" w:sz="4" w:space="0" w:color="CCCCCC"/>
+            </w:tcBorders>
+            <w:shd w:val="clear" w:color="auto" w:fill="1F3864"/>
+            <w:tcMar>
+              <w:top w:w="80" w:type="dxa"/>
+              <w:left w:w="130" w:type="dxa"/>
+              <w:bottom w:w="80" w:type="dxa"/>
+              <w:right w:w="130" w:type="dxa"/>
+            </w:tcMar>
+            <w:vAlign w:val="center"/>
+          </w:tcPr>
+          <w:p>
+            <w:pPr>
+              <w:jc w:val="center"/>
+              <w:rPr>
+                <w:rFonts w:ascii="Times New Roman" w:eastAsia="Times New Roman" w:hAnsi="Times New Roman" w:cs="Times New Roman"/>
+                <w:sz w:val="24"/>
+                <w:szCs w:val="24"/>
+              </w:rPr>
+            </w:pPr>
+            <w:r>
+              <w:rPr>
+                <w:rFonts w:ascii="Times New Roman" w:eastAsia="Times New Roman" w:hAnsi="Times New Roman" w:cs="Times New Roman"/>
+                <w:sz w:val="24"/>
+                <w:szCs w:val="24"/>
+              </w:rPr>
+              <w:t>Actor</w:t>
+            </w:r>
+          </w:p>
+        </w:tc>
+        <w:tc>
+          <w:tcPr>
+            <w:tcW w:w="1530" w:type="dxa"/>
+            <w:tcBorders>
+              <w:top w:val="single" w:sz="4" w:space="0" w:color="CCCCCC"/>
+              <w:left w:val="single" w:sz="4" w:space="0" w:color="CCCCCC"/>
+              <w:bottom w:val="single" w:sz="4" w:space="0" w:color="CCCCCC"/>
+              <w:right w:val="single" w:sz="4" w:space="0" w:color="CCCCCC"/>
+            </w:tcBorders>
+            <w:shd w:val="clear" w:color="auto" w:fill="1F3864"/>
+            <w:tcMar>
+              <w:top w:w="80" w:type="dxa"/>
+              <w:left w:w="130" w:type="dxa"/>
+              <w:bottom w:w="80" w:type="dxa"/>
+              <w:right w:w="130" w:type="dxa"/>
+            </w:tcMar>
+            <w:vAlign w:val="center"/>
+          </w:tcPr>
+          <w:p>
+            <w:pPr>
+              <w:jc w:val="center"/>
+              <w:rPr>
+                <w:rFonts w:ascii="Times New Roman" w:eastAsia="Times New Roman" w:hAnsi="Times New Roman" w:cs="Times New Roman"/>
+                <w:sz w:val="24"/>
+                <w:szCs w:val="24"/>
+              </w:rPr>
+            </w:pPr>
+            <w:r>
+              <w:rPr>
+                <w:rFonts w:ascii="Times New Roman" w:eastAsia="Times New Roman" w:hAnsi="Times New Roman" w:cs="Times New Roman"/>
+                <w:sz w:val="24"/>
+                <w:szCs w:val="24"/>
+              </w:rPr>
+              <w:t>Prioridad (MoSCoW)</w:t>
+            </w:r>
+          </w:p>
+        </w:tc>
+        <w:tc>
+          <w:tcPr>
+            <w:tcW w:w="735" w:type="dxa"/>
+            <w:tcBorders>
+              <w:top w:val="single" w:sz="4" w:space="0" w:color="CCCCCC"/>
+              <w:left w:val="single" w:sz="4" w:space="0" w:color="CCCCCC"/>
+              <w:bottom w:val="single" w:sz="4" w:space="0" w:color="CCCCCC"/>
+              <w:right w:val="single" w:sz="4" w:space="0" w:color="CCCCCC"/>
+            </w:tcBorders>
+            <w:shd w:val="clear" w:color="auto" w:fill="1F3864"/>
+            <w:tcMar>
+              <w:top w:w="80" w:type="dxa"/>
+              <w:left w:w="130" w:type="dxa"/>
+              <w:bottom w:w="80" w:type="dxa"/>
+              <w:right w:w="130" w:type="dxa"/>
+            </w:tcMar>
+            <w:vAlign w:val="center"/>
+          </w:tcPr>
+          <w:p>
+            <w:pPr>
+              <w:jc w:val="center"/>
+              <w:rPr>
+                <w:rFonts w:ascii="Times New Roman" w:eastAsia="Times New Roman" w:hAnsi="Times New Roman" w:cs="Times New Roman"/>
+                <w:sz w:val="24"/>
+                <w:szCs w:val="24"/>
+              </w:rPr>
+            </w:pPr>
+            <w:r>
+              <w:rPr>
+                <w:rFonts w:ascii="Times New Roman" w:eastAsia="Times New Roman" w:hAnsi="Times New Roman" w:cs="Times New Roman"/>
+                <w:sz w:val="24"/>
+                <w:szCs w:val="24"/>
+              </w:rPr>
+              <w:t>Puntos</w:t>
+            </w:r>
+          </w:p>
+        </w:tc>
+        <w:tc>
+          <w:tcPr>
+            <w:tcW w:w="900" w:type="dxa"/>
+            <w:tcBorders>
+              <w:top w:val="single" w:sz="4" w:space="0" w:color="CCCCCC"/>
+              <w:left w:val="single" w:sz="4" w:space="0" w:color="CCCCCC"/>
+              <w:bottom w:val="single" w:sz="4" w:space="0" w:color="CCCCCC"/>
+              <w:right w:val="single" w:sz="4" w:space="0" w:color="CCCCCC"/>
+            </w:tcBorders>
+            <w:shd w:val="clear" w:color="auto" w:fill="1F3864"/>
+            <w:tcMar>
+              <w:top w:w="80" w:type="dxa"/>
+              <w:left w:w="130" w:type="dxa"/>
+              <w:bottom w:w="80" w:type="dxa"/>
+              <w:right w:w="130" w:type="dxa"/>
+            </w:tcMar>
+            <w:vAlign w:val="center"/>
+          </w:tcPr>
+          <w:p>
+            <w:pPr>
+              <w:jc w:val="center"/>
+              <w:rPr>
+                <w:rFonts w:ascii="Times New Roman" w:eastAsia="Times New Roman" w:hAnsi="Times New Roman" w:cs="Times New Roman"/>
+                <w:sz w:val="24"/>
+                <w:szCs w:val="24"/>
+              </w:rPr>
+            </w:pPr>
+            <w:r>
+              <w:rPr>
+                <w:rFonts w:ascii="Times New Roman" w:eastAsia="Times New Roman" w:hAnsi="Times New Roman" w:cs="Times New Roman"/>
+                <w:sz w:val="24"/>
+                <w:szCs w:val="24"/>
+              </w:rPr>
+              <w:t>Sprint</w:t>
+            </w:r>
+          </w:p>
+        </w:tc>
+      </w:tr>
+      <w:tr>
+        <w:trPr>
+          <w:jc w:val="center"/>
+        </w:trPr>
+        <w:tc>
+          <w:tcPr>
+            <w:tcW w:w="1035" w:type="dxa"/>
+            <w:tcBorders>
+              <w:top w:val="single" w:sz="4" w:space="0" w:color="CCCCCC"/>
+              <w:left w:val="single" w:sz="4" w:space="0" w:color="CCCCCC"/>
+              <w:bottom w:val="single" w:sz="4" w:space="0" w:color="CCCCCC"/>
+              <w:right w:val="single" w:sz="4" w:space="0" w:color="CCCCCC"/>
+            </w:tcBorders>
+            <w:shd w:val="clear" w:color="auto" w:fill="FFFFFF"/>
+            <w:tcMar>
+              <w:top w:w="80" w:type="dxa"/>
+              <w:left w:w="130" w:type="dxa"/>
+              <w:bottom w:w="80" w:type="dxa"/>
+              <w:right w:w="130" w:type="dxa"/>
+            </w:tcMar>
+            <w:vAlign w:val="center"/>
+          </w:tcPr>
+          <w:p>
+            <w:pPr>
+              <w:rPr>
+                <w:rFonts w:ascii="Times New Roman" w:eastAsia="Times New Roman" w:hAnsi="Times New Roman" w:cs="Times New Roman"/>
+                <w:b/>
+                <w:bCs/>
+                <w:sz w:val="24"/>
+                <w:szCs w:val="24"/>
+              </w:rPr>
+            </w:pPr>
+            <w:r>
+              <w:rPr>
+                <w:rFonts w:ascii="Times New Roman" w:hAnsi="Times New Roman" w:cs="Times New Roman"/>
+                <w:b/>
+                <w:bCs/>
+                <w:color w:val="000000"/>
+                <w:sz w:val="24"/>
+                <w:szCs w:val="24"/>
+              </w:rPr>
+              <w:t>HU-01</w:t>
+            </w:r>
+          </w:p>
+        </w:tc>
+        <w:tc>
+          <w:tcPr>
+            <w:tcW w:w="3225" w:type="dxa"/>
+            <w:tcBorders>
+              <w:top w:val="single" w:sz="4" w:space="0" w:color="CCCCCC"/>
+              <w:left w:val="single" w:sz="4" w:space="0" w:color="CCCCCC"/>
+              <w:bottom w:val="single" w:sz="4" w:space="0" w:color="CCCCCC"/>
+              <w:right w:val="single" w:sz="4" w:space="0" w:color="CCCCCC"/>
+            </w:tcBorders>
+            <w:shd w:val="clear" w:color="auto" w:fill="FFFFFF"/>
+            <w:tcMar>
+              <w:top w:w="80" w:type="dxa"/>
+              <w:left w:w="130" w:type="dxa"/>
+              <w:bottom w:w="80" w:type="dxa"/>
+              <w:right w:w="130" w:type="dxa"/>
+            </w:tcMar>
+            <w:vAlign w:val="center"/>
+          </w:tcPr>
+          <w:p>
+            <w:pPr>
+              <w:rPr>
+                <w:rFonts w:ascii="Times New Roman" w:eastAsia="Times New Roman" w:hAnsi="Times New Roman" w:cs="Times New Roman"/>
+                <w:sz w:val="24"/>
+                <w:szCs w:val="24"/>
+              </w:rPr>
+            </w:pPr>
+            <w:r>
+              <w:rPr>
+                <w:rFonts w:ascii="Times New Roman" w:hAnsi="Times New Roman" w:cs="Times New Roman"/>
+                <w:color w:val="000000"/>
+                <w:sz w:val="24"/>
+                <w:szCs w:val="24"/>
+              </w:rPr>
+              <w:t>Inicio de sesión</w:t>
+            </w:r>
+          </w:p>
+        </w:tc>
+        <w:tc>
+          <w:tcPr>
+            <w:tcW w:w="1725" w:type="dxa"/>
+            <w:tcBorders>
+              <w:top w:val="single" w:sz="4" w:space="0" w:color="CCCCCC"/>
+              <w:left w:val="single" w:sz="4" w:space="0" w:color="CCCCCC"/>
+              <w:bottom w:val="single" w:sz="4" w:space="0" w:color="CCCCCC"/>
+              <w:right w:val="single" w:sz="4" w:space="0" w:color="CCCCCC"/>
+            </w:tcBorders>
+            <w:shd w:val="clear" w:color="auto" w:fill="FFFFFF"/>
+            <w:tcMar>
+              <w:top w:w="80" w:type="dxa"/>
+              <w:left w:w="130" w:type="dxa"/>
+              <w:bottom w:w="80" w:type="dxa"/>
+              <w:right w:w="130" w:type="dxa"/>
+            </w:tcMar>
+            <w:vAlign w:val="center"/>
+          </w:tcPr>
+          <w:p>
+            <w:pPr>
+              <w:rPr>
+                <w:rFonts w:ascii="Times New Roman" w:eastAsia="Times New Roman" w:hAnsi="Times New Roman" w:cs="Times New Roman"/>
+                <w:sz w:val="24"/>
+                <w:szCs w:val="24"/>
+              </w:rPr>
+            </w:pPr>
+            <w:r>
+              <w:rPr>
+                <w:rFonts w:ascii="Times New Roman" w:hAnsi="Times New Roman" w:cs="Times New Roman"/>
+                <w:color w:val="000000"/>
+                <w:sz w:val="24"/>
+                <w:szCs w:val="24"/>
+              </w:rPr>
+              <w:t>Usuario registrado</w:t>
+            </w:r>
+          </w:p>
+        </w:tc>
+        <w:tc>
+          <w:tcPr>
+            <w:tcW w:w="1530" w:type="dxa"/>
+            <w:tcBorders>
+              <w:top w:val="single" w:sz="4" w:space="0" w:color="CCCCCC"/>
+              <w:left w:val="single" w:sz="4" w:space="0" w:color="CCCCCC"/>
+              <w:bottom w:val="single" w:sz="4" w:space="0" w:color="CCCCCC"/>
+              <w:right w:val="single" w:sz="4" w:space="0" w:color="CCCCCC"/>
+            </w:tcBorders>
+            <w:shd w:val="clear" w:color="auto" w:fill="FFFFFF"/>
+            <w:tcMar>
+              <w:top w:w="80" w:type="dxa"/>
+              <w:left w:w="130" w:type="dxa"/>
+              <w:bottom w:w="80" w:type="dxa"/>
+              <w:right w:w="130" w:type="dxa"/>
+            </w:tcMar>
+            <w:vAlign w:val="center"/>
+          </w:tcPr>
+          <w:p>
+            <w:pPr>
+              <w:rPr>
+                <w:rFonts w:ascii="Times New Roman" w:eastAsia="Times New Roman" w:hAnsi="Times New Roman" w:cs="Times New Roman"/>
+                <w:sz w:val="24"/>
+                <w:szCs w:val="24"/>
+              </w:rPr>
+            </w:pPr>
+            <w:r>
+              <w:rPr>
+                <w:rFonts w:ascii="Times New Roman" w:hAnsi="Times New Roman" w:cs="Times New Roman"/>
+                <w:color w:val="000000"/>
+                <w:sz w:val="24"/>
+                <w:szCs w:val="24"/>
+              </w:rPr>
+              <w:t>Must Have</w:t>
+            </w:r>
+          </w:p>
+        </w:tc>
+        <w:tc>
+          <w:tcPr>
+            <w:tcW w:w="735" w:type="dxa"/>
+            <w:tcBorders>
+              <w:top w:val="single" w:sz="4" w:space="0" w:color="CCCCCC"/>
+              <w:left w:val="single" w:sz="4" w:space="0" w:color="CCCCCC"/>
+              <w:bottom w:val="single" w:sz="4" w:space="0" w:color="CCCCCC"/>
+              <w:right w:val="single" w:sz="4" w:space="0" w:color="CCCCCC"/>
+            </w:tcBorders>
+            <w:shd w:val="clear" w:color="auto" w:fill="FFFFFF"/>
+            <w:tcMar>
+              <w:top w:w="80" w:type="dxa"/>
+              <w:left w:w="130" w:type="dxa"/>
+              <w:bottom w:w="80" w:type="dxa"/>
+              <w:right w:w="130" w:type="dxa"/>
+            </w:tcMar>
+            <w:vAlign w:val="center"/>
+          </w:tcPr>
+          <w:p>
+            <w:pPr>
+              <w:jc w:val="center"/>
+              <w:rPr>
+                <w:rFonts w:ascii="Times New Roman" w:eastAsia="Times New Roman" w:hAnsi="Times New Roman" w:cs="Times New Roman"/>
+                <w:sz w:val="24"/>
+                <w:szCs w:val="24"/>
+              </w:rPr>
+            </w:pPr>
+            <w:r>
+              <w:rPr>
+                <w:rFonts w:ascii="Times New Roman" w:hAnsi="Times New Roman" w:cs="Times New Roman"/>
+                <w:color w:val="000000"/>
+                <w:sz w:val="24"/>
+                <w:szCs w:val="24"/>
+              </w:rPr>
+              <w:t>3</w:t>
+            </w:r>
+          </w:p>
+        </w:tc>
+        <w:tc>
+          <w:tcPr>
+            <w:tcW w:w="900" w:type="dxa"/>
+            <w:tcBorders>
+              <w:top w:val="single" w:sz="4" w:space="0" w:color="CCCCCC"/>
+              <w:left w:val="single" w:sz="4" w:space="0" w:color="CCCCCC"/>
+              <w:bottom w:val="single" w:sz="4" w:space="0" w:color="CCCCCC"/>
+              <w:right w:val="single" w:sz="4" w:space="0" w:color="CCCCCC"/>
+            </w:tcBorders>
+            <w:shd w:val="clear" w:color="auto" w:fill="FFFFFF"/>
+            <w:tcMar>
+              <w:top w:w="80" w:type="dxa"/>
+              <w:left w:w="130" w:type="dxa"/>
+              <w:bottom w:w="80" w:type="dxa"/>
+              <w:right w:w="130" w:type="dxa"/>
+            </w:tcMar>
+            <w:vAlign w:val="center"/>
+          </w:tcPr>
+          <w:p>
+            <w:pPr>
+              <w:jc w:val="center"/>
+              <w:rPr>
+                <w:rFonts w:ascii="Times New Roman" w:eastAsia="Times New Roman" w:hAnsi="Times New Roman" w:cs="Times New Roman"/>
+                <w:sz w:val="24"/>
+                <w:szCs w:val="24"/>
+              </w:rPr>
+            </w:pPr>
+            <w:r>
+              <w:rPr>
+                <w:rFonts w:ascii="Times New Roman" w:hAnsi="Times New Roman" w:cs="Times New Roman"/>
+                <w:color w:val="000000"/>
+                <w:sz w:val="24"/>
+                <w:szCs w:val="24"/>
+              </w:rPr>
+              <w:t>1</w:t>
+            </w:r>
+          </w:p>
+        </w:tc>
+      </w:tr>
+      <w:tr>
+        <w:trPr>
+          <w:jc w:val="center"/>
+        </w:trPr>
+        <w:tc>
+          <w:tcPr>
+            <w:tcW w:w="1035" w:type="dxa"/>
+            <w:tcBorders>
+              <w:top w:val="single" w:sz="4" w:space="0" w:color="CCCCCC"/>
+              <w:left w:val="single" w:sz="4" w:space="0" w:color="CCCCCC"/>
+              <w:bottom w:val="single" w:sz="4" w:space="0" w:color="CCCCCC"/>
+              <w:right w:val="single" w:sz="4" w:space="0" w:color="CCCCCC"/>
+            </w:tcBorders>
+            <w:shd w:val="clear" w:color="auto" w:fill="F2F2F2"/>
+            <w:tcMar>
+              <w:top w:w="80" w:type="dxa"/>
+              <w:left w:w="130" w:type="dxa"/>
+              <w:bottom w:w="80" w:type="dxa"/>
+              <w:right w:w="130" w:type="dxa"/>
+            </w:tcMar>
+            <w:vAlign w:val="center"/>
+          </w:tcPr>
+          <w:p>
+            <w:pPr>
+              <w:rPr>
+                <w:rFonts w:ascii="Times New Roman" w:eastAsia="Times New Roman" w:hAnsi="Times New Roman" w:cs="Times New Roman"/>
+                <w:b/>
+                <w:bCs/>
+                <w:sz w:val="24"/>
+                <w:szCs w:val="24"/>
+              </w:rPr>
+            </w:pPr>
+            <w:r>
+              <w:rPr>
+                <w:rFonts w:ascii="Times New Roman" w:hAnsi="Times New Roman" w:cs="Times New Roman"/>
+                <w:b/>
+                <w:bCs/>
+                <w:color w:val="000000"/>
+                <w:sz w:val="24"/>
+                <w:szCs w:val="24"/>
+              </w:rPr>
+              <w:t>HU-02</w:t>
+            </w:r>
+          </w:p>
+        </w:tc>
+        <w:tc>
+          <w:tcPr>
+            <w:tcW w:w="3225" w:type="dxa"/>
+            <w:tcBorders>
+              <w:top w:val="single" w:sz="4" w:space="0" w:color="CCCCCC"/>
+              <w:left w:val="single" w:sz="4" w:space="0" w:color="CCCCCC"/>
+              <w:bottom w:val="single" w:sz="4" w:space="0" w:color="CCCCCC"/>
+              <w:right w:val="single" w:sz="4" w:space="0" w:color="CCCCCC"/>
+            </w:tcBorders>
+            <w:shd w:val="clear" w:color="auto" w:fill="F2F2F2"/>
+            <w:tcMar>
+              <w:top w:w="80" w:type="dxa"/>
+              <w:left w:w="130" w:type="dxa"/>
+              <w:bottom w:w="80" w:type="dxa"/>
+              <w:right w:w="130" w:type="dxa"/>
+            </w:tcMar>
+            <w:vAlign w:val="center"/>
+          </w:tcPr>
+          <w:p>
+            <w:pPr>
+              <w:rPr>
+                <w:rFonts w:ascii="Times New Roman" w:eastAsia="Times New Roman" w:hAnsi="Times New Roman" w:cs="Times New Roman"/>
+                <w:sz w:val="24"/>
+                <w:szCs w:val="24"/>
+              </w:rPr>
+            </w:pPr>
+            <w:r>
+              <w:rPr>
+                <w:rFonts w:ascii="Times New Roman" w:hAnsi="Times New Roman" w:cs="Times New Roman"/>
+                <w:color w:val="000000"/>
+                <w:sz w:val="24"/>
+                <w:szCs w:val="24"/>
+              </w:rPr>
+              <w:t>Crear usuario</w:t>
+            </w:r>
+          </w:p>
+        </w:tc>
+        <w:tc>
+          <w:tcPr>
+            <w:tcW w:w="1725" w:type="dxa"/>
+            <w:tcBorders>
+              <w:top w:val="single" w:sz="4" w:space="0" w:color="CCCCCC"/>
+              <w:left w:val="single" w:sz="4" w:space="0" w:color="CCCCCC"/>
+              <w:bottom w:val="single" w:sz="4" w:space="0" w:color="CCCCCC"/>
+              <w:right w:val="single" w:sz="4" w:space="0" w:color="CCCCCC"/>
+            </w:tcBorders>
+            <w:shd w:val="clear" w:color="auto" w:fill="F2F2F2"/>
+            <w:tcMar>
+              <w:top w:w="80" w:type="dxa"/>
+              <w:left w:w="130" w:type="dxa"/>
+              <w:bottom w:w="80" w:type="dxa"/>
+              <w:right w:w="130" w:type="dxa"/>
+            </w:tcMar>
+            <w:vAlign w:val="center"/>
+          </w:tcPr>
+          <w:p>
+            <w:pPr>
+              <w:rPr>
+                <w:rFonts w:ascii="Times New Roman" w:eastAsia="Times New Roman" w:hAnsi="Times New Roman" w:cs="Times New Roman"/>
+                <w:sz w:val="24"/>
+                <w:szCs w:val="24"/>
+              </w:rPr>
+            </w:pPr>
+            <w:r>
+              <w:rPr>
+                <w:rFonts w:ascii="Times New Roman" w:hAnsi="Times New Roman" w:cs="Times New Roman"/>
+                <w:color w:val="000000"/>
+                <w:sz w:val="24"/>
+                <w:szCs w:val="24"/>
+              </w:rPr>
+              <w:t>Administrador / Operador</w:t>
+            </w:r>
+          </w:p>
+        </w:tc>
+        <w:tc>
+          <w:tcPr>
+            <w:tcW w:w="1530" w:type="dxa"/>
+            <w:tcBorders>
+              <w:top w:val="single" w:sz="4" w:space="0" w:color="CCCCCC"/>
+              <w:left w:val="single" w:sz="4" w:space="0" w:color="CCCCCC"/>
+              <w:bottom w:val="single" w:sz="4" w:space="0" w:color="CCCCCC"/>
+              <w:right w:val="single" w:sz="4" w:space="0" w:color="CCCCCC"/>
+            </w:tcBorders>
+            <w:shd w:val="clear" w:color="auto" w:fill="F2F2F2"/>
+            <w:tcMar>
+              <w:top w:w="80" w:type="dxa"/>
+              <w:left w:w="130" w:type="dxa"/>
+              <w:bottom w:w="80" w:type="dxa"/>
+              <w:right w:w="130" w:type="dxa"/>
+            </w:tcMar>
+            <w:vAlign w:val="center"/>
+          </w:tcPr>
+          <w:p>
+            <w:pPr>
+              <w:rPr>
+                <w:rFonts w:ascii="Times New Roman" w:eastAsia="Times New Roman" w:hAnsi="Times New Roman" w:cs="Times New Roman"/>
+                <w:sz w:val="24"/>
+                <w:szCs w:val="24"/>
+              </w:rPr>
+            </w:pPr>
+            <w:r>
+              <w:rPr>
+                <w:rFonts w:ascii="Times New Roman" w:hAnsi="Times New Roman" w:cs="Times New Roman"/>
+                <w:color w:val="000000"/>
+                <w:sz w:val="24"/>
+                <w:szCs w:val="24"/>
+              </w:rPr>
+              <w:t>Must Have</w:t>
+            </w:r>
+          </w:p>
+        </w:tc>
+        <w:tc>
+          <w:tcPr>
+            <w:tcW w:w="735" w:type="dxa"/>
+            <w:tcBorders>
+              <w:top w:val="single" w:sz="4" w:space="0" w:color="CCCCCC"/>
+              <w:left w:val="single" w:sz="4" w:space="0" w:color="CCCCCC"/>
+              <w:bottom w:val="single" w:sz="4" w:space="0" w:color="CCCCCC"/>
+              <w:right w:val="single" w:sz="4" w:space="0" w:color="CCCCCC"/>
+            </w:tcBorders>
+            <w:shd w:val="clear" w:color="auto" w:fill="F2F2F2"/>
+            <w:tcMar>
+              <w:top w:w="80" w:type="dxa"/>
+              <w:left w:w="130" w:type="dxa"/>
+              <w:bottom w:w="80" w:type="dxa"/>
+              <w:right w:w="130" w:type="dxa"/>
+            </w:tcMar>
+            <w:vAlign w:val="center"/>
+          </w:tcPr>
+          <w:p>
+            <w:pPr>
+              <w:jc w:val="center"/>
+              <w:rPr>
+                <w:rFonts w:ascii="Times New Roman" w:eastAsia="Times New Roman" w:hAnsi="Times New Roman" w:cs="Times New Roman"/>
+                <w:sz w:val="24"/>
+                <w:szCs w:val="24"/>
+              </w:rPr>
+            </w:pPr>
+            <w:r>
+              <w:rPr>
+                <w:rFonts w:ascii="Times New Roman" w:hAnsi="Times New Roman" w:cs="Times New Roman"/>
+                <w:color w:val="000000"/>
+                <w:sz w:val="24"/>
+                <w:szCs w:val="24"/>
+              </w:rPr>
+              <w:t>3</w:t>
+            </w:r>
+          </w:p>
+        </w:tc>
+        <w:tc>
+          <w:tcPr>
+            <w:tcW w:w="900" w:type="dxa"/>
+            <w:tcBorders>
+              <w:top w:val="single" w:sz="4" w:space="0" w:color="CCCCCC"/>
+              <w:left w:val="single" w:sz="4" w:space="0" w:color="CCCCCC"/>
+              <w:bottom w:val="single" w:sz="4" w:space="0" w:color="CCCCCC"/>
+              <w:right w:val="single" w:sz="4" w:space="0" w:color="CCCCCC"/>
+            </w:tcBorders>
+            <w:shd w:val="clear" w:color="auto" w:fill="F2F2F2"/>
+            <w:tcMar>
+              <w:top w:w="80" w:type="dxa"/>
+              <w:left w:w="130" w:type="dxa"/>
+              <w:bottom w:w="80" w:type="dxa"/>
+              <w:right w:w="130" w:type="dxa"/>
+            </w:tcMar>
+            <w:vAlign w:val="center"/>
+          </w:tcPr>
+          <w:p>
+            <w:pPr>
+              <w:jc w:val="center"/>
+              <w:rPr>
+                <w:rFonts w:ascii="Times New Roman" w:eastAsia="Times New Roman" w:hAnsi="Times New Roman" w:cs="Times New Roman"/>
+                <w:sz w:val="24"/>
+                <w:szCs w:val="24"/>
+              </w:rPr>
+            </w:pPr>
+            <w:r>
+              <w:rPr>
+                <w:rFonts w:ascii="Times New Roman" w:hAnsi="Times New Roman" w:cs="Times New Roman"/>
+                <w:color w:val="000000"/>
+                <w:sz w:val="24"/>
+                <w:szCs w:val="24"/>
+              </w:rPr>
+              <w:t>1</w:t>
+            </w:r>
+          </w:p>
+        </w:tc>
+      </w:tr>
+      <w:tr>
+        <w:trPr>
+          <w:jc w:val="center"/>
+        </w:trPr>
+        <w:tc>
+          <w:tcPr>
+            <w:tcW w:w="1035" w:type="dxa"/>
+            <w:tcBorders>
+              <w:top w:val="single" w:sz="4" w:space="0" w:color="CCCCCC"/>
+              <w:left w:val="single" w:sz="4" w:space="0" w:color="CCCCCC"/>
+              <w:bottom w:val="single" w:sz="4" w:space="0" w:color="CCCCCC"/>
+              <w:right w:val="single" w:sz="4" w:space="0" w:color="CCCCCC"/>
+            </w:tcBorders>
+            <w:shd w:val="clear" w:color="auto" w:fill="FFFFFF"/>
+            <w:tcMar>
+              <w:top w:w="80" w:type="dxa"/>
+              <w:left w:w="130" w:type="dxa"/>
+              <w:bottom w:w="80" w:type="dxa"/>
+              <w:right w:w="130" w:type="dxa"/>
+            </w:tcMar>
+            <w:vAlign w:val="center"/>
+          </w:tcPr>
+          <w:p>
+            <w:pPr>
+              <w:rPr>
+                <w:rFonts w:ascii="Times New Roman" w:eastAsia="Times New Roman" w:hAnsi="Times New Roman" w:cs="Times New Roman"/>
+                <w:b/>
+                <w:bCs/>
+                <w:sz w:val="24"/>
+                <w:szCs w:val="24"/>
+              </w:rPr>
+            </w:pPr>
+            <w:r>
+              <w:rPr>
+                <w:rFonts w:ascii="Times New Roman" w:hAnsi="Times New Roman" w:cs="Times New Roman"/>
+                <w:b/>
+                <w:bCs/>
+                <w:color w:val="000000"/>
+                <w:sz w:val="24"/>
+                <w:szCs w:val="24"/>
+              </w:rPr>
+              <w:t>HU-03</w:t>
+            </w:r>
+          </w:p>
+        </w:tc>
+        <w:tc>
+          <w:tcPr>
+            <w:tcW w:w="3225" w:type="dxa"/>
+            <w:tcBorders>
+              <w:top w:val="single" w:sz="4" w:space="0" w:color="CCCCCC"/>
+              <w:left w:val="single" w:sz="4" w:space="0" w:color="CCCCCC"/>
+              <w:bottom w:val="single" w:sz="4" w:space="0" w:color="CCCCCC"/>
+              <w:right w:val="single" w:sz="4" w:space="0" w:color="CCCCCC"/>
+            </w:tcBorders>
+            <w:shd w:val="clear" w:color="auto" w:fill="FFFFFF"/>
+            <w:tcMar>
+              <w:top w:w="80" w:type="dxa"/>
+              <w:left w:w="130" w:type="dxa"/>
+              <w:bottom w:w="80" w:type="dxa"/>
+              <w:right w:w="130" w:type="dxa"/>
+            </w:tcMar>
+            <w:vAlign w:val="center"/>
+          </w:tcPr>
+          <w:p>
+            <w:pPr>
+              <w:rPr>
+                <w:rFonts w:ascii="Times New Roman" w:eastAsia="Times New Roman" w:hAnsi="Times New Roman" w:cs="Times New Roman"/>
+                <w:sz w:val="24"/>
+                <w:szCs w:val="24"/>
+              </w:rPr>
+            </w:pPr>
+            <w:r>
+              <w:rPr>
+                <w:rFonts w:ascii="Times New Roman" w:hAnsi="Times New Roman" w:cs="Times New Roman"/>
+                <w:color w:val="000000"/>
+                <w:sz w:val="24"/>
+                <w:szCs w:val="24"/>
+              </w:rPr>
+              <w:t>Consultar usuarios</w:t>
+            </w:r>
+          </w:p>
+        </w:tc>
+        <w:tc>
+          <w:tcPr>
+            <w:tcW w:w="1725" w:type="dxa"/>
+            <w:tcBorders>
+              <w:top w:val="single" w:sz="4" w:space="0" w:color="CCCCCC"/>
+              <w:left w:val="single" w:sz="4" w:space="0" w:color="CCCCCC"/>
+              <w:bottom w:val="single" w:sz="4" w:space="0" w:color="CCCCCC"/>
+              <w:right w:val="single" w:sz="4" w:space="0" w:color="CCCCCC"/>
+            </w:tcBorders>
+            <w:shd w:val="clear" w:color="auto" w:fill="FFFFFF"/>
+            <w:tcMar>
+              <w:top w:w="80" w:type="dxa"/>
+              <w:left w:w="130" w:type="dxa"/>
+              <w:bottom w:w="80" w:type="dxa"/>
+              <w:right w:w="130" w:type="dxa"/>
+            </w:tcMar>
+            <w:vAlign w:val="center"/>
+          </w:tcPr>
+          <w:p>
+            <w:pPr>
+              <w:rPr>
+                <w:rFonts w:ascii="Times New Roman" w:eastAsia="Times New Roman" w:hAnsi="Times New Roman" w:cs="Times New Roman"/>
+                <w:sz w:val="24"/>
+                <w:szCs w:val="24"/>
+              </w:rPr>
+            </w:pPr>
+            <w:r>
+              <w:rPr>
+                <w:rFonts w:ascii="Times New Roman" w:hAnsi="Times New Roman" w:cs="Times New Roman"/>
+                <w:color w:val="000000"/>
+                <w:sz w:val="24"/>
+                <w:szCs w:val="24"/>
+              </w:rPr>
+              <w:t>Administrador / Operador</w:t>
+            </w:r>
+          </w:p>
+        </w:tc>
+        <w:tc>
+          <w:tcPr>
+            <w:tcW w:w="1530" w:type="dxa"/>
+            <w:tcBorders>
+              <w:top w:val="single" w:sz="4" w:space="0" w:color="CCCCCC"/>
+              <w:left w:val="single" w:sz="4" w:space="0" w:color="CCCCCC"/>
+              <w:bottom w:val="single" w:sz="4" w:space="0" w:color="CCCCCC"/>
+              <w:right w:val="single" w:sz="4" w:space="0" w:color="CCCCCC"/>
+            </w:tcBorders>
+            <w:shd w:val="clear" w:color="auto" w:fill="FFFFFF"/>
+            <w:tcMar>
+              <w:top w:w="80" w:type="dxa"/>
+              <w:left w:w="130" w:type="dxa"/>
+              <w:bottom w:w="80" w:type="dxa"/>
+              <w:right w:w="130" w:type="dxa"/>
+            </w:tcMar>
+            <w:vAlign w:val="center"/>
+          </w:tcPr>
+          <w:p>
+            <w:pPr>
+              <w:rPr>
+                <w:rFonts w:ascii="Times New Roman" w:eastAsia="Times New Roman" w:hAnsi="Times New Roman" w:cs="Times New Roman"/>
+                <w:sz w:val="24"/>
+                <w:szCs w:val="24"/>
+              </w:rPr>
+            </w:pPr>
+            <w:r>
+              <w:rPr>
+                <w:rFonts w:ascii="Times New Roman" w:hAnsi="Times New Roman" w:cs="Times New Roman"/>
+                <w:color w:val="000000"/>
+                <w:sz w:val="24"/>
+                <w:szCs w:val="24"/>
+              </w:rPr>
+              <w:t>Must Have</w:t>
+            </w:r>
+          </w:p>
+        </w:tc>
+        <w:tc>
+          <w:tcPr>
+            <w:tcW w:w="735" w:type="dxa"/>
+            <w:tcBorders>
+              <w:top w:val="single" w:sz="4" w:space="0" w:color="CCCCCC"/>
+              <w:left w:val="single" w:sz="4" w:space="0" w:color="CCCCCC"/>
+              <w:bottom w:val="single" w:sz="4" w:space="0" w:color="CCCCCC"/>
+              <w:right w:val="single" w:sz="4" w:space="0" w:color="CCCCCC"/>
+            </w:tcBorders>
+            <w:shd w:val="clear" w:color="auto" w:fill="FFFFFF"/>
+            <w:tcMar>
+              <w:top w:w="80" w:type="dxa"/>
+              <w:left w:w="130" w:type="dxa"/>
+              <w:bottom w:w="80" w:type="dxa"/>
+              <w:right w:w="130" w:type="dxa"/>
+            </w:tcMar>
+            <w:vAlign w:val="center"/>
+          </w:tcPr>
+          <w:p>
+            <w:pPr>
+              <w:jc w:val="center"/>
+              <w:rPr>
+                <w:rFonts w:ascii="Times New Roman" w:eastAsia="Times New Roman" w:hAnsi="Times New Roman" w:cs="Times New Roman"/>
+                <w:sz w:val="24"/>
+                <w:szCs w:val="24"/>
+              </w:rPr>
+            </w:pPr>
+            <w:r>
+              <w:rPr>
+                <w:rFonts w:ascii="Times New Roman" w:hAnsi="Times New Roman" w:cs="Times New Roman"/>
+                <w:color w:val="000000"/>
+                <w:sz w:val="24"/>
+                <w:szCs w:val="24"/>
+              </w:rPr>
+              <w:t>3</w:t>
+            </w:r>
+          </w:p>
+        </w:tc>
+        <w:tc>
+          <w:tcPr>
+            <w:tcW w:w="900" w:type="dxa"/>
+            <w:tcBorders>
+              <w:top w:val="single" w:sz="4" w:space="0" w:color="CCCCCC"/>
+              <w:left w:val="single" w:sz="4" w:space="0" w:color="CCCCCC"/>
+              <w:bottom w:val="single" w:sz="4" w:space="0" w:color="CCCCCC"/>
+              <w:right w:val="single" w:sz="4" w:space="0" w:color="CCCCCC"/>
+            </w:tcBorders>
+            <w:shd w:val="clear" w:color="auto" w:fill="FFFFFF"/>
+            <w:tcMar>
+              <w:top w:w="80" w:type="dxa"/>
+              <w:left w:w="130" w:type="dxa"/>
+              <w:bottom w:w="80" w:type="dxa"/>
+              <w:right w:w="130" w:type="dxa"/>
+            </w:tcMar>
+            <w:vAlign w:val="center"/>
+          </w:tcPr>
+          <w:p>
+            <w:pPr>
+              <w:jc w:val="center"/>
+              <w:rPr>
+                <w:rFonts w:ascii="Times New Roman" w:eastAsia="Times New Roman" w:hAnsi="Times New Roman" w:cs="Times New Roman"/>
+                <w:sz w:val="24"/>
+                <w:szCs w:val="24"/>
+              </w:rPr>
+            </w:pPr>
+            <w:r>
+              <w:rPr>
+                <w:rFonts w:ascii="Times New Roman" w:hAnsi="Times New Roman" w:cs="Times New Roman"/>
+                <w:color w:val="000000"/>
+                <w:sz w:val="24"/>
+                <w:szCs w:val="24"/>
+              </w:rPr>
+              <w:t>1</w:t>
+            </w:r>
+          </w:p>
+        </w:tc>
+      </w:tr>
+      <w:tr>
+        <w:trPr>
+          <w:jc w:val="center"/>
+        </w:trPr>
+        <w:tc>
+          <w:tcPr>
+            <w:tcW w:w="1035" w:type="dxa"/>
+            <w:tcBorders>
+              <w:top w:val="single" w:sz="4" w:space="0" w:color="CCCCCC"/>
+              <w:left w:val="single" w:sz="4" w:space="0" w:color="CCCCCC"/>
+              <w:bottom w:val="single" w:sz="4" w:space="0" w:color="CCCCCC"/>
+              <w:right w:val="single" w:sz="4" w:space="0" w:color="CCCCCC"/>
+            </w:tcBorders>
+            <w:shd w:val="clear" w:color="auto" w:fill="F2F2F2"/>
+            <w:tcMar>
+              <w:top w:w="80" w:type="dxa"/>
+              <w:left w:w="130" w:type="dxa"/>
+              <w:bottom w:w="80" w:type="dxa"/>
+              <w:right w:w="130" w:type="dxa"/>
+            </w:tcMar>
+            <w:vAlign w:val="center"/>
+          </w:tcPr>
+          <w:p>
+            <w:pPr>
+              <w:rPr>
+                <w:rFonts w:ascii="Times New Roman" w:eastAsia="Times New Roman" w:hAnsi="Times New Roman" w:cs="Times New Roman"/>
+                <w:b/>
+                <w:bCs/>
+                <w:sz w:val="24"/>
+                <w:szCs w:val="24"/>
+              </w:rPr>
+            </w:pPr>
+            <w:r>
+              <w:rPr>
+                <w:rFonts w:ascii="Times New Roman" w:hAnsi="Times New Roman" w:cs="Times New Roman"/>
+                <w:b/>
+                <w:bCs/>
+                <w:color w:val="000000"/>
+                <w:sz w:val="24"/>
+                <w:szCs w:val="24"/>
+              </w:rPr>
+              <w:lastRenderedPageBreak/>
+              <w:t>HU-04</w:t>
+            </w:r>
+          </w:p>
+        </w:tc>
+        <w:tc>
+          <w:tcPr>
+            <w:tcW w:w="3225" w:type="dxa"/>
+            <w:tcBorders>
+              <w:top w:val="single" w:sz="4" w:space="0" w:color="CCCCCC"/>
+              <w:left w:val="single" w:sz="4" w:space="0" w:color="CCCCCC"/>
+              <w:bottom w:val="single" w:sz="4" w:space="0" w:color="CCCCCC"/>
+              <w:right w:val="single" w:sz="4" w:space="0" w:color="CCCCCC"/>
+            </w:tcBorders>
+            <w:shd w:val="clear" w:color="auto" w:fill="F2F2F2"/>
+            <w:tcMar>
+              <w:top w:w="80" w:type="dxa"/>
+              <w:left w:w="130" w:type="dxa"/>
+              <w:bottom w:w="80" w:type="dxa"/>
+              <w:right w:w="130" w:type="dxa"/>
+            </w:tcMar>
+            <w:vAlign w:val="center"/>
+          </w:tcPr>
+          <w:p>
+            <w:pPr>
+              <w:rPr>
+                <w:rFonts w:ascii="Times New Roman" w:eastAsia="Times New Roman" w:hAnsi="Times New Roman" w:cs="Times New Roman"/>
+                <w:sz w:val="24"/>
+                <w:szCs w:val="24"/>
+              </w:rPr>
+            </w:pPr>
+            <w:r>
+              <w:rPr>
+                <w:rFonts w:ascii="Times New Roman" w:hAnsi="Times New Roman" w:cs="Times New Roman"/>
+                <w:color w:val="000000"/>
+                <w:sz w:val="24"/>
+                <w:szCs w:val="24"/>
+              </w:rPr>
+              <w:t>Actualizar usuario</w:t>
+            </w:r>
+          </w:p>
+        </w:tc>
+        <w:tc>
+          <w:tcPr>
+            <w:tcW w:w="1725" w:type="dxa"/>
+            <w:tcBorders>
+              <w:top w:val="single" w:sz="4" w:space="0" w:color="CCCCCC"/>
+              <w:left w:val="single" w:sz="4" w:space="0" w:color="CCCCCC"/>
+              <w:bottom w:val="single" w:sz="4" w:space="0" w:color="CCCCCC"/>
+              <w:right w:val="single" w:sz="4" w:space="0" w:color="CCCCCC"/>
+            </w:tcBorders>
+            <w:shd w:val="clear" w:color="auto" w:fill="F2F2F2"/>
+            <w:tcMar>
+              <w:top w:w="80" w:type="dxa"/>
+              <w:left w:w="130" w:type="dxa"/>
+              <w:bottom w:w="80" w:type="dxa"/>
+              <w:right w:w="130" w:type="dxa"/>
+            </w:tcMar>
+            <w:vAlign w:val="center"/>
+          </w:tcPr>
+          <w:p>
+            <w:pPr>
+              <w:rPr>
+                <w:rFonts w:ascii="Times New Roman" w:eastAsia="Times New Roman" w:hAnsi="Times New Roman" w:cs="Times New Roman"/>
+                <w:sz w:val="24"/>
+                <w:szCs w:val="24"/>
+              </w:rPr>
+            </w:pPr>
+            <w:r>
+              <w:rPr>
+                <w:rFonts w:ascii="Times New Roman" w:hAnsi="Times New Roman" w:cs="Times New Roman"/>
+                <w:color w:val="000000"/>
+                <w:sz w:val="24"/>
+                <w:szCs w:val="24"/>
+              </w:rPr>
+              <w:t>Administrador / Operador</w:t>
+            </w:r>
+          </w:p>
+        </w:tc>
+        <w:tc>
+          <w:tcPr>
+            <w:tcW w:w="1530" w:type="dxa"/>
+            <w:tcBorders>
+              <w:top w:val="single" w:sz="4" w:space="0" w:color="CCCCCC"/>
+              <w:left w:val="single" w:sz="4" w:space="0" w:color="CCCCCC"/>
+              <w:bottom w:val="single" w:sz="4" w:space="0" w:color="CCCCCC"/>
+              <w:right w:val="single" w:sz="4" w:space="0" w:color="CCCCCC"/>
+            </w:tcBorders>
+            <w:shd w:val="clear" w:color="auto" w:fill="F2F2F2"/>
+            <w:tcMar>
+              <w:top w:w="80" w:type="dxa"/>
+              <w:left w:w="130" w:type="dxa"/>
+              <w:bottom w:w="80" w:type="dxa"/>
+              <w:right w:w="130" w:type="dxa"/>
+            </w:tcMar>
+            <w:vAlign w:val="center"/>
+          </w:tcPr>
+          <w:p>
+            <w:pPr>
+              <w:rPr>
+                <w:rFonts w:ascii="Times New Roman" w:eastAsia="Times New Roman" w:hAnsi="Times New Roman" w:cs="Times New Roman"/>
+                <w:sz w:val="24"/>
+                <w:szCs w:val="24"/>
+              </w:rPr>
+            </w:pPr>
+            <w:proofErr w:type="spellStart"/>
+            <w:r>
+              <w:rPr>
+                <w:rFonts w:ascii="Times New Roman" w:hAnsi="Times New Roman" w:cs="Times New Roman"/>
+                <w:color w:val="000000"/>
+                <w:sz w:val="24"/>
+                <w:szCs w:val="24"/>
+              </w:rPr>
+              <w:t>Should</w:t>
+            </w:r>
+            <w:proofErr w:type="spellEnd"/>
+            <w:r>
+              <w:rPr>
+                <w:rFonts w:ascii="Times New Roman" w:hAnsi="Times New Roman" w:cs="Times New Roman"/>
+                <w:color w:val="000000"/>
+                <w:sz w:val="24"/>
+                <w:szCs w:val="24"/>
+              </w:rPr>
+              <w:t xml:space="preserve"> Have</w:t>
+            </w:r>
+          </w:p>
+        </w:tc>
+        <w:tc>
+          <w:tcPr>
+            <w:tcW w:w="735" w:type="dxa"/>
+            <w:tcBorders>
+              <w:top w:val="single" w:sz="4" w:space="0" w:color="CCCCCC"/>
+              <w:left w:val="single" w:sz="4" w:space="0" w:color="CCCCCC"/>
+              <w:bottom w:val="single" w:sz="4" w:space="0" w:color="CCCCCC"/>
+              <w:right w:val="single" w:sz="4" w:space="0" w:color="CCCCCC"/>
+            </w:tcBorders>
+            <w:shd w:val="clear" w:color="auto" w:fill="F2F2F2"/>
+            <w:tcMar>
+              <w:top w:w="80" w:type="dxa"/>
+              <w:left w:w="130" w:type="dxa"/>
+              <w:bottom w:w="80" w:type="dxa"/>
+              <w:right w:w="130" w:type="dxa"/>
+            </w:tcMar>
+            <w:vAlign w:val="center"/>
+          </w:tcPr>
+          <w:p>
+            <w:pPr>
+              <w:jc w:val="center"/>
+              <w:rPr>
+                <w:rFonts w:ascii="Times New Roman" w:eastAsia="Times New Roman" w:hAnsi="Times New Roman" w:cs="Times New Roman"/>
+                <w:sz w:val="24"/>
+                <w:szCs w:val="24"/>
+              </w:rPr>
+            </w:pPr>
+            <w:r>
+              <w:rPr>
+                <w:rFonts w:ascii="Times New Roman" w:hAnsi="Times New Roman" w:cs="Times New Roman"/>
+                <w:color w:val="000000"/>
+                <w:sz w:val="24"/>
+                <w:szCs w:val="24"/>
+              </w:rPr>
+              <w:t>3</w:t>
+            </w:r>
+          </w:p>
+        </w:tc>
+        <w:tc>
+          <w:tcPr>
+            <w:tcW w:w="900" w:type="dxa"/>
+            <w:tcBorders>
+              <w:top w:val="single" w:sz="4" w:space="0" w:color="CCCCCC"/>
+              <w:left w:val="single" w:sz="4" w:space="0" w:color="CCCCCC"/>
+              <w:bottom w:val="single" w:sz="4" w:space="0" w:color="CCCCCC"/>
+              <w:right w:val="single" w:sz="4" w:space="0" w:color="CCCCCC"/>
+            </w:tcBorders>
+            <w:shd w:val="clear" w:color="auto" w:fill="F2F2F2"/>
+            <w:tcMar>
+              <w:top w:w="80" w:type="dxa"/>
+              <w:left w:w="130" w:type="dxa"/>
+              <w:bottom w:w="80" w:type="dxa"/>
+              <w:right w:w="130" w:type="dxa"/>
+            </w:tcMar>
+            <w:vAlign w:val="center"/>
+          </w:tcPr>
+          <w:p>
+            <w:pPr>
+              <w:jc w:val="center"/>
+              <w:rPr>
+                <w:rFonts w:ascii="Times New Roman" w:eastAsia="Times New Roman" w:hAnsi="Times New Roman" w:cs="Times New Roman"/>
+                <w:sz w:val="24"/>
+                <w:szCs w:val="24"/>
+              </w:rPr>
+            </w:pPr>
+            <w:r>
+              <w:rPr>
+                <w:rFonts w:ascii="Times New Roman" w:hAnsi="Times New Roman" w:cs="Times New Roman"/>
+                <w:color w:val="000000"/>
+                <w:sz w:val="24"/>
+                <w:szCs w:val="24"/>
+              </w:rPr>
+              <w:t>2</w:t>
+            </w:r>
+          </w:p>
+        </w:tc>
+      </w:tr>
+      <w:tr>
+        <w:trPr>
+          <w:jc w:val="center"/>
+        </w:trPr>
+        <w:tc>
+          <w:tcPr>
+            <w:tcW w:w="1035" w:type="dxa"/>
+            <w:tcBorders>
+              <w:top w:val="single" w:sz="4" w:space="0" w:color="CCCCCC"/>
+              <w:left w:val="single" w:sz="4" w:space="0" w:color="CCCCCC"/>
+              <w:bottom w:val="single" w:sz="4" w:space="0" w:color="CCCCCC"/>
+              <w:right w:val="single" w:sz="4" w:space="0" w:color="CCCCCC"/>
+            </w:tcBorders>
+            <w:shd w:val="clear" w:color="auto" w:fill="FFFFFF"/>
+            <w:tcMar>
+              <w:top w:w="80" w:type="dxa"/>
+              <w:left w:w="130" w:type="dxa"/>
+              <w:bottom w:w="80" w:type="dxa"/>
+              <w:right w:w="130" w:type="dxa"/>
+            </w:tcMar>
+            <w:vAlign w:val="center"/>
+          </w:tcPr>
+          <w:p>
+            <w:pPr>
+              <w:rPr>
+                <w:rFonts w:ascii="Times New Roman" w:eastAsia="Times New Roman" w:hAnsi="Times New Roman" w:cs="Times New Roman"/>
+                <w:b/>
+                <w:bCs/>
+                <w:sz w:val="24"/>
+                <w:szCs w:val="24"/>
+              </w:rPr>
+            </w:pPr>
+            <w:r>
+              <w:rPr>
+                <w:rFonts w:ascii="Times New Roman" w:hAnsi="Times New Roman" w:cs="Times New Roman"/>
+                <w:b/>
+                <w:bCs/>
+                <w:color w:val="000000"/>
+                <w:sz w:val="24"/>
+                <w:szCs w:val="24"/>
+              </w:rPr>
+              <w:t>HU-05</w:t>
+            </w:r>
+          </w:p>
+        </w:tc>
+        <w:tc>
+          <w:tcPr>
+            <w:tcW w:w="3225" w:type="dxa"/>
+            <w:tcBorders>
+              <w:top w:val="single" w:sz="4" w:space="0" w:color="CCCCCC"/>
+              <w:left w:val="single" w:sz="4" w:space="0" w:color="CCCCCC"/>
+              <w:bottom w:val="single" w:sz="4" w:space="0" w:color="CCCCCC"/>
+              <w:right w:val="single" w:sz="4" w:space="0" w:color="CCCCCC"/>
+            </w:tcBorders>
+            <w:shd w:val="clear" w:color="auto" w:fill="FFFFFF"/>
+            <w:tcMar>
+              <w:top w:w="80" w:type="dxa"/>
+              <w:left w:w="130" w:type="dxa"/>
+              <w:bottom w:w="80" w:type="dxa"/>
+              <w:right w:w="130" w:type="dxa"/>
+            </w:tcMar>
+            <w:vAlign w:val="center"/>
+          </w:tcPr>
+          <w:p>
+            <w:pPr>
+              <w:rPr>
+                <w:rFonts w:ascii="Times New Roman" w:eastAsia="Times New Roman" w:hAnsi="Times New Roman" w:cs="Times New Roman"/>
+                <w:sz w:val="24"/>
+                <w:szCs w:val="24"/>
+              </w:rPr>
+            </w:pPr>
+            <w:r>
+              <w:rPr>
+                <w:rFonts w:ascii="Times New Roman" w:hAnsi="Times New Roman" w:cs="Times New Roman"/>
+                <w:color w:val="000000"/>
+                <w:sz w:val="24"/>
+                <w:szCs w:val="24"/>
+              </w:rPr>
+              <w:t>Eliminar usuario</w:t>
+            </w:r>
+          </w:p>
+        </w:tc>
+        <w:tc>
+          <w:tcPr>
+            <w:tcW w:w="1725" w:type="dxa"/>
+            <w:tcBorders>
+              <w:top w:val="single" w:sz="4" w:space="0" w:color="CCCCCC"/>
+              <w:left w:val="single" w:sz="4" w:space="0" w:color="CCCCCC"/>
+              <w:bottom w:val="single" w:sz="4" w:space="0" w:color="CCCCCC"/>
+              <w:right w:val="single" w:sz="4" w:space="0" w:color="CCCCCC"/>
+            </w:tcBorders>
+            <w:shd w:val="clear" w:color="auto" w:fill="FFFFFF"/>
+            <w:tcMar>
+              <w:top w:w="80" w:type="dxa"/>
+              <w:left w:w="130" w:type="dxa"/>
+              <w:bottom w:w="80" w:type="dxa"/>
+              <w:right w:w="130" w:type="dxa"/>
+            </w:tcMar>
+            <w:vAlign w:val="center"/>
+          </w:tcPr>
+          <w:p>
+            <w:pPr>
+              <w:rPr>
+                <w:rFonts w:ascii="Times New Roman" w:eastAsia="Times New Roman" w:hAnsi="Times New Roman" w:cs="Times New Roman"/>
+                <w:sz w:val="24"/>
+                <w:szCs w:val="24"/>
+              </w:rPr>
+            </w:pPr>
+            <w:r>
+              <w:rPr>
+                <w:rFonts w:ascii="Times New Roman" w:hAnsi="Times New Roman" w:cs="Times New Roman"/>
+                <w:color w:val="000000"/>
+                <w:sz w:val="24"/>
+                <w:szCs w:val="24"/>
+              </w:rPr>
+              <w:t>Administrador</w:t>
+            </w:r>
+          </w:p>
+        </w:tc>
+        <w:tc>
+          <w:tcPr>
+            <w:tcW w:w="1530" w:type="dxa"/>
+            <w:tcBorders>
+              <w:top w:val="single" w:sz="4" w:space="0" w:color="CCCCCC"/>
+              <w:left w:val="single" w:sz="4" w:space="0" w:color="CCCCCC"/>
+              <w:bottom w:val="single" w:sz="4" w:space="0" w:color="CCCCCC"/>
+              <w:right w:val="single" w:sz="4" w:space="0" w:color="CCCCCC"/>
+            </w:tcBorders>
+            <w:shd w:val="clear" w:color="auto" w:fill="FFFFFF"/>
+            <w:tcMar>
+              <w:top w:w="80" w:type="dxa"/>
+              <w:left w:w="130" w:type="dxa"/>
+              <w:bottom w:w="80" w:type="dxa"/>
+              <w:right w:w="130" w:type="dxa"/>
+            </w:tcMar>
+            <w:vAlign w:val="center"/>
+          </w:tcPr>
+          <w:p>
+            <w:pPr>
+              <w:rPr>
+                <w:rFonts w:ascii="Times New Roman" w:eastAsia="Times New Roman" w:hAnsi="Times New Roman" w:cs="Times New Roman"/>
+                <w:sz w:val="24"/>
+                <w:szCs w:val="24"/>
+              </w:rPr>
+            </w:pPr>
+            <w:proofErr w:type="spellStart"/>
+            <w:r>
+              <w:rPr>
+                <w:rFonts w:ascii="Times New Roman" w:hAnsi="Times New Roman" w:cs="Times New Roman"/>
+                <w:color w:val="000000"/>
+                <w:sz w:val="24"/>
+                <w:szCs w:val="24"/>
+              </w:rPr>
+              <w:t>Should</w:t>
+            </w:r>
+            <w:proofErr w:type="spellEnd"/>
+            <w:r>
+              <w:rPr>
+                <w:rFonts w:ascii="Times New Roman" w:hAnsi="Times New Roman" w:cs="Times New Roman"/>
+                <w:color w:val="000000"/>
+                <w:sz w:val="24"/>
+                <w:szCs w:val="24"/>
+              </w:rPr>
+              <w:t xml:space="preserve"> Have</w:t>
+            </w:r>
+          </w:p>
+        </w:tc>
+        <w:tc>
+          <w:tcPr>
+            <w:tcW w:w="735" w:type="dxa"/>
+            <w:tcBorders>
+              <w:top w:val="single" w:sz="4" w:space="0" w:color="CCCCCC"/>
+              <w:left w:val="single" w:sz="4" w:space="0" w:color="CCCCCC"/>
+              <w:bottom w:val="single" w:sz="4" w:space="0" w:color="CCCCCC"/>
+              <w:right w:val="single" w:sz="4" w:space="0" w:color="CCCCCC"/>
+            </w:tcBorders>
+            <w:shd w:val="clear" w:color="auto" w:fill="FFFFFF"/>
+            <w:tcMar>
+              <w:top w:w="80" w:type="dxa"/>
+              <w:left w:w="130" w:type="dxa"/>
+              <w:bottom w:w="80" w:type="dxa"/>
+              <w:right w:w="130" w:type="dxa"/>
+            </w:tcMar>
+            <w:vAlign w:val="center"/>
+          </w:tcPr>
+          <w:p>
+            <w:pPr>
+              <w:jc w:val="center"/>
+              <w:rPr>
+                <w:rFonts w:ascii="Times New Roman" w:eastAsia="Times New Roman" w:hAnsi="Times New Roman" w:cs="Times New Roman"/>
+                <w:sz w:val="24"/>
+                <w:szCs w:val="24"/>
+              </w:rPr>
+            </w:pPr>
+            <w:r>
+              <w:rPr>
+                <w:rFonts w:ascii="Times New Roman" w:hAnsi="Times New Roman" w:cs="Times New Roman"/>
+                <w:color w:val="000000"/>
+                <w:sz w:val="24"/>
+                <w:szCs w:val="24"/>
+              </w:rPr>
+              <w:t>3</w:t>
+            </w:r>
+          </w:p>
+        </w:tc>
+        <w:tc>
+          <w:tcPr>
+            <w:tcW w:w="900" w:type="dxa"/>
+            <w:tcBorders>
+              <w:top w:val="single" w:sz="4" w:space="0" w:color="CCCCCC"/>
+              <w:left w:val="single" w:sz="4" w:space="0" w:color="CCCCCC"/>
+              <w:bottom w:val="single" w:sz="4" w:space="0" w:color="CCCCCC"/>
+              <w:right w:val="single" w:sz="4" w:space="0" w:color="CCCCCC"/>
+            </w:tcBorders>
+            <w:shd w:val="clear" w:color="auto" w:fill="FFFFFF"/>
+            <w:tcMar>
+              <w:top w:w="80" w:type="dxa"/>
+              <w:left w:w="130" w:type="dxa"/>
+              <w:bottom w:w="80" w:type="dxa"/>
+              <w:right w:w="130" w:type="dxa"/>
+            </w:tcMar>
+            <w:vAlign w:val="center"/>
+          </w:tcPr>
+          <w:p>
+            <w:pPr>
+              <w:jc w:val="center"/>
+              <w:rPr>
+                <w:rFonts w:ascii="Times New Roman" w:eastAsia="Times New Roman" w:hAnsi="Times New Roman" w:cs="Times New Roman"/>
+                <w:sz w:val="24"/>
+                <w:szCs w:val="24"/>
+              </w:rPr>
+            </w:pPr>
+            <w:r>
+              <w:rPr>
+                <w:rFonts w:ascii="Times New Roman" w:hAnsi="Times New Roman" w:cs="Times New Roman"/>
+                <w:color w:val="000000"/>
+                <w:sz w:val="24"/>
+                <w:szCs w:val="24"/>
+              </w:rPr>
+              <w:t>2</w:t>
+            </w:r>
+          </w:p>
+        </w:tc>
+      </w:tr>
+      <w:tr>
+        <w:trPr>
+          <w:jc w:val="center"/>
+        </w:trPr>
+        <w:tc>
+          <w:tcPr>
+            <w:tcW w:w="1035" w:type="dxa"/>
+            <w:tcBorders>
+              <w:top w:val="single" w:sz="4" w:space="0" w:color="CCCCCC"/>
+              <w:left w:val="single" w:sz="4" w:space="0" w:color="CCCCCC"/>
+              <w:bottom w:val="single" w:sz="4" w:space="0" w:color="CCCCCC"/>
+              <w:right w:val="single" w:sz="4" w:space="0" w:color="CCCCCC"/>
+            </w:tcBorders>
+            <w:shd w:val="clear" w:color="auto" w:fill="F2F2F2"/>
+            <w:tcMar>
+              <w:top w:w="80" w:type="dxa"/>
+              <w:left w:w="130" w:type="dxa"/>
+              <w:bottom w:w="80" w:type="dxa"/>
+              <w:right w:w="130" w:type="dxa"/>
+            </w:tcMar>
+            <w:vAlign w:val="center"/>
+          </w:tcPr>
+          <w:p>
+            <w:pPr>
+              <w:rPr>
+                <w:rFonts w:ascii="Times New Roman" w:eastAsia="Times New Roman" w:hAnsi="Times New Roman" w:cs="Times New Roman"/>
+                <w:b/>
+                <w:bCs/>
+                <w:sz w:val="24"/>
+                <w:szCs w:val="24"/>
+              </w:rPr>
+            </w:pPr>
+            <w:r>
+              <w:rPr>
+                <w:rFonts w:ascii="Times New Roman" w:hAnsi="Times New Roman" w:cs="Times New Roman"/>
+                <w:b/>
+                <w:bCs/>
+                <w:color w:val="000000"/>
+                <w:sz w:val="24"/>
+                <w:szCs w:val="24"/>
+              </w:rPr>
+              <w:t>HU-06</w:t>
+            </w:r>
+          </w:p>
+        </w:tc>
+        <w:tc>
+          <w:tcPr>
+            <w:tcW w:w="3225" w:type="dxa"/>
+            <w:tcBorders>
+              <w:top w:val="single" w:sz="4" w:space="0" w:color="CCCCCC"/>
+              <w:left w:val="single" w:sz="4" w:space="0" w:color="CCCCCC"/>
+              <w:bottom w:val="single" w:sz="4" w:space="0" w:color="CCCCCC"/>
+              <w:right w:val="single" w:sz="4" w:space="0" w:color="CCCCCC"/>
+            </w:tcBorders>
+            <w:shd w:val="clear" w:color="auto" w:fill="F2F2F2"/>
+            <w:tcMar>
+              <w:top w:w="80" w:type="dxa"/>
+              <w:left w:w="130" w:type="dxa"/>
+              <w:bottom w:w="80" w:type="dxa"/>
+              <w:right w:w="130" w:type="dxa"/>
+            </w:tcMar>
+            <w:vAlign w:val="center"/>
+          </w:tcPr>
+          <w:p>
+            <w:pPr>
+              <w:rPr>
+                <w:rFonts w:ascii="Times New Roman" w:eastAsia="Times New Roman" w:hAnsi="Times New Roman" w:cs="Times New Roman"/>
+                <w:sz w:val="24"/>
+                <w:szCs w:val="24"/>
+              </w:rPr>
+            </w:pPr>
+            <w:r>
+              <w:rPr>
+                <w:rFonts w:ascii="Times New Roman" w:hAnsi="Times New Roman" w:cs="Times New Roman"/>
+                <w:color w:val="000000"/>
+                <w:sz w:val="24"/>
+                <w:szCs w:val="24"/>
+              </w:rPr>
+              <w:t>Crear servicio</w:t>
+            </w:r>
+          </w:p>
+        </w:tc>
+        <w:tc>
+          <w:tcPr>
+            <w:tcW w:w="1725" w:type="dxa"/>
+            <w:tcBorders>
+              <w:top w:val="single" w:sz="4" w:space="0" w:color="CCCCCC"/>
+              <w:left w:val="single" w:sz="4" w:space="0" w:color="CCCCCC"/>
+              <w:bottom w:val="single" w:sz="4" w:space="0" w:color="CCCCCC"/>
+              <w:right w:val="single" w:sz="4" w:space="0" w:color="CCCCCC"/>
+            </w:tcBorders>
+            <w:shd w:val="clear" w:color="auto" w:fill="F2F2F2"/>
+            <w:tcMar>
+              <w:top w:w="80" w:type="dxa"/>
+              <w:left w:w="130" w:type="dxa"/>
+              <w:bottom w:w="80" w:type="dxa"/>
+              <w:right w:w="130" w:type="dxa"/>
+            </w:tcMar>
+            <w:vAlign w:val="center"/>
+          </w:tcPr>
+          <w:p>
+            <w:pPr>
+              <w:rPr>
+                <w:rFonts w:ascii="Times New Roman" w:eastAsia="Times New Roman" w:hAnsi="Times New Roman" w:cs="Times New Roman"/>
+                <w:sz w:val="24"/>
+                <w:szCs w:val="24"/>
+              </w:rPr>
+            </w:pPr>
+            <w:r>
+              <w:rPr>
+                <w:rFonts w:ascii="Times New Roman" w:hAnsi="Times New Roman" w:cs="Times New Roman"/>
+                <w:color w:val="000000"/>
+                <w:sz w:val="24"/>
+                <w:szCs w:val="24"/>
+              </w:rPr>
+              <w:t>Administrador</w:t>
+            </w:r>
+          </w:p>
+        </w:tc>
+        <w:tc>
+          <w:tcPr>
+            <w:tcW w:w="1530" w:type="dxa"/>
+            <w:tcBorders>
+              <w:top w:val="single" w:sz="4" w:space="0" w:color="CCCCCC"/>
+              <w:left w:val="single" w:sz="4" w:space="0" w:color="CCCCCC"/>
+              <w:bottom w:val="single" w:sz="4" w:space="0" w:color="CCCCCC"/>
+              <w:right w:val="single" w:sz="4" w:space="0" w:color="CCCCCC"/>
+            </w:tcBorders>
+            <w:shd w:val="clear" w:color="auto" w:fill="F2F2F2"/>
+            <w:tcMar>
+              <w:top w:w="80" w:type="dxa"/>
+              <w:left w:w="130" w:type="dxa"/>
+              <w:bottom w:w="80" w:type="dxa"/>
+              <w:right w:w="130" w:type="dxa"/>
+            </w:tcMar>
+            <w:vAlign w:val="center"/>
+          </w:tcPr>
+          <w:p>
+            <w:pPr>
+              <w:rPr>
+                <w:rFonts w:ascii="Times New Roman" w:eastAsia="Times New Roman" w:hAnsi="Times New Roman" w:cs="Times New Roman"/>
+                <w:sz w:val="24"/>
+                <w:szCs w:val="24"/>
+              </w:rPr>
+            </w:pPr>
+            <w:r>
+              <w:rPr>
+                <w:rFonts w:ascii="Times New Roman" w:hAnsi="Times New Roman" w:cs="Times New Roman"/>
+                <w:color w:val="000000"/>
+                <w:sz w:val="24"/>
+                <w:szCs w:val="24"/>
+              </w:rPr>
+              <w:t>Must Have</w:t>
+            </w:r>
+          </w:p>
+        </w:tc>
+        <w:tc>
+          <w:tcPr>
+            <w:tcW w:w="735" w:type="dxa"/>
+            <w:tcBorders>
+              <w:top w:val="single" w:sz="4" w:space="0" w:color="CCCCCC"/>
+              <w:left w:val="single" w:sz="4" w:space="0" w:color="CCCCCC"/>
+              <w:bottom w:val="single" w:sz="4" w:space="0" w:color="CCCCCC"/>
+              <w:right w:val="single" w:sz="4" w:space="0" w:color="CCCCCC"/>
+            </w:tcBorders>
+            <w:shd w:val="clear" w:color="auto" w:fill="F2F2F2"/>
+            <w:tcMar>
+              <w:top w:w="80" w:type="dxa"/>
+              <w:left w:w="130" w:type="dxa"/>
+              <w:bottom w:w="80" w:type="dxa"/>
+              <w:right w:w="130" w:type="dxa"/>
+            </w:tcMar>
+            <w:vAlign w:val="center"/>
+          </w:tcPr>
+          <w:p>
+            <w:pPr>
+              <w:jc w:val="center"/>
+              <w:rPr>
+                <w:rFonts w:ascii="Times New Roman" w:eastAsia="Times New Roman" w:hAnsi="Times New Roman" w:cs="Times New Roman"/>
+                <w:sz w:val="24"/>
+                <w:szCs w:val="24"/>
+              </w:rPr>
+            </w:pPr>
+            <w:r>
+              <w:rPr>
+                <w:rFonts w:ascii="Times New Roman" w:hAnsi="Times New Roman" w:cs="Times New Roman"/>
+                <w:color w:val="000000"/>
+                <w:sz w:val="24"/>
+                <w:szCs w:val="24"/>
+              </w:rPr>
+              <w:t>3</w:t>
+            </w:r>
+          </w:p>
+        </w:tc>
+        <w:tc>
+          <w:tcPr>
+            <w:tcW w:w="900" w:type="dxa"/>
+            <w:tcBorders>
+              <w:top w:val="single" w:sz="4" w:space="0" w:color="CCCCCC"/>
+              <w:left w:val="single" w:sz="4" w:space="0" w:color="CCCCCC"/>
+              <w:bottom w:val="single" w:sz="4" w:space="0" w:color="CCCCCC"/>
+              <w:right w:val="single" w:sz="4" w:space="0" w:color="CCCCCC"/>
+            </w:tcBorders>
+            <w:shd w:val="clear" w:color="auto" w:fill="F2F2F2"/>
+            <w:tcMar>
+              <w:top w:w="80" w:type="dxa"/>
+              <w:left w:w="130" w:type="dxa"/>
+              <w:bottom w:w="80" w:type="dxa"/>
+              <w:right w:w="130" w:type="dxa"/>
+            </w:tcMar>
+            <w:vAlign w:val="center"/>
+          </w:tcPr>
+          <w:p>
+            <w:pPr>
+              <w:jc w:val="center"/>
+              <w:rPr>
+                <w:rFonts w:ascii="Times New Roman" w:eastAsia="Times New Roman" w:hAnsi="Times New Roman" w:cs="Times New Roman"/>
+                <w:sz w:val="24"/>
+                <w:szCs w:val="24"/>
+              </w:rPr>
+            </w:pPr>
+            <w:r>
+              <w:rPr>
+                <w:rFonts w:ascii="Times New Roman" w:hAnsi="Times New Roman" w:cs="Times New Roman"/>
+                <w:color w:val="000000"/>
+                <w:sz w:val="24"/>
+                <w:szCs w:val="24"/>
+              </w:rPr>
+              <w:t>1</w:t>
+            </w:r>
+          </w:p>
+        </w:tc>
+      </w:tr>
+      <w:tr>
+        <w:trPr>
+          <w:jc w:val="center"/>
+        </w:trPr>
+        <w:tc>
+          <w:tcPr>
+            <w:tcW w:w="1035" w:type="dxa"/>
+            <w:tcBorders>
+              <w:top w:val="single" w:sz="4" w:space="0" w:color="CCCCCC"/>
+              <w:left w:val="single" w:sz="4" w:space="0" w:color="CCCCCC"/>
+              <w:bottom w:val="single" w:sz="4" w:space="0" w:color="CCCCCC"/>
+              <w:right w:val="single" w:sz="4" w:space="0" w:color="CCCCCC"/>
+            </w:tcBorders>
+            <w:shd w:val="clear" w:color="auto" w:fill="FFFFFF"/>
+            <w:tcMar>
+              <w:top w:w="80" w:type="dxa"/>
+              <w:left w:w="130" w:type="dxa"/>
+              <w:bottom w:w="80" w:type="dxa"/>
+              <w:right w:w="130" w:type="dxa"/>
+            </w:tcMar>
+            <w:vAlign w:val="center"/>
+          </w:tcPr>
+          <w:p>
+            <w:pPr>
+              <w:rPr>
+                <w:rFonts w:ascii="Times New Roman" w:eastAsia="Times New Roman" w:hAnsi="Times New Roman" w:cs="Times New Roman"/>
+                <w:b/>
+                <w:bCs/>
+                <w:sz w:val="24"/>
+                <w:szCs w:val="24"/>
+              </w:rPr>
+            </w:pPr>
+            <w:r>
+              <w:rPr>
+                <w:rFonts w:ascii="Times New Roman" w:hAnsi="Times New Roman" w:cs="Times New Roman"/>
+                <w:b/>
+                <w:bCs/>
+                <w:color w:val="000000"/>
+                <w:sz w:val="24"/>
+                <w:szCs w:val="24"/>
+              </w:rPr>
+              <w:t>HU-07</w:t>
+            </w:r>
+          </w:p>
+        </w:tc>
+        <w:tc>
+          <w:tcPr>
+            <w:tcW w:w="3225" w:type="dxa"/>
+            <w:tcBorders>
+              <w:top w:val="single" w:sz="4" w:space="0" w:color="CCCCCC"/>
+              <w:left w:val="single" w:sz="4" w:space="0" w:color="CCCCCC"/>
+              <w:bottom w:val="single" w:sz="4" w:space="0" w:color="CCCCCC"/>
+              <w:right w:val="single" w:sz="4" w:space="0" w:color="CCCCCC"/>
+            </w:tcBorders>
+            <w:shd w:val="clear" w:color="auto" w:fill="FFFFFF"/>
+            <w:tcMar>
+              <w:top w:w="80" w:type="dxa"/>
+              <w:left w:w="130" w:type="dxa"/>
+              <w:bottom w:w="80" w:type="dxa"/>
+              <w:right w:w="130" w:type="dxa"/>
+            </w:tcMar>
+            <w:vAlign w:val="center"/>
+          </w:tcPr>
+          <w:p>
+            <w:pPr>
+              <w:rPr>
+                <w:rFonts w:ascii="Times New Roman" w:eastAsia="Times New Roman" w:hAnsi="Times New Roman" w:cs="Times New Roman"/>
+                <w:sz w:val="24"/>
+                <w:szCs w:val="24"/>
+              </w:rPr>
+            </w:pPr>
+            <w:r>
+              <w:rPr>
+                <w:rFonts w:ascii="Times New Roman" w:hAnsi="Times New Roman" w:cs="Times New Roman"/>
+                <w:color w:val="000000"/>
+                <w:sz w:val="24"/>
+                <w:szCs w:val="24"/>
+              </w:rPr>
+              <w:t>Consultar servicios</w:t>
+            </w:r>
+          </w:p>
+        </w:tc>
+        <w:tc>
+          <w:tcPr>
+            <w:tcW w:w="1725" w:type="dxa"/>
+            <w:tcBorders>
+              <w:top w:val="single" w:sz="4" w:space="0" w:color="CCCCCC"/>
+              <w:left w:val="single" w:sz="4" w:space="0" w:color="CCCCCC"/>
+              <w:bottom w:val="single" w:sz="4" w:space="0" w:color="CCCCCC"/>
+              <w:right w:val="single" w:sz="4" w:space="0" w:color="CCCCCC"/>
+            </w:tcBorders>
+            <w:shd w:val="clear" w:color="auto" w:fill="FFFFFF"/>
+            <w:tcMar>
+              <w:top w:w="80" w:type="dxa"/>
+              <w:left w:w="130" w:type="dxa"/>
+              <w:bottom w:w="80" w:type="dxa"/>
+              <w:right w:w="130" w:type="dxa"/>
+            </w:tcMar>
+            <w:vAlign w:val="center"/>
+          </w:tcPr>
+          <w:p>
+            <w:pPr>
+              <w:rPr>
+                <w:rFonts w:ascii="Times New Roman" w:eastAsia="Times New Roman" w:hAnsi="Times New Roman" w:cs="Times New Roman"/>
+                <w:sz w:val="24"/>
+                <w:szCs w:val="24"/>
+              </w:rPr>
+            </w:pPr>
+            <w:r>
+              <w:rPr>
+                <w:rFonts w:ascii="Times New Roman" w:hAnsi="Times New Roman" w:cs="Times New Roman"/>
+                <w:color w:val="000000"/>
+                <w:sz w:val="24"/>
+                <w:szCs w:val="24"/>
+              </w:rPr>
+              <w:t>Usuario del sistema</w:t>
+            </w:r>
+          </w:p>
+        </w:tc>
+        <w:tc>
+          <w:tcPr>
+            <w:tcW w:w="1530" w:type="dxa"/>
+            <w:tcBorders>
+              <w:top w:val="single" w:sz="4" w:space="0" w:color="CCCCCC"/>
+              <w:left w:val="single" w:sz="4" w:space="0" w:color="CCCCCC"/>
+              <w:bottom w:val="single" w:sz="4" w:space="0" w:color="CCCCCC"/>
+              <w:right w:val="single" w:sz="4" w:space="0" w:color="CCCCCC"/>
+            </w:tcBorders>
+            <w:shd w:val="clear" w:color="auto" w:fill="FFFFFF"/>
+            <w:tcMar>
+              <w:top w:w="80" w:type="dxa"/>
+              <w:left w:w="130" w:type="dxa"/>
+              <w:bottom w:w="80" w:type="dxa"/>
+              <w:right w:w="130" w:type="dxa"/>
+            </w:tcMar>
+            <w:vAlign w:val="center"/>
+          </w:tcPr>
+          <w:p>
+            <w:pPr>
+              <w:rPr>
+                <w:rFonts w:ascii="Times New Roman" w:eastAsia="Times New Roman" w:hAnsi="Times New Roman" w:cs="Times New Roman"/>
+                <w:sz w:val="24"/>
+                <w:szCs w:val="24"/>
+              </w:rPr>
+            </w:pPr>
+            <w:r>
+              <w:rPr>
+                <w:rFonts w:ascii="Times New Roman" w:hAnsi="Times New Roman" w:cs="Times New Roman"/>
+                <w:color w:val="000000"/>
+                <w:sz w:val="24"/>
+                <w:szCs w:val="24"/>
+              </w:rPr>
+              <w:t>Must Have</w:t>
+            </w:r>
+          </w:p>
+        </w:tc>
+        <w:tc>
+          <w:tcPr>
+            <w:tcW w:w="735" w:type="dxa"/>
+            <w:tcBorders>
+              <w:top w:val="single" w:sz="4" w:space="0" w:color="CCCCCC"/>
+              <w:left w:val="single" w:sz="4" w:space="0" w:color="CCCCCC"/>
+              <w:bottom w:val="single" w:sz="4" w:space="0" w:color="CCCCCC"/>
+              <w:right w:val="single" w:sz="4" w:space="0" w:color="CCCCCC"/>
+            </w:tcBorders>
+            <w:shd w:val="clear" w:color="auto" w:fill="FFFFFF"/>
+            <w:tcMar>
+              <w:top w:w="80" w:type="dxa"/>
+              <w:left w:w="130" w:type="dxa"/>
+              <w:bottom w:w="80" w:type="dxa"/>
+              <w:right w:w="130" w:type="dxa"/>
+            </w:tcMar>
+            <w:vAlign w:val="center"/>
+          </w:tcPr>
+          <w:p>
+            <w:pPr>
+              <w:jc w:val="center"/>
+              <w:rPr>
+                <w:rFonts w:ascii="Times New Roman" w:eastAsia="Times New Roman" w:hAnsi="Times New Roman" w:cs="Times New Roman"/>
+                <w:sz w:val="24"/>
+                <w:szCs w:val="24"/>
+              </w:rPr>
+            </w:pPr>
+            <w:r>
+              <w:rPr>
+                <w:rFonts w:ascii="Times New Roman" w:hAnsi="Times New Roman" w:cs="Times New Roman"/>
+                <w:color w:val="000000"/>
+                <w:sz w:val="24"/>
+                <w:szCs w:val="24"/>
+              </w:rPr>
+              <w:t>3</w:t>
+            </w:r>
+          </w:p>
+        </w:tc>
+        <w:tc>
+          <w:tcPr>
+            <w:tcW w:w="900" w:type="dxa"/>
+            <w:tcBorders>
+              <w:top w:val="single" w:sz="4" w:space="0" w:color="CCCCCC"/>
+              <w:left w:val="single" w:sz="4" w:space="0" w:color="CCCCCC"/>
+              <w:bottom w:val="single" w:sz="4" w:space="0" w:color="CCCCCC"/>
+              <w:right w:val="single" w:sz="4" w:space="0" w:color="CCCCCC"/>
+            </w:tcBorders>
+            <w:shd w:val="clear" w:color="auto" w:fill="FFFFFF"/>
+            <w:tcMar>
+              <w:top w:w="80" w:type="dxa"/>
+              <w:left w:w="130" w:type="dxa"/>
+              <w:bottom w:w="80" w:type="dxa"/>
+              <w:right w:w="130" w:type="dxa"/>
+            </w:tcMar>
+            <w:vAlign w:val="center"/>
+          </w:tcPr>
+          <w:p>
+            <w:pPr>
+              <w:jc w:val="center"/>
+              <w:rPr>
+                <w:rFonts w:ascii="Times New Roman" w:eastAsia="Times New Roman" w:hAnsi="Times New Roman" w:cs="Times New Roman"/>
+                <w:sz w:val="24"/>
+                <w:szCs w:val="24"/>
+              </w:rPr>
+            </w:pPr>
+            <w:r>
+              <w:rPr>
+                <w:rFonts w:ascii="Times New Roman" w:hAnsi="Times New Roman" w:cs="Times New Roman"/>
+                <w:color w:val="000000"/>
+                <w:sz w:val="24"/>
+                <w:szCs w:val="24"/>
+              </w:rPr>
+              <w:t>1</w:t>
+            </w:r>
+          </w:p>
+        </w:tc>
+      </w:tr>
+      <w:tr>
+        <w:trPr>
+          <w:jc w:val="center"/>
+        </w:trPr>
+        <w:tc>
+          <w:tcPr>
+            <w:tcW w:w="1035" w:type="dxa"/>
+            <w:tcBorders>
+              <w:top w:val="single" w:sz="4" w:space="0" w:color="CCCCCC"/>
+              <w:left w:val="single" w:sz="4" w:space="0" w:color="CCCCCC"/>
+              <w:bottom w:val="single" w:sz="4" w:space="0" w:color="CCCCCC"/>
+              <w:right w:val="single" w:sz="4" w:space="0" w:color="CCCCCC"/>
+            </w:tcBorders>
+            <w:shd w:val="clear" w:color="auto" w:fill="F2F2F2"/>
+            <w:tcMar>
+              <w:top w:w="80" w:type="dxa"/>
+              <w:left w:w="130" w:type="dxa"/>
+              <w:bottom w:w="80" w:type="dxa"/>
+              <w:right w:w="130" w:type="dxa"/>
+            </w:tcMar>
+            <w:vAlign w:val="center"/>
+          </w:tcPr>
+          <w:p>
+            <w:pPr>
+              <w:rPr>
+                <w:rFonts w:ascii="Times New Roman" w:eastAsia="Times New Roman" w:hAnsi="Times New Roman" w:cs="Times New Roman"/>
+                <w:b/>
+                <w:bCs/>
+                <w:sz w:val="24"/>
+                <w:szCs w:val="24"/>
+              </w:rPr>
+            </w:pPr>
+            <w:r>
+              <w:rPr>
+                <w:rFonts w:ascii="Times New Roman" w:hAnsi="Times New Roman" w:cs="Times New Roman"/>
+                <w:b/>
+                <w:bCs/>
+                <w:color w:val="000000"/>
+                <w:sz w:val="24"/>
+                <w:szCs w:val="24"/>
+              </w:rPr>
+              <w:t>HU-08</w:t>
+            </w:r>
+          </w:p>
+        </w:tc>
+        <w:tc>
+          <w:tcPr>
+            <w:tcW w:w="3225" w:type="dxa"/>
+            <w:tcBorders>
+              <w:top w:val="single" w:sz="4" w:space="0" w:color="CCCCCC"/>
+              <w:left w:val="single" w:sz="4" w:space="0" w:color="CCCCCC"/>
+              <w:bottom w:val="single" w:sz="4" w:space="0" w:color="CCCCCC"/>
+              <w:right w:val="single" w:sz="4" w:space="0" w:color="CCCCCC"/>
+            </w:tcBorders>
+            <w:shd w:val="clear" w:color="auto" w:fill="F2F2F2"/>
+            <w:tcMar>
+              <w:top w:w="80" w:type="dxa"/>
+              <w:left w:w="130" w:type="dxa"/>
+              <w:bottom w:w="80" w:type="dxa"/>
+              <w:right w:w="130" w:type="dxa"/>
+            </w:tcMar>
+            <w:vAlign w:val="center"/>
+          </w:tcPr>
+          <w:p>
+            <w:pPr>
+              <w:rPr>
+                <w:rFonts w:ascii="Times New Roman" w:eastAsia="Times New Roman" w:hAnsi="Times New Roman" w:cs="Times New Roman"/>
+                <w:sz w:val="24"/>
+                <w:szCs w:val="24"/>
+              </w:rPr>
+            </w:pPr>
+            <w:r>
+              <w:rPr>
+                <w:rFonts w:ascii="Times New Roman" w:hAnsi="Times New Roman" w:cs="Times New Roman"/>
+                <w:color w:val="000000"/>
+                <w:sz w:val="24"/>
+                <w:szCs w:val="24"/>
+              </w:rPr>
+              <w:t>Actualizar servicio</w:t>
+            </w:r>
+          </w:p>
+        </w:tc>
+        <w:tc>
+          <w:tcPr>
+            <w:tcW w:w="1725" w:type="dxa"/>
+            <w:tcBorders>
+              <w:top w:val="single" w:sz="4" w:space="0" w:color="CCCCCC"/>
+              <w:left w:val="single" w:sz="4" w:space="0" w:color="CCCCCC"/>
+              <w:bottom w:val="single" w:sz="4" w:space="0" w:color="CCCCCC"/>
+              <w:right w:val="single" w:sz="4" w:space="0" w:color="CCCCCC"/>
+            </w:tcBorders>
+            <w:shd w:val="clear" w:color="auto" w:fill="F2F2F2"/>
+            <w:tcMar>
+              <w:top w:w="80" w:type="dxa"/>
+              <w:left w:w="130" w:type="dxa"/>
+              <w:bottom w:w="80" w:type="dxa"/>
+              <w:right w:w="130" w:type="dxa"/>
+            </w:tcMar>
+            <w:vAlign w:val="center"/>
+          </w:tcPr>
+          <w:p>
+            <w:pPr>
+              <w:rPr>
+                <w:rFonts w:ascii="Times New Roman" w:eastAsia="Times New Roman" w:hAnsi="Times New Roman" w:cs="Times New Roman"/>
+                <w:sz w:val="24"/>
+                <w:szCs w:val="24"/>
+              </w:rPr>
+            </w:pPr>
+            <w:r>
+              <w:rPr>
+                <w:rFonts w:ascii="Times New Roman" w:hAnsi="Times New Roman" w:cs="Times New Roman"/>
+                <w:color w:val="000000"/>
+                <w:sz w:val="24"/>
+                <w:szCs w:val="24"/>
+              </w:rPr>
+              <w:t>Administrador</w:t>
+            </w:r>
+          </w:p>
+        </w:tc>
+        <w:tc>
+          <w:tcPr>
+            <w:tcW w:w="1530" w:type="dxa"/>
+            <w:tcBorders>
+              <w:top w:val="single" w:sz="4" w:space="0" w:color="CCCCCC"/>
+              <w:left w:val="single" w:sz="4" w:space="0" w:color="CCCCCC"/>
+              <w:bottom w:val="single" w:sz="4" w:space="0" w:color="CCCCCC"/>
+              <w:right w:val="single" w:sz="4" w:space="0" w:color="CCCCCC"/>
+            </w:tcBorders>
+            <w:shd w:val="clear" w:color="auto" w:fill="F2F2F2"/>
+            <w:tcMar>
+              <w:top w:w="80" w:type="dxa"/>
+              <w:left w:w="130" w:type="dxa"/>
+              <w:bottom w:w="80" w:type="dxa"/>
+              <w:right w:w="130" w:type="dxa"/>
+            </w:tcMar>
+            <w:vAlign w:val="center"/>
+          </w:tcPr>
+          <w:p>
+            <w:pPr>
+              <w:rPr>
+                <w:rFonts w:ascii="Times New Roman" w:eastAsia="Times New Roman" w:hAnsi="Times New Roman" w:cs="Times New Roman"/>
+                <w:sz w:val="24"/>
+                <w:szCs w:val="24"/>
+              </w:rPr>
+            </w:pPr>
+            <w:proofErr w:type="spellStart"/>
+            <w:r>
+              <w:rPr>
+                <w:rFonts w:ascii="Times New Roman" w:hAnsi="Times New Roman" w:cs="Times New Roman"/>
+                <w:color w:val="000000"/>
+                <w:sz w:val="24"/>
+                <w:szCs w:val="24"/>
+              </w:rPr>
+              <w:t>Should</w:t>
+            </w:r>
+            <w:proofErr w:type="spellEnd"/>
+            <w:r>
+              <w:rPr>
+                <w:rFonts w:ascii="Times New Roman" w:hAnsi="Times New Roman" w:cs="Times New Roman"/>
+                <w:color w:val="000000"/>
+                <w:sz w:val="24"/>
+                <w:szCs w:val="24"/>
+              </w:rPr>
+              <w:t xml:space="preserve"> Have</w:t>
+            </w:r>
+          </w:p>
+        </w:tc>
+        <w:tc>
+          <w:tcPr>
+            <w:tcW w:w="735" w:type="dxa"/>
+            <w:tcBorders>
+              <w:top w:val="single" w:sz="4" w:space="0" w:color="CCCCCC"/>
+              <w:left w:val="single" w:sz="4" w:space="0" w:color="CCCCCC"/>
+              <w:bottom w:val="single" w:sz="4" w:space="0" w:color="CCCCCC"/>
+              <w:right w:val="single" w:sz="4" w:space="0" w:color="CCCCCC"/>
+            </w:tcBorders>
+            <w:shd w:val="clear" w:color="auto" w:fill="F2F2F2"/>
+            <w:tcMar>
+              <w:top w:w="80" w:type="dxa"/>
+              <w:left w:w="130" w:type="dxa"/>
+              <w:bottom w:w="80" w:type="dxa"/>
+              <w:right w:w="130" w:type="dxa"/>
+            </w:tcMar>
+            <w:vAlign w:val="center"/>
+          </w:tcPr>
+          <w:p>
+            <w:pPr>
+              <w:jc w:val="center"/>
+              <w:rPr>
+                <w:rFonts w:ascii="Times New Roman" w:eastAsia="Times New Roman" w:hAnsi="Times New Roman" w:cs="Times New Roman"/>
+                <w:sz w:val="24"/>
+                <w:szCs w:val="24"/>
+              </w:rPr>
+            </w:pPr>
+            <w:r>
+              <w:rPr>
+                <w:rFonts w:ascii="Times New Roman" w:hAnsi="Times New Roman" w:cs="Times New Roman"/>
+                <w:color w:val="000000"/>
+                <w:sz w:val="24"/>
+                <w:szCs w:val="24"/>
+              </w:rPr>
+              <w:t>3</w:t>
+            </w:r>
+          </w:p>
+        </w:tc>
+        <w:tc>
+          <w:tcPr>
+            <w:tcW w:w="900" w:type="dxa"/>
+            <w:tcBorders>
+              <w:top w:val="single" w:sz="4" w:space="0" w:color="CCCCCC"/>
+              <w:left w:val="single" w:sz="4" w:space="0" w:color="CCCCCC"/>
+              <w:bottom w:val="single" w:sz="4" w:space="0" w:color="CCCCCC"/>
+              <w:right w:val="single" w:sz="4" w:space="0" w:color="CCCCCC"/>
+            </w:tcBorders>
+            <w:shd w:val="clear" w:color="auto" w:fill="F2F2F2"/>
+            <w:tcMar>
+              <w:top w:w="80" w:type="dxa"/>
+              <w:left w:w="130" w:type="dxa"/>
+              <w:bottom w:w="80" w:type="dxa"/>
+              <w:right w:w="130" w:type="dxa"/>
+            </w:tcMar>
+            <w:vAlign w:val="center"/>
+          </w:tcPr>
+          <w:p>
+            <w:pPr>
+              <w:jc w:val="center"/>
+              <w:rPr>
+                <w:rFonts w:ascii="Times New Roman" w:eastAsia="Times New Roman" w:hAnsi="Times New Roman" w:cs="Times New Roman"/>
+                <w:sz w:val="24"/>
+                <w:szCs w:val="24"/>
+              </w:rPr>
+            </w:pPr>
+            <w:r>
+              <w:rPr>
+                <w:rFonts w:ascii="Times New Roman" w:hAnsi="Times New Roman" w:cs="Times New Roman"/>
+                <w:color w:val="000000"/>
+                <w:sz w:val="24"/>
+                <w:szCs w:val="24"/>
+              </w:rPr>
+              <w:t>2</w:t>
+            </w:r>
+          </w:p>
+        </w:tc>
+      </w:tr>
+      <w:tr>
+        <w:trPr>
+          <w:jc w:val="center"/>
+        </w:trPr>
+        <w:tc>
+          <w:tcPr>
+            <w:tcW w:w="1035" w:type="dxa"/>
+            <w:tcBorders>
+              <w:top w:val="single" w:sz="4" w:space="0" w:color="CCCCCC"/>
+              <w:left w:val="single" w:sz="4" w:space="0" w:color="CCCCCC"/>
+              <w:bottom w:val="single" w:sz="4" w:space="0" w:color="CCCCCC"/>
+              <w:right w:val="single" w:sz="4" w:space="0" w:color="CCCCCC"/>
+            </w:tcBorders>
+            <w:shd w:val="clear" w:color="auto" w:fill="FFFFFF"/>
+            <w:tcMar>
+              <w:top w:w="80" w:type="dxa"/>
+              <w:left w:w="130" w:type="dxa"/>
+              <w:bottom w:w="80" w:type="dxa"/>
+              <w:right w:w="130" w:type="dxa"/>
+            </w:tcMar>
+            <w:vAlign w:val="center"/>
+          </w:tcPr>
+          <w:p>
+            <w:pPr>
+              <w:rPr>
+                <w:rFonts w:ascii="Times New Roman" w:eastAsia="Times New Roman" w:hAnsi="Times New Roman" w:cs="Times New Roman"/>
+                <w:b/>
+                <w:bCs/>
+                <w:sz w:val="24"/>
+                <w:szCs w:val="24"/>
+              </w:rPr>
+            </w:pPr>
+            <w:r>
+              <w:rPr>
+                <w:rFonts w:ascii="Times New Roman" w:hAnsi="Times New Roman" w:cs="Times New Roman"/>
+                <w:b/>
+                <w:bCs/>
+                <w:color w:val="000000"/>
+                <w:sz w:val="24"/>
+                <w:szCs w:val="24"/>
+              </w:rPr>
+              <w:t>HU-09</w:t>
+            </w:r>
+          </w:p>
+        </w:tc>
+        <w:tc>
+          <w:tcPr>
+            <w:tcW w:w="3225" w:type="dxa"/>
+            <w:tcBorders>
+              <w:top w:val="single" w:sz="4" w:space="0" w:color="CCCCCC"/>
+              <w:left w:val="single" w:sz="4" w:space="0" w:color="CCCCCC"/>
+              <w:bottom w:val="single" w:sz="4" w:space="0" w:color="CCCCCC"/>
+              <w:right w:val="single" w:sz="4" w:space="0" w:color="CCCCCC"/>
+            </w:tcBorders>
+            <w:shd w:val="clear" w:color="auto" w:fill="FFFFFF"/>
+            <w:tcMar>
+              <w:top w:w="80" w:type="dxa"/>
+              <w:left w:w="130" w:type="dxa"/>
+              <w:bottom w:w="80" w:type="dxa"/>
+              <w:right w:w="130" w:type="dxa"/>
+            </w:tcMar>
+            <w:vAlign w:val="center"/>
+          </w:tcPr>
+          <w:p>
+            <w:pPr>
+              <w:rPr>
+                <w:rFonts w:ascii="Times New Roman" w:eastAsia="Times New Roman" w:hAnsi="Times New Roman" w:cs="Times New Roman"/>
+                <w:sz w:val="24"/>
+                <w:szCs w:val="24"/>
+              </w:rPr>
+            </w:pPr>
+            <w:r>
+              <w:rPr>
+                <w:rFonts w:ascii="Times New Roman" w:hAnsi="Times New Roman" w:cs="Times New Roman"/>
+                <w:color w:val="000000"/>
+                <w:sz w:val="24"/>
+                <w:szCs w:val="24"/>
+              </w:rPr>
+              <w:t>Eliminar servicio</w:t>
+            </w:r>
+          </w:p>
+        </w:tc>
+        <w:tc>
+          <w:tcPr>
+            <w:tcW w:w="1725" w:type="dxa"/>
+            <w:tcBorders>
+              <w:top w:val="single" w:sz="4" w:space="0" w:color="CCCCCC"/>
+              <w:left w:val="single" w:sz="4" w:space="0" w:color="CCCCCC"/>
+              <w:bottom w:val="single" w:sz="4" w:space="0" w:color="CCCCCC"/>
+              <w:right w:val="single" w:sz="4" w:space="0" w:color="CCCCCC"/>
+            </w:tcBorders>
+            <w:shd w:val="clear" w:color="auto" w:fill="FFFFFF"/>
+            <w:tcMar>
+              <w:top w:w="80" w:type="dxa"/>
+              <w:left w:w="130" w:type="dxa"/>
+              <w:bottom w:w="80" w:type="dxa"/>
+              <w:right w:w="130" w:type="dxa"/>
+            </w:tcMar>
+            <w:vAlign w:val="center"/>
+          </w:tcPr>
+          <w:p>
+            <w:pPr>
+              <w:rPr>
+                <w:rFonts w:ascii="Times New Roman" w:eastAsia="Times New Roman" w:hAnsi="Times New Roman" w:cs="Times New Roman"/>
+                <w:sz w:val="24"/>
+                <w:szCs w:val="24"/>
+              </w:rPr>
+            </w:pPr>
+            <w:r>
+              <w:rPr>
+                <w:rFonts w:ascii="Times New Roman" w:hAnsi="Times New Roman" w:cs="Times New Roman"/>
+                <w:color w:val="000000"/>
+                <w:sz w:val="24"/>
+                <w:szCs w:val="24"/>
+              </w:rPr>
+              <w:t>Administrador</w:t>
+            </w:r>
+          </w:p>
+        </w:tc>
+        <w:tc>
+          <w:tcPr>
+            <w:tcW w:w="1530" w:type="dxa"/>
+            <w:tcBorders>
+              <w:top w:val="single" w:sz="4" w:space="0" w:color="CCCCCC"/>
+              <w:left w:val="single" w:sz="4" w:space="0" w:color="CCCCCC"/>
+              <w:bottom w:val="single" w:sz="4" w:space="0" w:color="CCCCCC"/>
+              <w:right w:val="single" w:sz="4" w:space="0" w:color="CCCCCC"/>
+            </w:tcBorders>
+            <w:shd w:val="clear" w:color="auto" w:fill="FFFFFF"/>
+            <w:tcMar>
+              <w:top w:w="80" w:type="dxa"/>
+              <w:left w:w="130" w:type="dxa"/>
+              <w:bottom w:w="80" w:type="dxa"/>
+              <w:right w:w="130" w:type="dxa"/>
+            </w:tcMar>
+            <w:vAlign w:val="center"/>
+          </w:tcPr>
+          <w:p>
+            <w:pPr>
+              <w:rPr>
+                <w:rFonts w:ascii="Times New Roman" w:eastAsia="Times New Roman" w:hAnsi="Times New Roman" w:cs="Times New Roman"/>
+                <w:sz w:val="24"/>
+                <w:szCs w:val="24"/>
+              </w:rPr>
+            </w:pPr>
+            <w:proofErr w:type="spellStart"/>
+            <w:r>
+              <w:rPr>
+                <w:rFonts w:ascii="Times New Roman" w:hAnsi="Times New Roman" w:cs="Times New Roman"/>
+                <w:color w:val="000000"/>
+                <w:sz w:val="24"/>
+                <w:szCs w:val="24"/>
+              </w:rPr>
+              <w:t>Should</w:t>
+            </w:r>
+            <w:proofErr w:type="spellEnd"/>
+            <w:r>
+              <w:rPr>
+                <w:rFonts w:ascii="Times New Roman" w:hAnsi="Times New Roman" w:cs="Times New Roman"/>
+                <w:color w:val="000000"/>
+                <w:sz w:val="24"/>
+                <w:szCs w:val="24"/>
+              </w:rPr>
+              <w:t xml:space="preserve"> Have</w:t>
+            </w:r>
+          </w:p>
+        </w:tc>
+        <w:tc>
+          <w:tcPr>
+            <w:tcW w:w="735" w:type="dxa"/>
+            <w:tcBorders>
+              <w:top w:val="single" w:sz="4" w:space="0" w:color="CCCCCC"/>
+              <w:left w:val="single" w:sz="4" w:space="0" w:color="CCCCCC"/>
+              <w:bottom w:val="single" w:sz="4" w:space="0" w:color="CCCCCC"/>
+              <w:right w:val="single" w:sz="4" w:space="0" w:color="CCCCCC"/>
+            </w:tcBorders>
+            <w:shd w:val="clear" w:color="auto" w:fill="FFFFFF"/>
+            <w:tcMar>
+              <w:top w:w="80" w:type="dxa"/>
+              <w:left w:w="130" w:type="dxa"/>
+              <w:bottom w:w="80" w:type="dxa"/>
+              <w:right w:w="130" w:type="dxa"/>
+            </w:tcMar>
+            <w:vAlign w:val="center"/>
+          </w:tcPr>
+          <w:p>
+            <w:pPr>
+              <w:jc w:val="center"/>
+              <w:rPr>
+                <w:rFonts w:ascii="Times New Roman" w:eastAsia="Times New Roman" w:hAnsi="Times New Roman" w:cs="Times New Roman"/>
+                <w:sz w:val="24"/>
+                <w:szCs w:val="24"/>
+              </w:rPr>
+            </w:pPr>
+            <w:r>
+              <w:rPr>
+                <w:rFonts w:ascii="Times New Roman" w:hAnsi="Times New Roman" w:cs="Times New Roman"/>
+                <w:color w:val="000000"/>
+                <w:sz w:val="24"/>
+                <w:szCs w:val="24"/>
+              </w:rPr>
+              <w:t>3</w:t>
+            </w:r>
+          </w:p>
+        </w:tc>
+        <w:tc>
+          <w:tcPr>
+            <w:tcW w:w="900" w:type="dxa"/>
+            <w:tcBorders>
+              <w:top w:val="single" w:sz="4" w:space="0" w:color="CCCCCC"/>
+              <w:left w:val="single" w:sz="4" w:space="0" w:color="CCCCCC"/>
+              <w:bottom w:val="single" w:sz="4" w:space="0" w:color="CCCCCC"/>
+              <w:right w:val="single" w:sz="4" w:space="0" w:color="CCCCCC"/>
+            </w:tcBorders>
+            <w:shd w:val="clear" w:color="auto" w:fill="FFFFFF"/>
+            <w:tcMar>
+              <w:top w:w="80" w:type="dxa"/>
+              <w:left w:w="130" w:type="dxa"/>
+              <w:bottom w:w="80" w:type="dxa"/>
+              <w:right w:w="130" w:type="dxa"/>
+            </w:tcMar>
+            <w:vAlign w:val="center"/>
+          </w:tcPr>
+          <w:p>
+            <w:pPr>
+              <w:jc w:val="center"/>
+              <w:rPr>
+                <w:rFonts w:ascii="Times New Roman" w:eastAsia="Times New Roman" w:hAnsi="Times New Roman" w:cs="Times New Roman"/>
+                <w:sz w:val="24"/>
+                <w:szCs w:val="24"/>
+              </w:rPr>
+            </w:pPr>
+            <w:r>
+              <w:rPr>
+                <w:rFonts w:ascii="Times New Roman" w:hAnsi="Times New Roman" w:cs="Times New Roman"/>
+                <w:color w:val="000000"/>
+                <w:sz w:val="24"/>
+                <w:szCs w:val="24"/>
+              </w:rPr>
+              <w:t>2</w:t>
+            </w:r>
+          </w:p>
+        </w:tc>
+      </w:tr>
+      <w:tr>
+        <w:trPr>
+          <w:jc w:val="center"/>
+        </w:trPr>
+        <w:tc>
+          <w:tcPr>
+            <w:tcW w:w="1035" w:type="dxa"/>
+            <w:tcBorders>
+              <w:top w:val="single" w:sz="4" w:space="0" w:color="CCCCCC"/>
+              <w:left w:val="single" w:sz="4" w:space="0" w:color="CCCCCC"/>
+              <w:bottom w:val="single" w:sz="4" w:space="0" w:color="CCCCCC"/>
+              <w:right w:val="single" w:sz="4" w:space="0" w:color="CCCCCC"/>
+            </w:tcBorders>
+            <w:shd w:val="clear" w:color="auto" w:fill="F2F2F2"/>
+            <w:tcMar>
+              <w:top w:w="80" w:type="dxa"/>
+              <w:left w:w="130" w:type="dxa"/>
+              <w:bottom w:w="80" w:type="dxa"/>
+              <w:right w:w="130" w:type="dxa"/>
+            </w:tcMar>
+            <w:vAlign w:val="center"/>
+          </w:tcPr>
+          <w:p>
+            <w:pPr>
+              <w:rPr>
+                <w:rFonts w:ascii="Times New Roman" w:eastAsia="Times New Roman" w:hAnsi="Times New Roman" w:cs="Times New Roman"/>
+                <w:b/>
+                <w:bCs/>
+                <w:sz w:val="24"/>
+                <w:szCs w:val="24"/>
+              </w:rPr>
+            </w:pPr>
+            <w:r>
+              <w:rPr>
+                <w:rFonts w:ascii="Times New Roman" w:hAnsi="Times New Roman" w:cs="Times New Roman"/>
+                <w:b/>
+                <w:bCs/>
+                <w:color w:val="000000"/>
+                <w:sz w:val="24"/>
+                <w:szCs w:val="24"/>
+              </w:rPr>
+              <w:t>HU-10</w:t>
+            </w:r>
+          </w:p>
+        </w:tc>
+        <w:tc>
+          <w:tcPr>
+            <w:tcW w:w="3225" w:type="dxa"/>
+            <w:tcBorders>
+              <w:top w:val="single" w:sz="4" w:space="0" w:color="CCCCCC"/>
+              <w:left w:val="single" w:sz="4" w:space="0" w:color="CCCCCC"/>
+              <w:bottom w:val="single" w:sz="4" w:space="0" w:color="CCCCCC"/>
+              <w:right w:val="single" w:sz="4" w:space="0" w:color="CCCCCC"/>
+            </w:tcBorders>
+            <w:shd w:val="clear" w:color="auto" w:fill="F2F2F2"/>
+            <w:tcMar>
+              <w:top w:w="80" w:type="dxa"/>
+              <w:left w:w="130" w:type="dxa"/>
+              <w:bottom w:w="80" w:type="dxa"/>
+              <w:right w:w="130" w:type="dxa"/>
+            </w:tcMar>
+            <w:vAlign w:val="center"/>
+          </w:tcPr>
+          <w:p>
+            <w:pPr>
+              <w:rPr>
+                <w:rFonts w:ascii="Times New Roman" w:eastAsia="Times New Roman" w:hAnsi="Times New Roman" w:cs="Times New Roman"/>
+                <w:sz w:val="24"/>
+                <w:szCs w:val="24"/>
+              </w:rPr>
+            </w:pPr>
+            <w:r>
+              <w:rPr>
+                <w:rFonts w:ascii="Times New Roman" w:hAnsi="Times New Roman" w:cs="Times New Roman"/>
+                <w:color w:val="000000"/>
+                <w:sz w:val="24"/>
+                <w:szCs w:val="24"/>
+              </w:rPr>
+              <w:t>Registrar operación</w:t>
+            </w:r>
+          </w:p>
+        </w:tc>
+        <w:tc>
+          <w:tcPr>
+            <w:tcW w:w="1725" w:type="dxa"/>
+            <w:tcBorders>
+              <w:top w:val="single" w:sz="4" w:space="0" w:color="CCCCCC"/>
+              <w:left w:val="single" w:sz="4" w:space="0" w:color="CCCCCC"/>
+              <w:bottom w:val="single" w:sz="4" w:space="0" w:color="CCCCCC"/>
+              <w:right w:val="single" w:sz="4" w:space="0" w:color="CCCCCC"/>
+            </w:tcBorders>
+            <w:shd w:val="clear" w:color="auto" w:fill="F2F2F2"/>
+            <w:tcMar>
+              <w:top w:w="80" w:type="dxa"/>
+              <w:left w:w="130" w:type="dxa"/>
+              <w:bottom w:w="80" w:type="dxa"/>
+              <w:right w:w="130" w:type="dxa"/>
+            </w:tcMar>
+            <w:vAlign w:val="center"/>
+          </w:tcPr>
+          <w:p>
+            <w:pPr>
+              <w:rPr>
+                <w:rFonts w:ascii="Times New Roman" w:eastAsia="Times New Roman" w:hAnsi="Times New Roman" w:cs="Times New Roman"/>
+                <w:sz w:val="24"/>
+                <w:szCs w:val="24"/>
+              </w:rPr>
+            </w:pPr>
+            <w:r>
+              <w:rPr>
+                <w:rFonts w:ascii="Times New Roman" w:hAnsi="Times New Roman" w:cs="Times New Roman"/>
+                <w:color w:val="000000"/>
+                <w:sz w:val="24"/>
+                <w:szCs w:val="24"/>
+              </w:rPr>
+              <w:t>Administrador / Operador</w:t>
+            </w:r>
+          </w:p>
+        </w:tc>
+        <w:tc>
+          <w:tcPr>
+            <w:tcW w:w="1530" w:type="dxa"/>
+            <w:tcBorders>
+              <w:top w:val="single" w:sz="4" w:space="0" w:color="CCCCCC"/>
+              <w:left w:val="single" w:sz="4" w:space="0" w:color="CCCCCC"/>
+              <w:bottom w:val="single" w:sz="4" w:space="0" w:color="CCCCCC"/>
+              <w:right w:val="single" w:sz="4" w:space="0" w:color="CCCCCC"/>
+            </w:tcBorders>
+            <w:shd w:val="clear" w:color="auto" w:fill="F2F2F2"/>
+            <w:tcMar>
+              <w:top w:w="80" w:type="dxa"/>
+              <w:left w:w="130" w:type="dxa"/>
+              <w:bottom w:w="80" w:type="dxa"/>
+              <w:right w:w="130" w:type="dxa"/>
+            </w:tcMar>
+            <w:vAlign w:val="center"/>
+          </w:tcPr>
+          <w:p>
+            <w:pPr>
+              <w:rPr>
+                <w:rFonts w:ascii="Times New Roman" w:eastAsia="Times New Roman" w:hAnsi="Times New Roman" w:cs="Times New Roman"/>
+                <w:sz w:val="24"/>
+                <w:szCs w:val="24"/>
+              </w:rPr>
+            </w:pPr>
+            <w:r>
+              <w:rPr>
+                <w:rFonts w:ascii="Times New Roman" w:hAnsi="Times New Roman" w:cs="Times New Roman"/>
+                <w:color w:val="000000"/>
+                <w:sz w:val="24"/>
+                <w:szCs w:val="24"/>
+              </w:rPr>
+              <w:t>Must Have</w:t>
+            </w:r>
+          </w:p>
+        </w:tc>
+        <w:tc>
+          <w:tcPr>
+            <w:tcW w:w="735" w:type="dxa"/>
+            <w:tcBorders>
+              <w:top w:val="single" w:sz="4" w:space="0" w:color="CCCCCC"/>
+              <w:left w:val="single" w:sz="4" w:space="0" w:color="CCCCCC"/>
+              <w:bottom w:val="single" w:sz="4" w:space="0" w:color="CCCCCC"/>
+              <w:right w:val="single" w:sz="4" w:space="0" w:color="CCCCCC"/>
+            </w:tcBorders>
+            <w:shd w:val="clear" w:color="auto" w:fill="F2F2F2"/>
+            <w:tcMar>
+              <w:top w:w="80" w:type="dxa"/>
+              <w:left w:w="130" w:type="dxa"/>
+              <w:bottom w:w="80" w:type="dxa"/>
+              <w:right w:w="130" w:type="dxa"/>
+            </w:tcMar>
+            <w:vAlign w:val="center"/>
+          </w:tcPr>
+          <w:p>
+            <w:pPr>
+              <w:jc w:val="center"/>
+              <w:rPr>
+                <w:rFonts w:ascii="Times New Roman" w:eastAsia="Times New Roman" w:hAnsi="Times New Roman" w:cs="Times New Roman"/>
+                <w:sz w:val="24"/>
+                <w:szCs w:val="24"/>
+              </w:rPr>
+            </w:pPr>
+            <w:r>
+              <w:rPr>
+                <w:rFonts w:ascii="Times New Roman" w:hAnsi="Times New Roman" w:cs="Times New Roman"/>
+                <w:color w:val="000000"/>
+                <w:sz w:val="24"/>
+                <w:szCs w:val="24"/>
+              </w:rPr>
+              <w:t>8</w:t>
+            </w:r>
+          </w:p>
+        </w:tc>
+        <w:tc>
+          <w:tcPr>
+            <w:tcW w:w="900" w:type="dxa"/>
+            <w:tcBorders>
+              <w:top w:val="single" w:sz="4" w:space="0" w:color="CCCCCC"/>
+              <w:left w:val="single" w:sz="4" w:space="0" w:color="CCCCCC"/>
+              <w:bottom w:val="single" w:sz="4" w:space="0" w:color="CCCCCC"/>
+              <w:right w:val="single" w:sz="4" w:space="0" w:color="CCCCCC"/>
+            </w:tcBorders>
+            <w:shd w:val="clear" w:color="auto" w:fill="F2F2F2"/>
+            <w:tcMar>
+              <w:top w:w="80" w:type="dxa"/>
+              <w:left w:w="130" w:type="dxa"/>
+              <w:bottom w:w="80" w:type="dxa"/>
+              <w:right w:w="130" w:type="dxa"/>
+            </w:tcMar>
+            <w:vAlign w:val="center"/>
+          </w:tcPr>
+          <w:p>
+            <w:pPr>
+              <w:jc w:val="center"/>
+              <w:rPr>
+                <w:rFonts w:ascii="Times New Roman" w:eastAsia="Times New Roman" w:hAnsi="Times New Roman" w:cs="Times New Roman"/>
+                <w:sz w:val="24"/>
+                <w:szCs w:val="24"/>
+              </w:rPr>
+            </w:pPr>
+            <w:r>
+              <w:rPr>
+                <w:rFonts w:ascii="Times New Roman" w:hAnsi="Times New Roman" w:cs="Times New Roman"/>
+                <w:color w:val="000000"/>
+                <w:sz w:val="24"/>
+                <w:szCs w:val="24"/>
+              </w:rPr>
+              <w:t>2</w:t>
+            </w:r>
+          </w:p>
+        </w:tc>
+      </w:tr>
+      <w:tr>
+        <w:trPr>
+          <w:jc w:val="center"/>
+        </w:trPr>
+        <w:tc>
+          <w:tcPr>
+            <w:tcW w:w="1035" w:type="dxa"/>
+            <w:tcBorders>
+              <w:top w:val="single" w:sz="4" w:space="0" w:color="CCCCCC"/>
+              <w:left w:val="single" w:sz="4" w:space="0" w:color="CCCCCC"/>
+              <w:bottom w:val="single" w:sz="4" w:space="0" w:color="CCCCCC"/>
+              <w:right w:val="single" w:sz="4" w:space="0" w:color="CCCCCC"/>
+            </w:tcBorders>
+            <w:shd w:val="clear" w:color="auto" w:fill="FFFFFF"/>
+            <w:tcMar>
+              <w:top w:w="80" w:type="dxa"/>
+              <w:left w:w="130" w:type="dxa"/>
+              <w:bottom w:w="80" w:type="dxa"/>
+              <w:right w:w="130" w:type="dxa"/>
+            </w:tcMar>
+            <w:vAlign w:val="center"/>
+          </w:tcPr>
+          <w:p>
+            <w:pPr>
+              <w:rPr>
+                <w:rFonts w:ascii="Times New Roman" w:eastAsia="Times New Roman" w:hAnsi="Times New Roman" w:cs="Times New Roman"/>
+                <w:b/>
+                <w:bCs/>
+                <w:sz w:val="24"/>
+                <w:szCs w:val="24"/>
+              </w:rPr>
+            </w:pPr>
+            <w:r>
+              <w:rPr>
+                <w:rFonts w:ascii="Times New Roman" w:hAnsi="Times New Roman" w:cs="Times New Roman"/>
+                <w:b/>
+                <w:bCs/>
+                <w:color w:val="000000"/>
+                <w:sz w:val="24"/>
+                <w:szCs w:val="24"/>
+              </w:rPr>
+              <w:t>HU-11</w:t>
+            </w:r>
+          </w:p>
+        </w:tc>
+        <w:tc>
+          <w:tcPr>
+            <w:tcW w:w="3225" w:type="dxa"/>
+            <w:tcBorders>
+              <w:top w:val="single" w:sz="4" w:space="0" w:color="CCCCCC"/>
+              <w:left w:val="single" w:sz="4" w:space="0" w:color="CCCCCC"/>
+              <w:bottom w:val="single" w:sz="4" w:space="0" w:color="CCCCCC"/>
+              <w:right w:val="single" w:sz="4" w:space="0" w:color="CCCCCC"/>
+            </w:tcBorders>
+            <w:shd w:val="clear" w:color="auto" w:fill="FFFFFF"/>
+            <w:tcMar>
+              <w:top w:w="80" w:type="dxa"/>
+              <w:left w:w="130" w:type="dxa"/>
+              <w:bottom w:w="80" w:type="dxa"/>
+              <w:right w:w="130" w:type="dxa"/>
+            </w:tcMar>
+            <w:vAlign w:val="center"/>
+          </w:tcPr>
+          <w:p>
+            <w:pPr>
+              <w:rPr>
+                <w:rFonts w:ascii="Times New Roman" w:eastAsia="Times New Roman" w:hAnsi="Times New Roman" w:cs="Times New Roman"/>
+                <w:sz w:val="24"/>
+                <w:szCs w:val="24"/>
+              </w:rPr>
+            </w:pPr>
+            <w:r>
+              <w:rPr>
+                <w:rFonts w:ascii="Times New Roman" w:hAnsi="Times New Roman" w:cs="Times New Roman"/>
+                <w:color w:val="000000"/>
+                <w:sz w:val="24"/>
+                <w:szCs w:val="24"/>
+              </w:rPr>
+              <w:t>Consultar operaciones</w:t>
+            </w:r>
+          </w:p>
+        </w:tc>
+        <w:tc>
+          <w:tcPr>
+            <w:tcW w:w="1725" w:type="dxa"/>
+            <w:tcBorders>
+              <w:top w:val="single" w:sz="4" w:space="0" w:color="CCCCCC"/>
+              <w:left w:val="single" w:sz="4" w:space="0" w:color="CCCCCC"/>
+              <w:bottom w:val="single" w:sz="4" w:space="0" w:color="CCCCCC"/>
+              <w:right w:val="single" w:sz="4" w:space="0" w:color="CCCCCC"/>
+            </w:tcBorders>
+            <w:shd w:val="clear" w:color="auto" w:fill="FFFFFF"/>
+            <w:tcMar>
+              <w:top w:w="80" w:type="dxa"/>
+              <w:left w:w="130" w:type="dxa"/>
+              <w:bottom w:w="80" w:type="dxa"/>
+              <w:right w:w="130" w:type="dxa"/>
+            </w:tcMar>
+            <w:vAlign w:val="center"/>
+          </w:tcPr>
+          <w:p>
+            <w:pPr>
+              <w:rPr>
+                <w:rFonts w:ascii="Times New Roman" w:eastAsia="Times New Roman" w:hAnsi="Times New Roman" w:cs="Times New Roman"/>
+                <w:sz w:val="24"/>
+                <w:szCs w:val="24"/>
+              </w:rPr>
+            </w:pPr>
+            <w:r>
+              <w:rPr>
+                <w:rFonts w:ascii="Times New Roman" w:hAnsi="Times New Roman" w:cs="Times New Roman"/>
+                <w:color w:val="000000"/>
+                <w:sz w:val="24"/>
+                <w:szCs w:val="24"/>
+              </w:rPr>
+              <w:t>Administrador / Operador</w:t>
+            </w:r>
+          </w:p>
+        </w:tc>
+        <w:tc>
+          <w:tcPr>
+            <w:tcW w:w="1530" w:type="dxa"/>
+            <w:tcBorders>
+              <w:top w:val="single" w:sz="4" w:space="0" w:color="CCCCCC"/>
+              <w:left w:val="single" w:sz="4" w:space="0" w:color="CCCCCC"/>
+              <w:bottom w:val="single" w:sz="4" w:space="0" w:color="CCCCCC"/>
+              <w:right w:val="single" w:sz="4" w:space="0" w:color="CCCCCC"/>
+            </w:tcBorders>
+            <w:shd w:val="clear" w:color="auto" w:fill="FFFFFF"/>
+            <w:tcMar>
+              <w:top w:w="80" w:type="dxa"/>
+              <w:left w:w="130" w:type="dxa"/>
+              <w:bottom w:w="80" w:type="dxa"/>
+              <w:right w:w="130" w:type="dxa"/>
+            </w:tcMar>
+            <w:vAlign w:val="center"/>
+          </w:tcPr>
+          <w:p>
+            <w:pPr>
+              <w:rPr>
+                <w:rFonts w:ascii="Times New Roman" w:eastAsia="Times New Roman" w:hAnsi="Times New Roman" w:cs="Times New Roman"/>
+                <w:sz w:val="24"/>
+                <w:szCs w:val="24"/>
+              </w:rPr>
+            </w:pPr>
+            <w:r>
+              <w:rPr>
+                <w:rFonts w:ascii="Times New Roman" w:hAnsi="Times New Roman" w:cs="Times New Roman"/>
+                <w:color w:val="000000"/>
+                <w:sz w:val="24"/>
+                <w:szCs w:val="24"/>
+              </w:rPr>
+              <w:t>Must Have</w:t>
+            </w:r>
+          </w:p>
+        </w:tc>
+        <w:tc>
+          <w:tcPr>
+            <w:tcW w:w="735" w:type="dxa"/>
+            <w:tcBorders>
+              <w:top w:val="single" w:sz="4" w:space="0" w:color="CCCCCC"/>
+              <w:left w:val="single" w:sz="4" w:space="0" w:color="CCCCCC"/>
+              <w:bottom w:val="single" w:sz="4" w:space="0" w:color="CCCCCC"/>
+              <w:right w:val="single" w:sz="4" w:space="0" w:color="CCCCCC"/>
+            </w:tcBorders>
+            <w:shd w:val="clear" w:color="auto" w:fill="FFFFFF"/>
+            <w:tcMar>
+              <w:top w:w="80" w:type="dxa"/>
+              <w:left w:w="130" w:type="dxa"/>
+              <w:bottom w:w="80" w:type="dxa"/>
+              <w:right w:w="130" w:type="dxa"/>
+            </w:tcMar>
+            <w:vAlign w:val="center"/>
+          </w:tcPr>
+          <w:p>
+            <w:pPr>
+              <w:jc w:val="center"/>
+              <w:rPr>
+                <w:rFonts w:ascii="Times New Roman" w:eastAsia="Times New Roman" w:hAnsi="Times New Roman" w:cs="Times New Roman"/>
+                <w:sz w:val="24"/>
+                <w:szCs w:val="24"/>
+              </w:rPr>
+            </w:pPr>
+            <w:r>
+              <w:rPr>
+                <w:rFonts w:ascii="Times New Roman" w:hAnsi="Times New Roman" w:cs="Times New Roman"/>
+                <w:color w:val="000000"/>
+                <w:sz w:val="24"/>
+                <w:szCs w:val="24"/>
+              </w:rPr>
+              <w:t>5</w:t>
+            </w:r>
+          </w:p>
+        </w:tc>
+        <w:tc>
+          <w:tcPr>
+            <w:tcW w:w="900" w:type="dxa"/>
+            <w:tcBorders>
+              <w:top w:val="single" w:sz="4" w:space="0" w:color="CCCCCC"/>
+              <w:left w:val="single" w:sz="4" w:space="0" w:color="CCCCCC"/>
+              <w:bottom w:val="single" w:sz="4" w:space="0" w:color="CCCCCC"/>
+              <w:right w:val="single" w:sz="4" w:space="0" w:color="CCCCCC"/>
+            </w:tcBorders>
+            <w:shd w:val="clear" w:color="auto" w:fill="FFFFFF"/>
+            <w:tcMar>
+              <w:top w:w="80" w:type="dxa"/>
+              <w:left w:w="130" w:type="dxa"/>
+              <w:bottom w:w="80" w:type="dxa"/>
+              <w:right w:w="130" w:type="dxa"/>
+            </w:tcMar>
+            <w:vAlign w:val="center"/>
+          </w:tcPr>
+          <w:p>
+            <w:pPr>
+              <w:jc w:val="center"/>
+              <w:rPr>
+                <w:rFonts w:ascii="Times New Roman" w:eastAsia="Times New Roman" w:hAnsi="Times New Roman" w:cs="Times New Roman"/>
+                <w:sz w:val="24"/>
+                <w:szCs w:val="24"/>
+              </w:rPr>
+            </w:pPr>
+            <w:r>
+              <w:rPr>
+                <w:rFonts w:ascii="Times New Roman" w:hAnsi="Times New Roman" w:cs="Times New Roman"/>
+                <w:color w:val="000000"/>
+                <w:sz w:val="24"/>
+                <w:szCs w:val="24"/>
+              </w:rPr>
+              <w:t>2</w:t>
+            </w:r>
+          </w:p>
+        </w:tc>
+      </w:tr>
+      <w:tr>
+        <w:trPr>
+          <w:jc w:val="center"/>
+        </w:trPr>
+        <w:tc>
+          <w:tcPr>
+            <w:tcW w:w="1035" w:type="dxa"/>
+            <w:tcBorders>
+              <w:top w:val="single" w:sz="4" w:space="0" w:color="CCCCCC"/>
+              <w:left w:val="single" w:sz="4" w:space="0" w:color="CCCCCC"/>
+              <w:bottom w:val="single" w:sz="4" w:space="0" w:color="CCCCCC"/>
+              <w:right w:val="single" w:sz="4" w:space="0" w:color="CCCCCC"/>
+            </w:tcBorders>
+            <w:shd w:val="clear" w:color="auto" w:fill="F2F2F2"/>
+            <w:tcMar>
+              <w:top w:w="80" w:type="dxa"/>
+              <w:left w:w="130" w:type="dxa"/>
+              <w:bottom w:w="80" w:type="dxa"/>
+              <w:right w:w="130" w:type="dxa"/>
+            </w:tcMar>
+            <w:vAlign w:val="center"/>
+          </w:tcPr>
+          <w:p>
+            <w:pPr>
+              <w:rPr>
+                <w:rFonts w:ascii="Times New Roman" w:eastAsia="Times New Roman" w:hAnsi="Times New Roman" w:cs="Times New Roman"/>
+                <w:b/>
+                <w:bCs/>
+                <w:sz w:val="24"/>
+                <w:szCs w:val="24"/>
+              </w:rPr>
+            </w:pPr>
+            <w:r>
+              <w:rPr>
+                <w:rFonts w:ascii="Times New Roman" w:hAnsi="Times New Roman" w:cs="Times New Roman"/>
+                <w:b/>
+                <w:bCs/>
+                <w:color w:val="000000"/>
+                <w:sz w:val="24"/>
+                <w:szCs w:val="24"/>
+              </w:rPr>
+              <w:t>HU-12</w:t>
+            </w:r>
+          </w:p>
+        </w:tc>
+        <w:tc>
+          <w:tcPr>
+            <w:tcW w:w="3225" w:type="dxa"/>
+            <w:tcBorders>
+              <w:top w:val="single" w:sz="4" w:space="0" w:color="CCCCCC"/>
+              <w:left w:val="single" w:sz="4" w:space="0" w:color="CCCCCC"/>
+              <w:bottom w:val="single" w:sz="4" w:space="0" w:color="CCCCCC"/>
+              <w:right w:val="single" w:sz="4" w:space="0" w:color="CCCCCC"/>
+            </w:tcBorders>
+            <w:shd w:val="clear" w:color="auto" w:fill="F2F2F2"/>
+            <w:tcMar>
+              <w:top w:w="80" w:type="dxa"/>
+              <w:left w:w="130" w:type="dxa"/>
+              <w:bottom w:w="80" w:type="dxa"/>
+              <w:right w:w="130" w:type="dxa"/>
+            </w:tcMar>
+            <w:vAlign w:val="center"/>
+          </w:tcPr>
+          <w:p>
+            <w:pPr>
+              <w:rPr>
+                <w:rFonts w:ascii="Times New Roman" w:eastAsia="Times New Roman" w:hAnsi="Times New Roman" w:cs="Times New Roman"/>
+                <w:sz w:val="24"/>
+                <w:szCs w:val="24"/>
+              </w:rPr>
+            </w:pPr>
+            <w:r>
+              <w:rPr>
+                <w:rFonts w:ascii="Times New Roman" w:hAnsi="Times New Roman" w:cs="Times New Roman"/>
+                <w:color w:val="000000"/>
+                <w:sz w:val="24"/>
+                <w:szCs w:val="24"/>
+              </w:rPr>
+              <w:t>Consultar mis operaciones</w:t>
+            </w:r>
+          </w:p>
+        </w:tc>
+        <w:tc>
+          <w:tcPr>
+            <w:tcW w:w="1725" w:type="dxa"/>
+            <w:tcBorders>
+              <w:top w:val="single" w:sz="4" w:space="0" w:color="CCCCCC"/>
+              <w:left w:val="single" w:sz="4" w:space="0" w:color="CCCCCC"/>
+              <w:bottom w:val="single" w:sz="4" w:space="0" w:color="CCCCCC"/>
+              <w:right w:val="single" w:sz="4" w:space="0" w:color="CCCCCC"/>
+            </w:tcBorders>
+            <w:shd w:val="clear" w:color="auto" w:fill="F2F2F2"/>
+            <w:tcMar>
+              <w:top w:w="80" w:type="dxa"/>
+              <w:left w:w="130" w:type="dxa"/>
+              <w:bottom w:w="80" w:type="dxa"/>
+              <w:right w:w="130" w:type="dxa"/>
+            </w:tcMar>
+            <w:vAlign w:val="center"/>
+          </w:tcPr>
+          <w:p>
+            <w:pPr>
+              <w:rPr>
+                <w:rFonts w:ascii="Times New Roman" w:eastAsia="Times New Roman" w:hAnsi="Times New Roman" w:cs="Times New Roman"/>
+                <w:sz w:val="24"/>
+                <w:szCs w:val="24"/>
+              </w:rPr>
+            </w:pPr>
+            <w:r>
+              <w:rPr>
+                <w:rFonts w:ascii="Times New Roman" w:hAnsi="Times New Roman" w:cs="Times New Roman"/>
+                <w:color w:val="000000"/>
+                <w:sz w:val="24"/>
+                <w:szCs w:val="24"/>
+              </w:rPr>
+              <w:t>Cliente</w:t>
+            </w:r>
+          </w:p>
+        </w:tc>
+        <w:tc>
+          <w:tcPr>
+            <w:tcW w:w="1530" w:type="dxa"/>
+            <w:tcBorders>
+              <w:top w:val="single" w:sz="4" w:space="0" w:color="CCCCCC"/>
+              <w:left w:val="single" w:sz="4" w:space="0" w:color="CCCCCC"/>
+              <w:bottom w:val="single" w:sz="4" w:space="0" w:color="CCCCCC"/>
+              <w:right w:val="single" w:sz="4" w:space="0" w:color="CCCCCC"/>
+            </w:tcBorders>
+            <w:shd w:val="clear" w:color="auto" w:fill="F2F2F2"/>
+            <w:tcMar>
+              <w:top w:w="80" w:type="dxa"/>
+              <w:left w:w="130" w:type="dxa"/>
+              <w:bottom w:w="80" w:type="dxa"/>
+              <w:right w:w="130" w:type="dxa"/>
+            </w:tcMar>
+            <w:vAlign w:val="center"/>
+          </w:tcPr>
+          <w:p>
+            <w:pPr>
+              <w:rPr>
+                <w:rFonts w:ascii="Times New Roman" w:eastAsia="Times New Roman" w:hAnsi="Times New Roman" w:cs="Times New Roman"/>
+                <w:sz w:val="24"/>
+                <w:szCs w:val="24"/>
+              </w:rPr>
+            </w:pPr>
+            <w:r>
+              <w:rPr>
+                <w:rFonts w:ascii="Times New Roman" w:hAnsi="Times New Roman" w:cs="Times New Roman"/>
+                <w:color w:val="000000"/>
+                <w:sz w:val="24"/>
+                <w:szCs w:val="24"/>
+              </w:rPr>
+              <w:t>Must Have</w:t>
+            </w:r>
+          </w:p>
+        </w:tc>
+        <w:tc>
+          <w:tcPr>
+            <w:tcW w:w="735" w:type="dxa"/>
+            <w:tcBorders>
+              <w:top w:val="single" w:sz="4" w:space="0" w:color="CCCCCC"/>
+              <w:left w:val="single" w:sz="4" w:space="0" w:color="CCCCCC"/>
+              <w:bottom w:val="single" w:sz="4" w:space="0" w:color="CCCCCC"/>
+              <w:right w:val="single" w:sz="4" w:space="0" w:color="CCCCCC"/>
+            </w:tcBorders>
+            <w:shd w:val="clear" w:color="auto" w:fill="F2F2F2"/>
+            <w:tcMar>
+              <w:top w:w="80" w:type="dxa"/>
+              <w:left w:w="130" w:type="dxa"/>
+              <w:bottom w:w="80" w:type="dxa"/>
+              <w:right w:w="130" w:type="dxa"/>
+            </w:tcMar>
+            <w:vAlign w:val="center"/>
+          </w:tcPr>
+          <w:p>
+            <w:pPr>
+              <w:jc w:val="center"/>
+              <w:rPr>
+                <w:rFonts w:ascii="Times New Roman" w:eastAsia="Times New Roman" w:hAnsi="Times New Roman" w:cs="Times New Roman"/>
+                <w:sz w:val="24"/>
+                <w:szCs w:val="24"/>
+              </w:rPr>
+            </w:pPr>
+            <w:r>
+              <w:rPr>
+                <w:rFonts w:ascii="Times New Roman" w:hAnsi="Times New Roman" w:cs="Times New Roman"/>
+                <w:color w:val="000000"/>
+                <w:sz w:val="24"/>
+                <w:szCs w:val="24"/>
+              </w:rPr>
+              <w:t>5</w:t>
+            </w:r>
+          </w:p>
+        </w:tc>
+        <w:tc>
+          <w:tcPr>
+            <w:tcW w:w="900" w:type="dxa"/>
+            <w:tcBorders>
+              <w:top w:val="single" w:sz="4" w:space="0" w:color="CCCCCC"/>
+              <w:left w:val="single" w:sz="4" w:space="0" w:color="CCCCCC"/>
+              <w:bottom w:val="single" w:sz="4" w:space="0" w:color="CCCCCC"/>
+              <w:right w:val="single" w:sz="4" w:space="0" w:color="CCCCCC"/>
+            </w:tcBorders>
+            <w:shd w:val="clear" w:color="auto" w:fill="F2F2F2"/>
+            <w:tcMar>
+              <w:top w:w="80" w:type="dxa"/>
+              <w:left w:w="130" w:type="dxa"/>
+              <w:bottom w:w="80" w:type="dxa"/>
+              <w:right w:w="130" w:type="dxa"/>
+            </w:tcMar>
+            <w:vAlign w:val="center"/>
+          </w:tcPr>
+          <w:p>
+            <w:pPr>
+              <w:jc w:val="center"/>
+              <w:rPr>
+                <w:rFonts w:ascii="Times New Roman" w:eastAsia="Times New Roman" w:hAnsi="Times New Roman" w:cs="Times New Roman"/>
+                <w:sz w:val="24"/>
+                <w:szCs w:val="24"/>
+              </w:rPr>
+            </w:pPr>
+            <w:r>
+              <w:rPr>
+                <w:rFonts w:ascii="Times New Roman" w:hAnsi="Times New Roman" w:cs="Times New Roman"/>
+                <w:color w:val="000000"/>
+                <w:sz w:val="24"/>
+                <w:szCs w:val="24"/>
+              </w:rPr>
+              <w:t>2</w:t>
+            </w:r>
+          </w:p>
+        </w:tc>
+      </w:tr>
+      <w:tr>
+        <w:trPr>
+          <w:jc w:val="center"/>
+        </w:trPr>
+        <w:tc>
+          <w:tcPr>
+            <w:tcW w:w="1035" w:type="dxa"/>
+            <w:tcBorders>
+              <w:top w:val="single" w:sz="4" w:space="0" w:color="CCCCCC"/>
+              <w:left w:val="single" w:sz="4" w:space="0" w:color="CCCCCC"/>
+              <w:bottom w:val="single" w:sz="4" w:space="0" w:color="CCCCCC"/>
+              <w:right w:val="single" w:sz="4" w:space="0" w:color="CCCCCC"/>
+            </w:tcBorders>
+            <w:shd w:val="clear" w:color="auto" w:fill="F2F2F2"/>
+            <w:tcMar>
+              <w:top w:w="80" w:type="dxa"/>
+              <w:left w:w="130" w:type="dxa"/>
+              <w:bottom w:w="80" w:type="dxa"/>
+              <w:right w:w="130" w:type="dxa"/>
+            </w:tcMar>
+            <w:vAlign w:val="center"/>
+          </w:tcPr>
+          <w:p>
+            <w:pPr>
+              <w:rPr>
+                <w:rFonts w:ascii="Times New Roman" w:hAnsi="Times New Roman" w:cs="Times New Roman"/>
+                <w:b/>
+                <w:bCs/>
+                <w:color w:val="000000"/>
+                <w:sz w:val="24"/>
+                <w:szCs w:val="24"/>
+              </w:rPr>
+            </w:pPr>
+            <w:r>
+              <w:rPr>
+                <w:rFonts w:ascii="Times New Roman" w:hAnsi="Times New Roman" w:cs="Times New Roman"/>
+                <w:b/>
+                <w:bCs/>
+                <w:color w:val="000000"/>
+                <w:sz w:val="24"/>
+                <w:szCs w:val="24"/>
+              </w:rPr>
+              <w:t>HU-13</w:t>
+            </w:r>
+          </w:p>
+        </w:tc>
+        <w:tc>
+          <w:tcPr>
+            <w:tcW w:w="3225" w:type="dxa"/>
+            <w:tcBorders>
+              <w:top w:val="single" w:sz="4" w:space="0" w:color="CCCCCC"/>
+              <w:left w:val="single" w:sz="4" w:space="0" w:color="CCCCCC"/>
+              <w:bottom w:val="single" w:sz="4" w:space="0" w:color="CCCCCC"/>
+              <w:right w:val="single" w:sz="4" w:space="0" w:color="CCCCCC"/>
+            </w:tcBorders>
+            <w:shd w:val="clear" w:color="auto" w:fill="F2F2F2"/>
+            <w:tcMar>
+              <w:top w:w="80" w:type="dxa"/>
+              <w:left w:w="130" w:type="dxa"/>
+              <w:bottom w:w="80" w:type="dxa"/>
+              <w:right w:w="130" w:type="dxa"/>
+            </w:tcMar>
+            <w:vAlign w:val="center"/>
+          </w:tcPr>
+          <w:p>
+            <w:pPr>
+              <w:rPr>
+                <w:rFonts w:ascii="Times New Roman" w:hAnsi="Times New Roman" w:cs="Times New Roman"/>
+                <w:b/>
+                <w:bCs/>
+                <w:color w:val="000000"/>
+                <w:sz w:val="24"/>
+                <w:szCs w:val="24"/>
+              </w:rPr>
+            </w:pPr>
+            <w:r>
+              <w:rPr>
+                <w:rFonts w:ascii="Times New Roman" w:hAnsi="Times New Roman" w:cs="Times New Roman"/>
+                <w:color w:val="000000"/>
+                <w:sz w:val="24"/>
+                <w:szCs w:val="24"/>
+              </w:rPr>
+              <w:t>Restricción de acceso por roles y autenticación</w:t>
+            </w:r>
+          </w:p>
+        </w:tc>
+        <w:tc>
+          <w:tcPr>
+            <w:tcW w:w="1725" w:type="dxa"/>
+            <w:tcBorders>
+              <w:top w:val="single" w:sz="4" w:space="0" w:color="CCCCCC"/>
+              <w:left w:val="single" w:sz="4" w:space="0" w:color="CCCCCC"/>
+              <w:bottom w:val="single" w:sz="4" w:space="0" w:color="CCCCCC"/>
+              <w:right w:val="single" w:sz="4" w:space="0" w:color="CCCCCC"/>
+            </w:tcBorders>
+            <w:shd w:val="clear" w:color="auto" w:fill="F2F2F2"/>
+            <w:tcMar>
+              <w:top w:w="80" w:type="dxa"/>
+              <w:left w:w="130" w:type="dxa"/>
+              <w:bottom w:w="80" w:type="dxa"/>
+              <w:right w:w="130" w:type="dxa"/>
+            </w:tcMar>
+            <w:vAlign w:val="center"/>
+          </w:tcPr>
+          <w:p>
+            <w:pPr>
+              <w:rPr>
+                <w:rFonts w:ascii="Times New Roman" w:hAnsi="Times New Roman" w:cs="Times New Roman"/>
+                <w:b/>
+                <w:bCs/>
+                <w:color w:val="000000"/>
+                <w:sz w:val="24"/>
+                <w:szCs w:val="24"/>
+              </w:rPr>
+            </w:pPr>
+            <w:r>
+              <w:rPr>
+                <w:rFonts w:ascii="Times New Roman" w:hAnsi="Times New Roman" w:cs="Times New Roman"/>
+                <w:color w:val="000000"/>
+                <w:sz w:val="24"/>
+                <w:szCs w:val="24"/>
+              </w:rPr>
+              <w:t>Sistema</w:t>
+            </w:r>
+          </w:p>
+        </w:tc>
+        <w:tc>
+          <w:tcPr>
+            <w:tcW w:w="1530" w:type="dxa"/>
+            <w:tcBorders>
+              <w:top w:val="single" w:sz="4" w:space="0" w:color="CCCCCC"/>
+              <w:left w:val="single" w:sz="4" w:space="0" w:color="CCCCCC"/>
+              <w:bottom w:val="single" w:sz="4" w:space="0" w:color="CCCCCC"/>
+              <w:right w:val="single" w:sz="4" w:space="0" w:color="CCCCCC"/>
+            </w:tcBorders>
+            <w:shd w:val="clear" w:color="auto" w:fill="F2F2F2"/>
+            <w:tcMar>
+              <w:top w:w="80" w:type="dxa"/>
+              <w:left w:w="130" w:type="dxa"/>
+              <w:bottom w:w="80" w:type="dxa"/>
+              <w:right w:w="130" w:type="dxa"/>
+            </w:tcMar>
+            <w:vAlign w:val="center"/>
+          </w:tcPr>
+          <w:p>
+            <w:pPr>
+              <w:rPr>
+                <w:rFonts w:ascii="Times New Roman" w:hAnsi="Times New Roman" w:cs="Times New Roman"/>
+                <w:b/>
+                <w:bCs/>
+                <w:color w:val="000000"/>
+                <w:sz w:val="24"/>
+                <w:szCs w:val="24"/>
+              </w:rPr>
+            </w:pPr>
+            <w:r>
+              <w:rPr>
+                <w:rFonts w:ascii="Times New Roman" w:hAnsi="Times New Roman" w:cs="Times New Roman"/>
+                <w:color w:val="000000"/>
+                <w:sz w:val="24"/>
+                <w:szCs w:val="24"/>
+              </w:rPr>
+              <w:t>Must Have</w:t>
+            </w:r>
+          </w:p>
+        </w:tc>
+        <w:tc>
+          <w:tcPr>
+            <w:tcW w:w="735" w:type="dxa"/>
+            <w:tcBorders>
+              <w:top w:val="single" w:sz="4" w:space="0" w:color="CCCCCC"/>
+              <w:left w:val="single" w:sz="4" w:space="0" w:color="CCCCCC"/>
+              <w:bottom w:val="single" w:sz="4" w:space="0" w:color="CCCCCC"/>
+              <w:right w:val="single" w:sz="4" w:space="0" w:color="CCCCCC"/>
+            </w:tcBorders>
+            <w:shd w:val="clear" w:color="auto" w:fill="F2F2F2"/>
+            <w:tcMar>
+              <w:top w:w="80" w:type="dxa"/>
+              <w:left w:w="130" w:type="dxa"/>
+              <w:bottom w:w="80" w:type="dxa"/>
+              <w:right w:w="130" w:type="dxa"/>
+            </w:tcMar>
+            <w:vAlign w:val="center"/>
+          </w:tcPr>
+          <w:p>
+            <w:pPr>
+              <w:jc w:val="center"/>
+              <w:rPr>
+                <w:rFonts w:ascii="Times New Roman" w:hAnsi="Times New Roman" w:cs="Times New Roman"/>
+                <w:b/>
+                <w:bCs/>
+                <w:color w:val="000000"/>
+                <w:sz w:val="24"/>
+                <w:szCs w:val="24"/>
+              </w:rPr>
+            </w:pPr>
+            <w:r>
+              <w:rPr>
+                <w:rFonts w:ascii="Times New Roman" w:hAnsi="Times New Roman" w:cs="Times New Roman"/>
+                <w:color w:val="000000"/>
+                <w:sz w:val="24"/>
+                <w:szCs w:val="24"/>
+              </w:rPr>
+              <w:t>5</w:t>
+            </w:r>
+          </w:p>
+        </w:tc>
+        <w:tc>
+          <w:tcPr>
+            <w:tcW w:w="900" w:type="dxa"/>
+            <w:tcBorders>
+              <w:top w:val="single" w:sz="4" w:space="0" w:color="CCCCCC"/>
+              <w:left w:val="single" w:sz="4" w:space="0" w:color="CCCCCC"/>
+              <w:bottom w:val="single" w:sz="4" w:space="0" w:color="CCCCCC"/>
+              <w:right w:val="single" w:sz="4" w:space="0" w:color="CCCCCC"/>
+            </w:tcBorders>
+            <w:shd w:val="clear" w:color="auto" w:fill="F2F2F2"/>
+            <w:tcMar>
+              <w:top w:w="80" w:type="dxa"/>
+              <w:left w:w="130" w:type="dxa"/>
+              <w:bottom w:w="80" w:type="dxa"/>
+              <w:right w:w="130" w:type="dxa"/>
+            </w:tcMar>
+            <w:vAlign w:val="center"/>
+          </w:tcPr>
+          <w:p>
+            <w:pPr>
+              <w:jc w:val="center"/>
+              <w:rPr>
+                <w:rFonts w:ascii="Times New Roman" w:hAnsi="Times New Roman" w:cs="Times New Roman"/>
+                <w:b/>
+                <w:bCs/>
+                <w:color w:val="000000"/>
+                <w:sz w:val="24"/>
+                <w:szCs w:val="24"/>
+              </w:rPr>
+            </w:pPr>
+            <w:r>
+              <w:rPr>
+                <w:rFonts w:ascii="Times New Roman" w:hAnsi="Times New Roman" w:cs="Times New Roman"/>
+                <w:color w:val="000000"/>
+                <w:sz w:val="24"/>
+                <w:szCs w:val="24"/>
+              </w:rPr>
+              <w:t>1</w:t>
+            </w:r>
+          </w:p>
+        </w:tc>
+      </w:tr>
+      <w:tr>
+        <w:trPr>
+          <w:jc w:val="center"/>
+        </w:trPr>
+        <w:tc>
+          <w:tcPr>
+            <w:tcW w:w="1035" w:type="dxa"/>
+            <w:tcBorders>
+              <w:top w:val="single" w:sz="4" w:space="0" w:color="CCCCCC"/>
+              <w:left w:val="single" w:sz="4" w:space="0" w:color="CCCCCC"/>
+              <w:bottom w:val="single" w:sz="4" w:space="0" w:color="CCCCCC"/>
+              <w:right w:val="single" w:sz="4" w:space="0" w:color="CCCCCC"/>
+            </w:tcBorders>
+            <w:shd w:val="clear" w:color="auto" w:fill="F2F2F2"/>
+            <w:tcMar>
+              <w:top w:w="80" w:type="dxa"/>
+              <w:left w:w="130" w:type="dxa"/>
+              <w:bottom w:w="80" w:type="dxa"/>
+              <w:right w:w="130" w:type="dxa"/>
+            </w:tcMar>
+            <w:vAlign w:val="center"/>
+          </w:tcPr>
+          <w:p>
+            <w:pPr>
+              <w:rPr>
+                <w:rFonts w:ascii="Times New Roman" w:hAnsi="Times New Roman" w:cs="Times New Roman"/>
+                <w:b/>
+                <w:bCs/>
+                <w:color w:val="000000"/>
+                <w:sz w:val="24"/>
+                <w:szCs w:val="24"/>
+              </w:rPr>
+            </w:pPr>
+            <w:r>
+              <w:rPr>
+                <w:rFonts w:ascii="Times New Roman" w:hAnsi="Times New Roman" w:cs="Times New Roman"/>
+                <w:b/>
+                <w:bCs/>
+                <w:color w:val="000000"/>
+                <w:sz w:val="24"/>
+                <w:szCs w:val="24"/>
+              </w:rPr>
+              <w:t>HU-14</w:t>
+            </w:r>
+          </w:p>
+        </w:tc>
+        <w:tc>
+          <w:tcPr>
+            <w:tcW w:w="3225" w:type="dxa"/>
+            <w:tcBorders>
+              <w:top w:val="single" w:sz="4" w:space="0" w:color="CCCCCC"/>
+              <w:left w:val="single" w:sz="4" w:space="0" w:color="CCCCCC"/>
+              <w:bottom w:val="single" w:sz="4" w:space="0" w:color="CCCCCC"/>
+              <w:right w:val="single" w:sz="4" w:space="0" w:color="CCCCCC"/>
+            </w:tcBorders>
+            <w:shd w:val="clear" w:color="auto" w:fill="F2F2F2"/>
+            <w:tcMar>
+              <w:top w:w="80" w:type="dxa"/>
+              <w:left w:w="130" w:type="dxa"/>
+              <w:bottom w:w="80" w:type="dxa"/>
+              <w:right w:w="130" w:type="dxa"/>
+            </w:tcMar>
+            <w:vAlign w:val="center"/>
+          </w:tcPr>
+          <w:p>
+            <w:pPr>
+              <w:rPr>
+                <w:rFonts w:ascii="Times New Roman" w:hAnsi="Times New Roman" w:cs="Times New Roman"/>
+                <w:b/>
+                <w:bCs/>
+                <w:color w:val="000000"/>
+                <w:sz w:val="24"/>
+                <w:szCs w:val="24"/>
+              </w:rPr>
+            </w:pPr>
+            <w:r>
+              <w:rPr>
+                <w:rFonts w:ascii="Times New Roman" w:hAnsi="Times New Roman" w:cs="Times New Roman"/>
+                <w:color w:val="000000"/>
+                <w:sz w:val="24"/>
+                <w:szCs w:val="24"/>
+              </w:rPr>
+              <w:t>Ocultamiento de funcionalidades según rol en la interfaz</w:t>
+            </w:r>
+          </w:p>
+        </w:tc>
+        <w:tc>
+          <w:tcPr>
+            <w:tcW w:w="1725" w:type="dxa"/>
+            <w:tcBorders>
+              <w:top w:val="single" w:sz="4" w:space="0" w:color="CCCCCC"/>
+              <w:left w:val="single" w:sz="4" w:space="0" w:color="CCCCCC"/>
+              <w:bottom w:val="single" w:sz="4" w:space="0" w:color="CCCCCC"/>
+              <w:right w:val="single" w:sz="4" w:space="0" w:color="CCCCCC"/>
+            </w:tcBorders>
+            <w:shd w:val="clear" w:color="auto" w:fill="F2F2F2"/>
+            <w:tcMar>
+              <w:top w:w="80" w:type="dxa"/>
+              <w:left w:w="130" w:type="dxa"/>
+              <w:bottom w:w="80" w:type="dxa"/>
+              <w:right w:w="130" w:type="dxa"/>
+            </w:tcMar>
+            <w:vAlign w:val="center"/>
+          </w:tcPr>
+          <w:p>
+            <w:pPr>
+              <w:rPr>
+                <w:rFonts w:ascii="Times New Roman" w:hAnsi="Times New Roman" w:cs="Times New Roman"/>
+                <w:b/>
+                <w:bCs/>
+                <w:color w:val="000000"/>
+                <w:sz w:val="24"/>
+                <w:szCs w:val="24"/>
+              </w:rPr>
+            </w:pPr>
+            <w:r>
+              <w:rPr>
+                <w:rFonts w:ascii="Times New Roman" w:hAnsi="Times New Roman" w:cs="Times New Roman"/>
+                <w:color w:val="000000"/>
+                <w:sz w:val="24"/>
+                <w:szCs w:val="24"/>
+              </w:rPr>
+              <w:t>Sistema</w:t>
+            </w:r>
+          </w:p>
+        </w:tc>
+        <w:tc>
+          <w:tcPr>
+            <w:tcW w:w="1530" w:type="dxa"/>
+            <w:tcBorders>
+              <w:top w:val="single" w:sz="4" w:space="0" w:color="CCCCCC"/>
+              <w:left w:val="single" w:sz="4" w:space="0" w:color="CCCCCC"/>
+              <w:bottom w:val="single" w:sz="4" w:space="0" w:color="CCCCCC"/>
+              <w:right w:val="single" w:sz="4" w:space="0" w:color="CCCCCC"/>
+            </w:tcBorders>
+            <w:shd w:val="clear" w:color="auto" w:fill="F2F2F2"/>
+            <w:tcMar>
+              <w:top w:w="80" w:type="dxa"/>
+              <w:left w:w="130" w:type="dxa"/>
+              <w:bottom w:w="80" w:type="dxa"/>
+              <w:right w:w="130" w:type="dxa"/>
+            </w:tcMar>
+            <w:vAlign w:val="center"/>
+          </w:tcPr>
+          <w:p>
+            <w:pPr>
+              <w:rPr>
+                <w:rFonts w:ascii="Times New Roman" w:hAnsi="Times New Roman" w:cs="Times New Roman"/>
+                <w:b/>
+                <w:bCs/>
+                <w:color w:val="000000"/>
+                <w:sz w:val="24"/>
+                <w:szCs w:val="24"/>
+              </w:rPr>
+            </w:pPr>
+            <w:proofErr w:type="spellStart"/>
+            <w:r>
+              <w:rPr>
+                <w:rFonts w:ascii="Times New Roman" w:hAnsi="Times New Roman" w:cs="Times New Roman"/>
+                <w:color w:val="000000"/>
+                <w:sz w:val="24"/>
+                <w:szCs w:val="24"/>
+              </w:rPr>
+              <w:t>Should</w:t>
+            </w:r>
+            <w:proofErr w:type="spellEnd"/>
+            <w:r>
+              <w:rPr>
+                <w:rFonts w:ascii="Times New Roman" w:hAnsi="Times New Roman" w:cs="Times New Roman"/>
+                <w:color w:val="000000"/>
+                <w:sz w:val="24"/>
+                <w:szCs w:val="24"/>
+              </w:rPr>
+              <w:t xml:space="preserve"> Have</w:t>
+            </w:r>
+          </w:p>
+        </w:tc>
+        <w:tc>
+          <w:tcPr>
+            <w:tcW w:w="735" w:type="dxa"/>
+            <w:tcBorders>
+              <w:top w:val="single" w:sz="4" w:space="0" w:color="CCCCCC"/>
+              <w:left w:val="single" w:sz="4" w:space="0" w:color="CCCCCC"/>
+              <w:bottom w:val="single" w:sz="4" w:space="0" w:color="CCCCCC"/>
+              <w:right w:val="single" w:sz="4" w:space="0" w:color="CCCCCC"/>
+            </w:tcBorders>
+            <w:shd w:val="clear" w:color="auto" w:fill="F2F2F2"/>
+            <w:tcMar>
+              <w:top w:w="80" w:type="dxa"/>
+              <w:left w:w="130" w:type="dxa"/>
+              <w:bottom w:w="80" w:type="dxa"/>
+              <w:right w:w="130" w:type="dxa"/>
+            </w:tcMar>
+            <w:vAlign w:val="center"/>
+          </w:tcPr>
+          <w:p>
+            <w:pPr>
+              <w:jc w:val="center"/>
+              <w:rPr>
+                <w:rFonts w:ascii="Times New Roman" w:hAnsi="Times New Roman" w:cs="Times New Roman"/>
+                <w:b/>
+                <w:bCs/>
+                <w:color w:val="000000"/>
+                <w:sz w:val="24"/>
+                <w:szCs w:val="24"/>
+              </w:rPr>
+            </w:pPr>
+            <w:r>
+              <w:rPr>
+                <w:rFonts w:ascii="Times New Roman" w:hAnsi="Times New Roman" w:cs="Times New Roman"/>
+                <w:color w:val="000000"/>
+                <w:sz w:val="24"/>
+                <w:szCs w:val="24"/>
+              </w:rPr>
+              <w:t>3</w:t>
+            </w:r>
+          </w:p>
+        </w:tc>
+        <w:tc>
+          <w:tcPr>
+            <w:tcW w:w="900" w:type="dxa"/>
+            <w:tcBorders>
+              <w:top w:val="single" w:sz="4" w:space="0" w:color="CCCCCC"/>
+              <w:left w:val="single" w:sz="4" w:space="0" w:color="CCCCCC"/>
+              <w:bottom w:val="single" w:sz="4" w:space="0" w:color="CCCCCC"/>
+              <w:right w:val="single" w:sz="4" w:space="0" w:color="CCCCCC"/>
+            </w:tcBorders>
+            <w:shd w:val="clear" w:color="auto" w:fill="F2F2F2"/>
+            <w:tcMar>
+              <w:top w:w="80" w:type="dxa"/>
+              <w:left w:w="130" w:type="dxa"/>
+              <w:bottom w:w="80" w:type="dxa"/>
+              <w:right w:w="130" w:type="dxa"/>
+            </w:tcMar>
+            <w:vAlign w:val="center"/>
+          </w:tcPr>
+          <w:p>
+            <w:pPr>
+              <w:jc w:val="center"/>
+              <w:rPr>
+                <w:rFonts w:ascii="Times New Roman" w:hAnsi="Times New Roman" w:cs="Times New Roman"/>
+                <w:b/>
+                <w:bCs/>
+                <w:color w:val="000000"/>
+                <w:sz w:val="24"/>
+                <w:szCs w:val="24"/>
+              </w:rPr>
+            </w:pPr>
+            <w:r>
+              <w:rPr>
+                <w:rFonts w:ascii="Times New Roman" w:hAnsi="Times New Roman" w:cs="Times New Roman"/>
+                <w:color w:val="000000"/>
+                <w:sz w:val="24"/>
+                <w:szCs w:val="24"/>
+              </w:rPr>
+              <w:t>2</w:t>
+            </w:r>
+          </w:p>
+        </w:tc>
+      </w:tr>
+      <w:tr>
+        <w:trPr>
+          <w:jc w:val="center"/>
+        </w:trPr>
+        <w:tc>
+          <w:tcPr>
+            <w:tcW w:w="1035" w:type="dxa"/>
+            <w:tcBorders>
+              <w:top w:val="single" w:sz="4" w:space="0" w:color="CCCCCC"/>
+              <w:left w:val="single" w:sz="4" w:space="0" w:color="CCCCCC"/>
+              <w:bottom w:val="single" w:sz="4" w:space="0" w:color="CCCCCC"/>
+              <w:right w:val="single" w:sz="4" w:space="0" w:color="CCCCCC"/>
+            </w:tcBorders>
+            <w:shd w:val="clear" w:color="auto" w:fill="F2F2F2"/>
+            <w:tcMar>
+              <w:top w:w="80" w:type="dxa"/>
+              <w:left w:w="130" w:type="dxa"/>
+              <w:bottom w:w="80" w:type="dxa"/>
+              <w:right w:w="130" w:type="dxa"/>
+            </w:tcMar>
+            <w:vAlign w:val="center"/>
+          </w:tcPr>
+          <w:p>
+            <w:pPr>
+              <w:rPr>
+                <w:rFonts w:ascii="Times New Roman" w:hAnsi="Times New Roman" w:cs="Times New Roman"/>
+                <w:b/>
+                <w:bCs/>
+                <w:color w:val="000000"/>
+                <w:sz w:val="24"/>
+                <w:szCs w:val="24"/>
+              </w:rPr>
+            </w:pPr>
+            <w:r>
+              <w:rPr>
+                <w:rFonts w:ascii="Times New Roman" w:hAnsi="Times New Roman" w:cs="Times New Roman"/>
+                <w:b/>
+                <w:bCs/>
+                <w:color w:val="000000"/>
+                <w:sz w:val="24"/>
+                <w:szCs w:val="24"/>
+              </w:rPr>
+              <w:t>Total</w:t>
+            </w:r>
+          </w:p>
+        </w:tc>
+        <w:tc>
+          <w:tcPr>
+            <w:tcW w:w="3225" w:type="dxa"/>
+            <w:tcBorders>
+              <w:top w:val="single" w:sz="4" w:space="0" w:color="CCCCCC"/>
+              <w:left w:val="single" w:sz="4" w:space="0" w:color="CCCCCC"/>
+              <w:bottom w:val="single" w:sz="4" w:space="0" w:color="CCCCCC"/>
+              <w:right w:val="single" w:sz="4" w:space="0" w:color="CCCCCC"/>
+            </w:tcBorders>
+            <w:shd w:val="clear" w:color="auto" w:fill="F2F2F2"/>
+            <w:tcMar>
+              <w:top w:w="80" w:type="dxa"/>
+              <w:left w:w="130" w:type="dxa"/>
+              <w:bottom w:w="80" w:type="dxa"/>
+              <w:right w:w="130" w:type="dxa"/>
+            </w:tcMar>
+            <w:vAlign w:val="center"/>
+          </w:tcPr>
+          <w:p>
+            <w:pPr>
+              <w:rPr>
+                <w:rFonts w:ascii="Times New Roman" w:hAnsi="Times New Roman" w:cs="Times New Roman"/>
+                <w:b/>
+                <w:bCs/>
+                <w:color w:val="000000"/>
+                <w:sz w:val="24"/>
+                <w:szCs w:val="24"/>
+              </w:rPr>
+            </w:pPr>
+            <w:r>
+              <w:rPr>
+                <w:rFonts w:ascii="Times New Roman" w:hAnsi="Times New Roman" w:cs="Times New Roman"/>
+                <w:b/>
+                <w:bCs/>
+                <w:color w:val="000000"/>
+                <w:sz w:val="24"/>
+                <w:szCs w:val="24"/>
+              </w:rPr>
+              <w:t>Historias de Usuario</w:t>
+            </w:r>
+          </w:p>
+        </w:tc>
+        <w:tc>
+          <w:tcPr>
+            <w:tcW w:w="1725" w:type="dxa"/>
+            <w:tcBorders>
+              <w:top w:val="single" w:sz="4" w:space="0" w:color="CCCCCC"/>
+              <w:left w:val="single" w:sz="4" w:space="0" w:color="CCCCCC"/>
+              <w:bottom w:val="single" w:sz="4" w:space="0" w:color="CCCCCC"/>
+              <w:right w:val="single" w:sz="4" w:space="0" w:color="CCCCCC"/>
+            </w:tcBorders>
+            <w:shd w:val="clear" w:color="auto" w:fill="F2F2F2"/>
+            <w:tcMar>
+              <w:top w:w="80" w:type="dxa"/>
+              <w:left w:w="130" w:type="dxa"/>
+              <w:bottom w:w="80" w:type="dxa"/>
+              <w:right w:w="130" w:type="dxa"/>
+            </w:tcMar>
+            <w:vAlign w:val="center"/>
+          </w:tcPr>
+          <w:p>
+            <w:pPr>
+              <w:rPr>
+                <w:rFonts w:ascii="Times New Roman" w:hAnsi="Times New Roman" w:cs="Times New Roman"/>
+                <w:b/>
+                <w:bCs/>
+                <w:color w:val="000000"/>
+                <w:sz w:val="24"/>
+                <w:szCs w:val="24"/>
+              </w:rPr>
+            </w:pPr>
+            <w:r>
+              <w:rPr>
+                <w:rFonts w:ascii="Times New Roman" w:hAnsi="Times New Roman" w:cs="Times New Roman"/>
+                <w:b/>
+                <w:bCs/>
+                <w:color w:val="000000"/>
+                <w:sz w:val="24"/>
+                <w:szCs w:val="24"/>
+              </w:rPr>
+              <w:t>14</w:t>
+            </w:r>
+          </w:p>
+        </w:tc>
+        <w:tc>
+          <w:tcPr>
+            <w:tcW w:w="1530" w:type="dxa"/>
+            <w:tcBorders>
+              <w:top w:val="single" w:sz="4" w:space="0" w:color="CCCCCC"/>
+              <w:left w:val="single" w:sz="4" w:space="0" w:color="CCCCCC"/>
+              <w:bottom w:val="single" w:sz="4" w:space="0" w:color="CCCCCC"/>
+              <w:right w:val="single" w:sz="4" w:space="0" w:color="CCCCCC"/>
+            </w:tcBorders>
+            <w:shd w:val="clear" w:color="auto" w:fill="F2F2F2"/>
+            <w:tcMar>
+              <w:top w:w="80" w:type="dxa"/>
+              <w:left w:w="130" w:type="dxa"/>
+              <w:bottom w:w="80" w:type="dxa"/>
+              <w:right w:w="130" w:type="dxa"/>
+            </w:tcMar>
+            <w:vAlign w:val="center"/>
+          </w:tcPr>
+          <w:p>
+            <w:pPr>
+              <w:rPr>
+                <w:rFonts w:ascii="Times New Roman" w:hAnsi="Times New Roman" w:cs="Times New Roman"/>
+                <w:b/>
+                <w:bCs/>
+                <w:color w:val="000000"/>
+                <w:sz w:val="24"/>
+                <w:szCs w:val="24"/>
+              </w:rPr>
+            </w:pPr>
+          </w:p>
+        </w:tc>
+        <w:tc>
+          <w:tcPr>
+            <w:tcW w:w="735" w:type="dxa"/>
+            <w:tcBorders>
+              <w:top w:val="single" w:sz="4" w:space="0" w:color="CCCCCC"/>
+              <w:left w:val="single" w:sz="4" w:space="0" w:color="CCCCCC"/>
+              <w:bottom w:val="single" w:sz="4" w:space="0" w:color="CCCCCC"/>
+              <w:right w:val="single" w:sz="4" w:space="0" w:color="CCCCCC"/>
+            </w:tcBorders>
+            <w:shd w:val="clear" w:color="auto" w:fill="F2F2F2"/>
+            <w:tcMar>
+              <w:top w:w="80" w:type="dxa"/>
+              <w:left w:w="130" w:type="dxa"/>
+              <w:bottom w:w="80" w:type="dxa"/>
+              <w:right w:w="130" w:type="dxa"/>
+            </w:tcMar>
+            <w:vAlign w:val="center"/>
+          </w:tcPr>
+          <w:p>
+            <w:pPr>
+              <w:jc w:val="center"/>
+              <w:rPr>
+                <w:rFonts w:ascii="Times New Roman" w:hAnsi="Times New Roman" w:cs="Times New Roman"/>
+                <w:b/>
+                <w:bCs/>
+                <w:color w:val="000000"/>
+                <w:sz w:val="24"/>
+                <w:szCs w:val="24"/>
+              </w:rPr>
+            </w:pPr>
+            <w:r>
+              <w:rPr>
+                <w:rFonts w:ascii="Times New Roman" w:hAnsi="Times New Roman" w:cs="Times New Roman"/>
+                <w:b/>
+                <w:bCs/>
+                <w:color w:val="000000"/>
+                <w:sz w:val="24"/>
+                <w:szCs w:val="24"/>
+              </w:rPr>
+              <w:t xml:space="preserve">53 </w:t>
+            </w:r>
+            <w:proofErr w:type="spellStart"/>
+            <w:r>
+              <w:rPr>
+                <w:rFonts w:ascii="Times New Roman" w:hAnsi="Times New Roman" w:cs="Times New Roman"/>
+                <w:b/>
+                <w:bCs/>
+                <w:color w:val="000000"/>
+                <w:sz w:val="24"/>
+                <w:szCs w:val="24"/>
+              </w:rPr>
+              <w:t>pts</w:t>
+            </w:r>
+            <w:proofErr w:type="spellEnd"/>
+          </w:p>
+        </w:tc>
+        <w:tc>
+          <w:tcPr>
+            <w:tcW w:w="900" w:type="dxa"/>
+            <w:tcBorders>
+              <w:top w:val="single" w:sz="4" w:space="0" w:color="CCCCCC"/>
+              <w:left w:val="single" w:sz="4" w:space="0" w:color="CCCCCC"/>
+              <w:bottom w:val="single" w:sz="4" w:space="0" w:color="CCCCCC"/>
+              <w:right w:val="single" w:sz="4" w:space="0" w:color="CCCCCC"/>
+            </w:tcBorders>
+            <w:shd w:val="clear" w:color="auto" w:fill="F2F2F2"/>
+            <w:tcMar>
+              <w:top w:w="80" w:type="dxa"/>
+              <w:left w:w="130" w:type="dxa"/>
+              <w:bottom w:w="80" w:type="dxa"/>
+              <w:right w:w="130" w:type="dxa"/>
+            </w:tcMar>
+            <w:vAlign w:val="center"/>
+          </w:tcPr>
+          <w:p>
+            <w:pPr>
+              <w:jc w:val="center"/>
+              <w:rPr>
+                <w:rFonts w:ascii="Times New Roman" w:hAnsi="Times New Roman" w:cs="Times New Roman"/>
+                <w:b/>
+                <w:bCs/>
+                <w:color w:val="000000"/>
+                <w:sz w:val="24"/>
+                <w:szCs w:val="24"/>
+              </w:rPr>
+            </w:pPr>
+            <w:r>
+              <w:rPr>
+                <w:rFonts w:ascii="Times New Roman" w:hAnsi="Times New Roman" w:cs="Times New Roman"/>
+                <w:b/>
+                <w:bCs/>
+                <w:color w:val="000000"/>
+                <w:sz w:val="24"/>
+                <w:szCs w:val="24"/>
+              </w:rPr>
+              <w:t>2 Sprints</w:t>
+            </w:r>
+          </w:p>
+        </w:tc>
+      </w:tr>
+    </w:tbl>
+    <w:p>
+      <w:pPr>
+        <w:jc w:val="both"/>
+        <w:rPr>
+          <w:rFonts w:ascii="Times New Roman" w:hAnsi="Times New Roman" w:cs="Times New Roman"/>
+          <w:b/>
+          <w:bCs/>
+          <w:sz w:val="24"/>
+          <w:szCs w:val="24"/>
         </w:rPr>
       </w:pPr>
     </w:p>
